--- a/履歴書/2416038_松添優成_履歴書.docx
+++ b/履歴書/2416038_松添優成_履歴書.docx
@@ -1,6 +1,6 @@
 
 <file path=word/document.xml><?xml version="1.0" encoding="utf-8"?>
-<w:document xmlns:wpc="http://schemas.microsoft.com/office/word/2010/wordprocessingCanvas" xmlns:cx="http://schemas.microsoft.com/office/drawing/2014/chartex" xmlns:cx1="http://schemas.microsoft.com/office/drawing/2015/9/8/chartex" xmlns:cx2="http://schemas.microsoft.com/office/drawing/2015/10/21/chartex" xmlns:cx3="http://schemas.microsoft.com/office/drawing/2016/5/9/chartex" xmlns:cx4="http://schemas.microsoft.com/office/drawing/2016/5/10/chartex" xmlns:cx5="http://schemas.microsoft.com/office/drawing/2016/5/11/chartex" xmlns:cx6="http://schemas.microsoft.com/office/drawing/2016/5/12/chartex" xmlns:cx7="http://schemas.microsoft.com/office/drawing/2016/5/13/chartex" xmlns:cx8="http://schemas.microsoft.com/office/drawing/2016/5/14/chartex" xmlns:mc="http://schemas.openxmlformats.org/markup-compatibility/2006" xmlns:aink="http://schemas.microsoft.com/office/drawing/2016/ink" xmlns:am3d="http://schemas.microsoft.com/office/drawing/2017/model3d" xmlns:o="urn:schemas-microsoft-com:office:office" xmlns:r="http://schemas.openxmlformats.org/officeDocument/2006/relationships" xmlns:m="http://schemas.openxmlformats.org/officeDocument/2006/math" xmlns:v="urn:schemas-microsoft-com:vml" xmlns:wp14="http://schemas.microsoft.com/office/word/2010/wordprocessingDrawing" xmlns:wp="http://schemas.openxmlformats.org/drawingml/2006/wordprocessingDrawing" xmlns:w10="urn:schemas-microsoft-com:office:word" xmlns:w="http://schemas.openxmlformats.org/wordprocessingml/2006/main" xmlns:w14="http://schemas.microsoft.com/office/word/2010/wordml" xmlns:w15="http://schemas.microsoft.com/office/word/2012/wordml" xmlns:w16cex="http://schemas.microsoft.com/office/word/2018/wordml/cex" xmlns:w16cid="http://schemas.microsoft.com/office/word/2016/wordml/cid" xmlns:w16="http://schemas.microsoft.com/office/word/2018/wordml" xmlns:w16sdtdh="http://schemas.microsoft.com/office/word/2020/wordml/sdtdatahash" xmlns:w16se="http://schemas.microsoft.com/office/word/2015/wordml/symex" xmlns:wpg="http://schemas.microsoft.com/office/word/2010/wordprocessingGroup" xmlns:wpi="http://schemas.microsoft.com/office/word/2010/wordprocessingInk" xmlns:wne="http://schemas.microsoft.com/office/word/2006/wordml" xmlns:wps="http://schemas.microsoft.com/office/word/2010/wordprocessingShape" mc:Ignorable="w14 w15 w16se w16cid w16 w16cex w16sdtdh wp14">
+<w:document xmlns:wpc="http://schemas.microsoft.com/office/word/2010/wordprocessingCanvas" xmlns:cx="http://schemas.microsoft.com/office/drawing/2014/chartex" xmlns:cx1="http://schemas.microsoft.com/office/drawing/2015/9/8/chartex" xmlns:cx2="http://schemas.microsoft.com/office/drawing/2015/10/21/chartex" xmlns:cx3="http://schemas.microsoft.com/office/drawing/2016/5/9/chartex" xmlns:cx4="http://schemas.microsoft.com/office/drawing/2016/5/10/chartex" xmlns:cx5="http://schemas.microsoft.com/office/drawing/2016/5/11/chartex" xmlns:cx6="http://schemas.microsoft.com/office/drawing/2016/5/12/chartex" xmlns:cx7="http://schemas.microsoft.com/office/drawing/2016/5/13/chartex" xmlns:cx8="http://schemas.microsoft.com/office/drawing/2016/5/14/chartex" xmlns:mc="http://schemas.openxmlformats.org/markup-compatibility/2006" xmlns:aink="http://schemas.microsoft.com/office/drawing/2016/ink" xmlns:am3d="http://schemas.microsoft.com/office/drawing/2017/model3d" xmlns:o="urn:schemas-microsoft-com:office:office" xmlns:oel="http://schemas.microsoft.com/office/2019/extlst" xmlns:r="http://schemas.openxmlformats.org/officeDocument/2006/relationships" xmlns:m="http://schemas.openxmlformats.org/officeDocument/2006/math" xmlns:v="urn:schemas-microsoft-com:vml" xmlns:wp14="http://schemas.microsoft.com/office/word/2010/wordprocessingDrawing" xmlns:wp="http://schemas.openxmlformats.org/drawingml/2006/wordprocessingDrawing" xmlns:w10="urn:schemas-microsoft-com:office:word" xmlns:w="http://schemas.openxmlformats.org/wordprocessingml/2006/main" xmlns:w14="http://schemas.microsoft.com/office/word/2010/wordml" xmlns:w15="http://schemas.microsoft.com/office/word/2012/wordml" xmlns:w16cei="http://schemas.microsoft.com/office/word/2026/wordml/cei" xmlns:w16cex="http://schemas.microsoft.com/office/word/2018/wordml/cex" xmlns:w16cid="http://schemas.microsoft.com/office/word/2016/wordml/cid" xmlns:w16="http://schemas.microsoft.com/office/word/2018/wordml" xmlns:w16du="http://schemas.microsoft.com/office/word/2023/wordml/word16du" xmlns:w16sdtdh="http://schemas.microsoft.com/office/word/2020/wordml/sdtdatahash" xmlns:w16sdtfl="http://schemas.microsoft.com/office/word/2024/wordml/sdtformatlock" xmlns:w16se="http://schemas.microsoft.com/office/word/2015/wordml/symex" xmlns:wpg="http://schemas.microsoft.com/office/word/2010/wordprocessingGroup" xmlns:wpi="http://schemas.microsoft.com/office/word/2010/wordprocessingInk" xmlns:wne="http://schemas.microsoft.com/office/word/2006/wordml" xmlns:wps="http://schemas.microsoft.com/office/word/2010/wordprocessingShape" mc:Ignorable="w14 w15 w16se w16cid w16 w16cex w16sdtdh w16sdtfl w16du wp14">
   <w:body>
     <w:p>
       <w:pPr>
@@ -8,6 +8,2198 @@
           <w:rFonts w:eastAsiaTheme="minorEastAsia"/>
         </w:rPr>
       </w:pPr>
+      <w:r>
+        <w:rPr>
+          <w:noProof/>
+        </w:rPr>
+        <mc:AlternateContent>
+          <mc:Choice Requires="wps">
+            <w:drawing>
+              <wp:anchor distT="45720" distB="45720" distL="114300" distR="114300" simplePos="0" relativeHeight="251753472" behindDoc="0" locked="0" layoutInCell="1" allowOverlap="1" wp14:anchorId="137EAFC0" wp14:editId="3F1034D1">
+                <wp:simplePos x="0" y="0"/>
+                <wp:positionH relativeFrom="column">
+                  <wp:posOffset>8029575</wp:posOffset>
+                </wp:positionH>
+                <wp:positionV relativeFrom="page">
+                  <wp:posOffset>6496050</wp:posOffset>
+                </wp:positionV>
+                <wp:extent cx="6477000" cy="1238250"/>
+                <wp:effectExtent l="0" t="0" r="0" b="0"/>
+                <wp:wrapSquare wrapText="bothSides"/>
+                <wp:docPr id="219" name="テキスト ボックス 219"/>
+                <wp:cNvGraphicFramePr>
+                  <a:graphicFrameLocks xmlns:a="http://schemas.openxmlformats.org/drawingml/2006/main"/>
+                </wp:cNvGraphicFramePr>
+                <a:graphic xmlns:a="http://schemas.openxmlformats.org/drawingml/2006/main">
+                  <a:graphicData uri="http://schemas.microsoft.com/office/word/2010/wordprocessingShape">
+                    <wps:wsp>
+                      <wps:cNvSpPr txBox="1">
+                        <a:spLocks noChangeArrowheads="1"/>
+                      </wps:cNvSpPr>
+                      <wps:spPr bwMode="auto">
+                        <a:xfrm>
+                          <a:off x="0" y="0"/>
+                          <a:ext cx="6477000" cy="1238250"/>
+                        </a:xfrm>
+                        <a:prstGeom prst="rect">
+                          <a:avLst/>
+                        </a:prstGeom>
+                        <a:noFill/>
+                        <a:ln w="9525">
+                          <a:noFill/>
+                          <a:miter lim="800000"/>
+                          <a:headEnd/>
+                          <a:tailEnd/>
+                        </a:ln>
+                      </wps:spPr>
+                      <wps:txbx>
+                        <w:txbxContent>
+                          <w:p>
+                            <w:pPr>
+                              <w:spacing w:after="0" w:line="460" w:lineRule="exact"/>
+                              <w:jc w:val="both"/>
+                              <w:rPr>
+                                <w:rFonts w:asciiTheme="minorEastAsia" w:eastAsiaTheme="minorEastAsia" w:hAnsiTheme="minorEastAsia"/>
+                                <w:spacing w:val="-6"/>
+                                <w:sz w:val="28"/>
+                                <w:szCs w:val="28"/>
+                              </w:rPr>
+                            </w:pPr>
+                            <w:r>
+                              <w:rPr>
+                                <w:rFonts w:asciiTheme="minorEastAsia" w:eastAsiaTheme="minorEastAsia" w:hAnsiTheme="minorEastAsia"/>
+                                <w:spacing w:val="-6"/>
+                                <w:sz w:val="28"/>
+                                <w:szCs w:val="28"/>
+                              </w:rPr>
+                              <w:t>球体ステージの設計の工夫に力を入れました。</w:t>
+                            </w:r>
+                            <w:r>
+                              <w:rPr>
+                                <w:rFonts w:asciiTheme="minorEastAsia" w:eastAsiaTheme="minorEastAsia" w:hAnsiTheme="minorEastAsia"/>
+                                <w:spacing w:val="-6"/>
+                                <w:sz w:val="28"/>
+                                <w:szCs w:val="28"/>
+                              </w:rPr>
+                              <w:t>球面座標で実装すると、移動・配置・当たり判定など全処理が球面前提となり、機能追加のたびに修正範囲が広がる課題がありました。そこで内部処理を平面のXY座標に統一し、頂点シェーダで球体状に曲げる設計を選びました。その結果、CPU側の座標計算を単純化でき</w:t>
+                            </w:r>
+                            <w:r>
+                              <w:rPr>
+                                <w:rFonts w:asciiTheme="minorEastAsia" w:eastAsiaTheme="minorEastAsia" w:hAnsiTheme="minorEastAsia"/>
+                                <w:spacing w:val="-6"/>
+                                <w:sz w:val="28"/>
+                                <w:szCs w:val="28"/>
+                              </w:rPr>
+                              <w:t>ました。</w:t>
+                            </w:r>
+                          </w:p>
+                          <w:p>
+                            <w:pPr>
+                              <w:spacing w:after="0" w:line="460" w:lineRule="exact"/>
+                              <w:jc w:val="both"/>
+                              <w:rPr>
+                                <w:rFonts w:asciiTheme="minorEastAsia" w:eastAsiaTheme="minorEastAsia" w:hAnsiTheme="minorEastAsia" w:hint="eastAsia"/>
+                                <w:spacing w:val="-6"/>
+                                <w:sz w:val="28"/>
+                                <w:szCs w:val="28"/>
+                              </w:rPr>
+                            </w:pPr>
+                          </w:p>
+                        </w:txbxContent>
+                      </wps:txbx>
+                      <wps:bodyPr rot="0" vert="horz" wrap="square" lIns="91440" tIns="36000" rIns="91440" bIns="0" anchor="t" anchorCtr="0">
+                        <a:noAutofit/>
+                      </wps:bodyPr>
+                    </wps:wsp>
+                  </a:graphicData>
+                </a:graphic>
+                <wp14:sizeRelH relativeFrom="margin">
+                  <wp14:pctWidth>0</wp14:pctWidth>
+                </wp14:sizeRelH>
+                <wp14:sizeRelV relativeFrom="margin">
+                  <wp14:pctHeight>0</wp14:pctHeight>
+                </wp14:sizeRelV>
+              </wp:anchor>
+            </w:drawing>
+          </mc:Choice>
+          <mc:Fallback>
+            <w:pict>
+              <v:shapetype w14:anchorId="137EAFC0" id="_x0000_t202" coordsize="21600,21600" o:spt="202" path="m,l,21600r21600,l21600,xe">
+                <v:stroke joinstyle="miter"/>
+                <v:path gradientshapeok="t" o:connecttype="rect"/>
+              </v:shapetype>
+              <v:shape id="テキスト ボックス 219" o:spid="_x0000_s1026" type="#_x0000_t202" style="position:absolute;margin-left:632.25pt;margin-top:511.5pt;width:510pt;height:97.5pt;z-index:251753472;visibility:visible;mso-wrap-style:square;mso-width-percent:0;mso-height-percent:0;mso-wrap-distance-left:9pt;mso-wrap-distance-top:3.6pt;mso-wrap-distance-right:9pt;mso-wrap-distance-bottom:3.6pt;mso-position-horizontal:absolute;mso-position-horizontal-relative:text;mso-position-vertical:absolute;mso-position-vertical-relative:page;mso-width-percent:0;mso-height-percent:0;mso-width-relative:margin;mso-height-relative:margin;v-text-anchor:top" o:gfxdata="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" filled="f" stroked="f">
+                <v:textbox inset=",1mm,,0">
+                  <w:txbxContent>
+                    <w:p>
+                      <w:pPr>
+                        <w:spacing w:after="0" w:line="460" w:lineRule="exact"/>
+                        <w:jc w:val="both"/>
+                        <w:rPr>
+                          <w:rFonts w:asciiTheme="minorEastAsia" w:eastAsiaTheme="minorEastAsia" w:hAnsiTheme="minorEastAsia"/>
+                          <w:spacing w:val="-6"/>
+                          <w:sz w:val="28"/>
+                          <w:szCs w:val="28"/>
+                        </w:rPr>
+                      </w:pPr>
+                      <w:r>
+                        <w:rPr>
+                          <w:rFonts w:asciiTheme="minorEastAsia" w:eastAsiaTheme="minorEastAsia" w:hAnsiTheme="minorEastAsia"/>
+                          <w:spacing w:val="-6"/>
+                          <w:sz w:val="28"/>
+                          <w:szCs w:val="28"/>
+                        </w:rPr>
+                        <w:t>球体ステージの設計の工夫に力を入れました。</w:t>
+                      </w:r>
+                      <w:r>
+                        <w:rPr>
+                          <w:rFonts w:asciiTheme="minorEastAsia" w:eastAsiaTheme="minorEastAsia" w:hAnsiTheme="minorEastAsia"/>
+                          <w:spacing w:val="-6"/>
+                          <w:sz w:val="28"/>
+                          <w:szCs w:val="28"/>
+                        </w:rPr>
+                        <w:t>球面座標で実装すると、移動・配置・当たり判定など全処理が球面前提となり、機能追加のたびに修正範囲が広がる課題がありました。そこで内部処理を平面のXY座標に統一し、頂点シェーダで球体状に曲げる設計を選びました。その結果、CPU側の座標計算を単純化でき</w:t>
+                      </w:r>
+                      <w:r>
+                        <w:rPr>
+                          <w:rFonts w:asciiTheme="minorEastAsia" w:eastAsiaTheme="minorEastAsia" w:hAnsiTheme="minorEastAsia"/>
+                          <w:spacing w:val="-6"/>
+                          <w:sz w:val="28"/>
+                          <w:szCs w:val="28"/>
+                        </w:rPr>
+                        <w:t>ました。</w:t>
+                      </w:r>
+                    </w:p>
+                    <w:p>
+                      <w:pPr>
+                        <w:spacing w:after="0" w:line="460" w:lineRule="exact"/>
+                        <w:jc w:val="both"/>
+                        <w:rPr>
+                          <w:rFonts w:asciiTheme="minorEastAsia" w:eastAsiaTheme="minorEastAsia" w:hAnsiTheme="minorEastAsia" w:hint="eastAsia"/>
+                          <w:spacing w:val="-6"/>
+                          <w:sz w:val="28"/>
+                          <w:szCs w:val="28"/>
+                        </w:rPr>
+                      </w:pPr>
+                    </w:p>
+                  </w:txbxContent>
+                </v:textbox>
+                <w10:wrap type="square" anchory="page"/>
+              </v:shape>
+            </w:pict>
+          </mc:Fallback>
+        </mc:AlternateContent>
+      </w:r>
+      <w:r>
+        <w:rPr>
+          <w:noProof/>
+        </w:rPr>
+        <mc:AlternateContent>
+          <mc:Choice Requires="wps">
+            <w:drawing>
+              <wp:anchor distT="50165" distB="45720" distL="114300" distR="114300" simplePos="0" relativeHeight="251782144" behindDoc="0" locked="0" layoutInCell="1" allowOverlap="1" wp14:anchorId="7041912E" wp14:editId="16165224">
+                <wp:simplePos x="0" y="0"/>
+                <wp:positionH relativeFrom="column">
+                  <wp:posOffset>2162175</wp:posOffset>
+                </wp:positionH>
+                <wp:positionV relativeFrom="page">
+                  <wp:posOffset>7791450</wp:posOffset>
+                </wp:positionV>
+                <wp:extent cx="5142865" cy="495300"/>
+                <wp:effectExtent l="0" t="0" r="0" b="0"/>
+                <wp:wrapSquare wrapText="bothSides"/>
+                <wp:docPr id="34" name="テキスト ボックス 2"/>
+                <wp:cNvGraphicFramePr>
+                  <a:graphicFrameLocks xmlns:a="http://schemas.openxmlformats.org/drawingml/2006/main"/>
+                </wp:cNvGraphicFramePr>
+                <a:graphic xmlns:a="http://schemas.openxmlformats.org/drawingml/2006/main">
+                  <a:graphicData uri="http://schemas.microsoft.com/office/word/2010/wordprocessingShape">
+                    <wps:wsp>
+                      <wps:cNvSpPr txBox="1">
+                        <a:spLocks noChangeArrowheads="1"/>
+                      </wps:cNvSpPr>
+                      <wps:spPr bwMode="auto">
+                        <a:xfrm>
+                          <a:off x="0" y="0"/>
+                          <a:ext cx="5142865" cy="495300"/>
+                        </a:xfrm>
+                        <a:prstGeom prst="rect">
+                          <a:avLst/>
+                        </a:prstGeom>
+                        <a:noFill/>
+                        <a:ln w="9525">
+                          <a:noFill/>
+                          <a:miter lim="800000"/>
+                          <a:headEnd/>
+                          <a:tailEnd/>
+                        </a:ln>
+                      </wps:spPr>
+                      <wps:txbx>
+                        <w:txbxContent>
+                          <w:p>
+                            <w:pPr>
+                              <w:rPr>
+                                <w:rFonts w:ascii="ＭＳ 明朝" w:eastAsia="ＭＳ 明朝" w:hAnsi="ＭＳ 明朝"/>
+                                <w:sz w:val="28"/>
+                                <w:szCs w:val="28"/>
+                              </w:rPr>
+                            </w:pPr>
+                            <w:r>
+                              <w:rPr>
+                                <w:rFonts w:ascii="ＭＳ 明朝" w:eastAsia="ＭＳ 明朝" w:hAnsi="ＭＳ 明朝"/>
+                                <w:sz w:val="28"/>
+                                <w:szCs w:val="28"/>
+                              </w:rPr>
+                              <w:t>CG-ARTS</w:t>
+                            </w:r>
+                            <w:r>
+                              <w:rPr>
+                                <w:rFonts w:ascii="ＭＳ 明朝" w:eastAsia="ＭＳ 明朝" w:hAnsi="ＭＳ 明朝" w:hint="eastAsia"/>
+                                <w:sz w:val="28"/>
+                                <w:szCs w:val="28"/>
+                              </w:rPr>
+                              <w:t>協会主催</w:t>
+                            </w:r>
+                            <w:r>
+                              <w:rPr>
+                                <w:rFonts w:ascii="ＭＳ 明朝" w:eastAsia="ＭＳ 明朝" w:hAnsi="ＭＳ 明朝" w:hint="eastAsia"/>
+                                <w:sz w:val="28"/>
+                                <w:szCs w:val="28"/>
+                              </w:rPr>
+                              <w:t xml:space="preserve"> </w:t>
+                            </w:r>
+                            <w:r>
+                              <w:rPr>
+                                <w:rFonts w:ascii="ＭＳ 明朝" w:eastAsia="ＭＳ 明朝" w:hAnsi="ＭＳ 明朝" w:hint="eastAsia"/>
+                                <w:sz w:val="28"/>
+                                <w:szCs w:val="28"/>
+                              </w:rPr>
+                              <w:t>C</w:t>
+                            </w:r>
+                            <w:r>
+                              <w:rPr>
+                                <w:rFonts w:ascii="ＭＳ 明朝" w:eastAsia="ＭＳ 明朝" w:hAnsi="ＭＳ 明朝"/>
+                                <w:sz w:val="28"/>
+                                <w:szCs w:val="28"/>
+                              </w:rPr>
+                              <w:t>G</w:t>
+                            </w:r>
+                            <w:r>
+                              <w:rPr>
+                                <w:rFonts w:ascii="ＭＳ 明朝" w:eastAsia="ＭＳ 明朝" w:hAnsi="ＭＳ 明朝" w:hint="eastAsia"/>
+                                <w:sz w:val="28"/>
+                                <w:szCs w:val="28"/>
+                              </w:rPr>
+                              <w:t>クリエイター検定</w:t>
+                            </w:r>
+                            <w:r>
+                              <w:rPr>
+                                <w:rFonts w:ascii="ＭＳ 明朝" w:eastAsia="ＭＳ 明朝" w:hAnsi="ＭＳ 明朝" w:hint="eastAsia"/>
+                                <w:sz w:val="28"/>
+                                <w:szCs w:val="28"/>
+                              </w:rPr>
+                              <w:t xml:space="preserve"> </w:t>
+                            </w:r>
+                            <w:r>
+                              <w:rPr>
+                                <w:rFonts w:ascii="ＭＳ 明朝" w:eastAsia="ＭＳ 明朝" w:hAnsi="ＭＳ 明朝" w:hint="eastAsia"/>
+                                <w:sz w:val="28"/>
+                                <w:szCs w:val="28"/>
+                              </w:rPr>
+                              <w:t>ベーシック</w:t>
+                            </w:r>
+                            <w:r>
+                              <w:rPr>
+                                <w:rFonts w:ascii="ＭＳ 明朝" w:eastAsia="ＭＳ 明朝" w:hAnsi="ＭＳ 明朝" w:hint="eastAsia"/>
+                                <w:sz w:val="28"/>
+                                <w:szCs w:val="28"/>
+                              </w:rPr>
+                              <w:t xml:space="preserve"> </w:t>
+                            </w:r>
+                            <w:r>
+                              <w:rPr>
+                                <w:rFonts w:ascii="ＭＳ 明朝" w:eastAsia="ＭＳ 明朝" w:hAnsi="ＭＳ 明朝"/>
+                                <w:sz w:val="28"/>
+                                <w:szCs w:val="28"/>
+                              </w:rPr>
+                              <w:t>合格</w:t>
+                            </w:r>
+                          </w:p>
+                        </w:txbxContent>
+                      </wps:txbx>
+                      <wps:bodyPr rot="0" vert="horz" wrap="square" lIns="91440" tIns="36000" rIns="91440" bIns="0" anchor="t" anchorCtr="0">
+                        <a:noAutofit/>
+                      </wps:bodyPr>
+                    </wps:wsp>
+                  </a:graphicData>
+                </a:graphic>
+                <wp14:sizeRelH relativeFrom="margin">
+                  <wp14:pctWidth>0</wp14:pctWidth>
+                </wp14:sizeRelH>
+                <wp14:sizeRelV relativeFrom="margin">
+                  <wp14:pctHeight>0</wp14:pctHeight>
+                </wp14:sizeRelV>
+              </wp:anchor>
+            </w:drawing>
+          </mc:Choice>
+          <mc:Fallback>
+            <w:pict>
+              <v:shape w14:anchorId="7041912E" id="テキスト ボックス 2" o:spid="_x0000_s1027" type="#_x0000_t202" style="position:absolute;margin-left:170.25pt;margin-top:613.5pt;width:404.95pt;height:39pt;z-index:251782144;visibility:visible;mso-wrap-style:square;mso-width-percent:0;mso-height-percent:0;mso-wrap-distance-left:9pt;mso-wrap-distance-top:3.95pt;mso-wrap-distance-right:9pt;mso-wrap-distance-bottom:3.6pt;mso-position-horizontal:absolute;mso-position-horizontal-relative:text;mso-position-vertical:absolute;mso-position-vertical-relative:page;mso-width-percent:0;mso-height-percent:0;mso-width-relative:margin;mso-height-relative:margin;v-text-anchor:top" o:gfxdata="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" filled="f" stroked="f">
+                <v:textbox inset=",1mm,,0">
+                  <w:txbxContent>
+                    <w:p>
+                      <w:pPr>
+                        <w:rPr>
+                          <w:rFonts w:ascii="ＭＳ 明朝" w:eastAsia="ＭＳ 明朝" w:hAnsi="ＭＳ 明朝"/>
+                          <w:sz w:val="28"/>
+                          <w:szCs w:val="28"/>
+                        </w:rPr>
+                      </w:pPr>
+                      <w:r>
+                        <w:rPr>
+                          <w:rFonts w:ascii="ＭＳ 明朝" w:eastAsia="ＭＳ 明朝" w:hAnsi="ＭＳ 明朝"/>
+                          <w:sz w:val="28"/>
+                          <w:szCs w:val="28"/>
+                        </w:rPr>
+                        <w:t>CG-ARTS</w:t>
+                      </w:r>
+                      <w:r>
+                        <w:rPr>
+                          <w:rFonts w:ascii="ＭＳ 明朝" w:eastAsia="ＭＳ 明朝" w:hAnsi="ＭＳ 明朝" w:hint="eastAsia"/>
+                          <w:sz w:val="28"/>
+                          <w:szCs w:val="28"/>
+                        </w:rPr>
+                        <w:t>協会主催</w:t>
+                      </w:r>
+                      <w:r>
+                        <w:rPr>
+                          <w:rFonts w:ascii="ＭＳ 明朝" w:eastAsia="ＭＳ 明朝" w:hAnsi="ＭＳ 明朝" w:hint="eastAsia"/>
+                          <w:sz w:val="28"/>
+                          <w:szCs w:val="28"/>
+                        </w:rPr>
+                        <w:t xml:space="preserve"> </w:t>
+                      </w:r>
+                      <w:r>
+                        <w:rPr>
+                          <w:rFonts w:ascii="ＭＳ 明朝" w:eastAsia="ＭＳ 明朝" w:hAnsi="ＭＳ 明朝" w:hint="eastAsia"/>
+                          <w:sz w:val="28"/>
+                          <w:szCs w:val="28"/>
+                        </w:rPr>
+                        <w:t>C</w:t>
+                      </w:r>
+                      <w:r>
+                        <w:rPr>
+                          <w:rFonts w:ascii="ＭＳ 明朝" w:eastAsia="ＭＳ 明朝" w:hAnsi="ＭＳ 明朝"/>
+                          <w:sz w:val="28"/>
+                          <w:szCs w:val="28"/>
+                        </w:rPr>
+                        <w:t>G</w:t>
+                      </w:r>
+                      <w:r>
+                        <w:rPr>
+                          <w:rFonts w:ascii="ＭＳ 明朝" w:eastAsia="ＭＳ 明朝" w:hAnsi="ＭＳ 明朝" w:hint="eastAsia"/>
+                          <w:sz w:val="28"/>
+                          <w:szCs w:val="28"/>
+                        </w:rPr>
+                        <w:t>クリエイター検定</w:t>
+                      </w:r>
+                      <w:r>
+                        <w:rPr>
+                          <w:rFonts w:ascii="ＭＳ 明朝" w:eastAsia="ＭＳ 明朝" w:hAnsi="ＭＳ 明朝" w:hint="eastAsia"/>
+                          <w:sz w:val="28"/>
+                          <w:szCs w:val="28"/>
+                        </w:rPr>
+                        <w:t xml:space="preserve"> </w:t>
+                      </w:r>
+                      <w:r>
+                        <w:rPr>
+                          <w:rFonts w:ascii="ＭＳ 明朝" w:eastAsia="ＭＳ 明朝" w:hAnsi="ＭＳ 明朝" w:hint="eastAsia"/>
+                          <w:sz w:val="28"/>
+                          <w:szCs w:val="28"/>
+                        </w:rPr>
+                        <w:t>ベーシック</w:t>
+                      </w:r>
+                      <w:r>
+                        <w:rPr>
+                          <w:rFonts w:ascii="ＭＳ 明朝" w:eastAsia="ＭＳ 明朝" w:hAnsi="ＭＳ 明朝" w:hint="eastAsia"/>
+                          <w:sz w:val="28"/>
+                          <w:szCs w:val="28"/>
+                        </w:rPr>
+                        <w:t xml:space="preserve"> </w:t>
+                      </w:r>
+                      <w:r>
+                        <w:rPr>
+                          <w:rFonts w:ascii="ＭＳ 明朝" w:eastAsia="ＭＳ 明朝" w:hAnsi="ＭＳ 明朝"/>
+                          <w:sz w:val="28"/>
+                          <w:szCs w:val="28"/>
+                        </w:rPr>
+                        <w:t>合格</w:t>
+                      </w:r>
+                    </w:p>
+                  </w:txbxContent>
+                </v:textbox>
+                <w10:wrap type="square" anchory="page"/>
+              </v:shape>
+            </w:pict>
+          </mc:Fallback>
+        </mc:AlternateContent>
+      </w:r>
+      <w:r>
+        <w:rPr>
+          <w:noProof/>
+        </w:rPr>
+        <mc:AlternateContent>
+          <mc:Choice Requires="wps">
+            <w:drawing>
+              <wp:anchor distT="50165" distB="45720" distL="114300" distR="114300" simplePos="0" relativeHeight="251770880" behindDoc="0" locked="0" layoutInCell="1" allowOverlap="1" wp14:anchorId="64C3C14B" wp14:editId="7953313E">
+                <wp:simplePos x="0" y="0"/>
+                <wp:positionH relativeFrom="column">
+                  <wp:posOffset>2143125</wp:posOffset>
+                </wp:positionH>
+                <wp:positionV relativeFrom="page">
+                  <wp:posOffset>7505700</wp:posOffset>
+                </wp:positionV>
+                <wp:extent cx="5123815" cy="495300"/>
+                <wp:effectExtent l="0" t="0" r="0" b="0"/>
+                <wp:wrapSquare wrapText="bothSides"/>
+                <wp:docPr id="16" name="テキスト ボックス 2"/>
+                <wp:cNvGraphicFramePr>
+                  <a:graphicFrameLocks xmlns:a="http://schemas.openxmlformats.org/drawingml/2006/main"/>
+                </wp:cNvGraphicFramePr>
+                <a:graphic xmlns:a="http://schemas.openxmlformats.org/drawingml/2006/main">
+                  <a:graphicData uri="http://schemas.microsoft.com/office/word/2010/wordprocessingShape">
+                    <wps:wsp>
+                      <wps:cNvSpPr txBox="1">
+                        <a:spLocks noChangeArrowheads="1"/>
+                      </wps:cNvSpPr>
+                      <wps:spPr bwMode="auto">
+                        <a:xfrm>
+                          <a:off x="0" y="0"/>
+                          <a:ext cx="5123815" cy="495300"/>
+                        </a:xfrm>
+                        <a:prstGeom prst="rect">
+                          <a:avLst/>
+                        </a:prstGeom>
+                        <a:noFill/>
+                        <a:ln w="9525">
+                          <a:noFill/>
+                          <a:miter lim="800000"/>
+                          <a:headEnd/>
+                          <a:tailEnd/>
+                        </a:ln>
+                      </wps:spPr>
+                      <wps:txbx>
+                        <w:txbxContent>
+                          <w:p>
+                            <w:pPr>
+                              <w:jc w:val="both"/>
+                              <w:rPr>
+                                <w:rFonts w:ascii="ＭＳ 明朝" w:eastAsia="ＭＳ 明朝" w:hAnsi="ＭＳ 明朝"/>
+                                <w:spacing w:val="-24"/>
+                                <w:sz w:val="28"/>
+                                <w:szCs w:val="28"/>
+                              </w:rPr>
+                            </w:pPr>
+                            <w:r>
+                              <w:rPr>
+                                <w:rFonts w:ascii="ＭＳ 明朝" w:eastAsia="ＭＳ 明朝" w:hAnsi="ＭＳ 明朝" w:hint="eastAsia"/>
+                                <w:spacing w:val="-24"/>
+                                <w:sz w:val="28"/>
+                                <w:szCs w:val="28"/>
+                              </w:rPr>
+                              <w:t>プログラミング英語検定事務局主催 プログラム英語検定</w:t>
+                            </w:r>
+                            <w:r>
+                              <w:rPr>
+                                <w:rFonts w:ascii="ＭＳ 明朝" w:eastAsia="ＭＳ 明朝" w:hAnsi="ＭＳ 明朝" w:hint="eastAsia"/>
+                                <w:spacing w:val="-24"/>
+                                <w:sz w:val="28"/>
+                                <w:szCs w:val="28"/>
+                              </w:rPr>
+                              <w:t xml:space="preserve"> ベーシック</w:t>
+                            </w:r>
+                            <w:r>
+                              <w:rPr>
+                                <w:rFonts w:ascii="ＭＳ 明朝" w:eastAsia="ＭＳ 明朝" w:hAnsi="ＭＳ 明朝" w:hint="eastAsia"/>
+                                <w:spacing w:val="-24"/>
+                                <w:sz w:val="28"/>
+                                <w:szCs w:val="28"/>
+                              </w:rPr>
+                              <w:t xml:space="preserve"> </w:t>
+                            </w:r>
+                            <w:r>
+                              <w:rPr>
+                                <w:rFonts w:ascii="ＭＳ 明朝" w:eastAsia="ＭＳ 明朝" w:hAnsi="ＭＳ 明朝"/>
+                                <w:spacing w:val="-24"/>
+                                <w:sz w:val="28"/>
+                                <w:szCs w:val="28"/>
+                              </w:rPr>
+                              <w:t>合格</w:t>
+                            </w:r>
+                          </w:p>
+                        </w:txbxContent>
+                      </wps:txbx>
+                      <wps:bodyPr rot="0" vert="horz" wrap="square" lIns="91440" tIns="36000" rIns="91440" bIns="0" anchor="t" anchorCtr="0">
+                        <a:noAutofit/>
+                      </wps:bodyPr>
+                    </wps:wsp>
+                  </a:graphicData>
+                </a:graphic>
+                <wp14:sizeRelH relativeFrom="margin">
+                  <wp14:pctWidth>0</wp14:pctWidth>
+                </wp14:sizeRelH>
+                <wp14:sizeRelV relativeFrom="margin">
+                  <wp14:pctHeight>0</wp14:pctHeight>
+                </wp14:sizeRelV>
+              </wp:anchor>
+            </w:drawing>
+          </mc:Choice>
+          <mc:Fallback>
+            <w:pict>
+              <v:shape w14:anchorId="64C3C14B" id="_x0000_s1028" type="#_x0000_t202" style="position:absolute;margin-left:168.75pt;margin-top:591pt;width:403.45pt;height:39pt;z-index:251770880;visibility:visible;mso-wrap-style:square;mso-width-percent:0;mso-height-percent:0;mso-wrap-distance-left:9pt;mso-wrap-distance-top:3.95pt;mso-wrap-distance-right:9pt;mso-wrap-distance-bottom:3.6pt;mso-position-horizontal:absolute;mso-position-horizontal-relative:text;mso-position-vertical:absolute;mso-position-vertical-relative:page;mso-width-percent:0;mso-height-percent:0;mso-width-relative:margin;mso-height-relative:margin;v-text-anchor:top" o:gfxdata="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" filled="f" stroked="f">
+                <v:textbox inset=",1mm,,0">
+                  <w:txbxContent>
+                    <w:p>
+                      <w:pPr>
+                        <w:jc w:val="both"/>
+                        <w:rPr>
+                          <w:rFonts w:ascii="ＭＳ 明朝" w:eastAsia="ＭＳ 明朝" w:hAnsi="ＭＳ 明朝"/>
+                          <w:spacing w:val="-24"/>
+                          <w:sz w:val="28"/>
+                          <w:szCs w:val="28"/>
+                        </w:rPr>
+                      </w:pPr>
+                      <w:r>
+                        <w:rPr>
+                          <w:rFonts w:ascii="ＭＳ 明朝" w:eastAsia="ＭＳ 明朝" w:hAnsi="ＭＳ 明朝" w:hint="eastAsia"/>
+                          <w:spacing w:val="-24"/>
+                          <w:sz w:val="28"/>
+                          <w:szCs w:val="28"/>
+                        </w:rPr>
+                        <w:t>プログラミング英語検定事務局主催 プログラム英語検定</w:t>
+                      </w:r>
+                      <w:r>
+                        <w:rPr>
+                          <w:rFonts w:ascii="ＭＳ 明朝" w:eastAsia="ＭＳ 明朝" w:hAnsi="ＭＳ 明朝" w:hint="eastAsia"/>
+                          <w:spacing w:val="-24"/>
+                          <w:sz w:val="28"/>
+                          <w:szCs w:val="28"/>
+                        </w:rPr>
+                        <w:t xml:space="preserve"> ベーシック</w:t>
+                      </w:r>
+                      <w:r>
+                        <w:rPr>
+                          <w:rFonts w:ascii="ＭＳ 明朝" w:eastAsia="ＭＳ 明朝" w:hAnsi="ＭＳ 明朝" w:hint="eastAsia"/>
+                          <w:spacing w:val="-24"/>
+                          <w:sz w:val="28"/>
+                          <w:szCs w:val="28"/>
+                        </w:rPr>
+                        <w:t xml:space="preserve"> </w:t>
+                      </w:r>
+                      <w:r>
+                        <w:rPr>
+                          <w:rFonts w:ascii="ＭＳ 明朝" w:eastAsia="ＭＳ 明朝" w:hAnsi="ＭＳ 明朝"/>
+                          <w:spacing w:val="-24"/>
+                          <w:sz w:val="28"/>
+                          <w:szCs w:val="28"/>
+                        </w:rPr>
+                        <w:t>合格</w:t>
+                      </w:r>
+                    </w:p>
+                  </w:txbxContent>
+                </v:textbox>
+                <w10:wrap type="square" anchory="page"/>
+              </v:shape>
+            </w:pict>
+          </mc:Fallback>
+        </mc:AlternateContent>
+      </w:r>
+      <w:r>
+        <w:rPr>
+          <w:noProof/>
+        </w:rPr>
+        <mc:AlternateContent>
+          <mc:Choice Requires="wps">
+            <w:drawing>
+              <wp:anchor distT="50165" distB="45720" distL="114300" distR="114300" simplePos="0" relativeHeight="251766784" behindDoc="0" locked="0" layoutInCell="1" allowOverlap="1" wp14:anchorId="02BD13AB" wp14:editId="2F113274">
+                <wp:simplePos x="0" y="0"/>
+                <wp:positionH relativeFrom="column">
+                  <wp:posOffset>2155825</wp:posOffset>
+                </wp:positionH>
+                <wp:positionV relativeFrom="page">
+                  <wp:posOffset>7216140</wp:posOffset>
+                </wp:positionV>
+                <wp:extent cx="5114290" cy="495300"/>
+                <wp:effectExtent l="0" t="0" r="0" b="0"/>
+                <wp:wrapSquare wrapText="bothSides"/>
+                <wp:docPr id="14" name="テキスト ボックス 2"/>
+                <wp:cNvGraphicFramePr>
+                  <a:graphicFrameLocks xmlns:a="http://schemas.openxmlformats.org/drawingml/2006/main"/>
+                </wp:cNvGraphicFramePr>
+                <a:graphic xmlns:a="http://schemas.openxmlformats.org/drawingml/2006/main">
+                  <a:graphicData uri="http://schemas.microsoft.com/office/word/2010/wordprocessingShape">
+                    <wps:wsp>
+                      <wps:cNvSpPr txBox="1">
+                        <a:spLocks noChangeArrowheads="1"/>
+                      </wps:cNvSpPr>
+                      <wps:spPr bwMode="auto">
+                        <a:xfrm>
+                          <a:off x="0" y="0"/>
+                          <a:ext cx="5114290" cy="495300"/>
+                        </a:xfrm>
+                        <a:prstGeom prst="rect">
+                          <a:avLst/>
+                        </a:prstGeom>
+                        <a:noFill/>
+                        <a:ln w="9525">
+                          <a:noFill/>
+                          <a:miter lim="800000"/>
+                          <a:headEnd/>
+                          <a:tailEnd/>
+                        </a:ln>
+                      </wps:spPr>
+                      <wps:txbx>
+                        <w:txbxContent>
+                          <w:p>
+                            <w:pPr>
+                              <w:rPr>
+                                <w:rFonts w:ascii="ＭＳ 明朝" w:eastAsia="ＭＳ 明朝" w:hAnsi="ＭＳ 明朝"/>
+                                <w:sz w:val="28"/>
+                                <w:szCs w:val="28"/>
+                              </w:rPr>
+                            </w:pPr>
+                            <w:r>
+                              <w:rPr>
+                                <w:rFonts w:ascii="ＭＳ 明朝" w:eastAsia="ＭＳ 明朝" w:hAnsi="ＭＳ 明朝" w:hint="eastAsia"/>
+                                <w:sz w:val="28"/>
+                                <w:szCs w:val="28"/>
+                              </w:rPr>
+                              <w:t>文部科学省後援</w:t>
+                            </w:r>
+                            <w:r>
+                              <w:rPr>
+                                <w:rFonts w:ascii="ＭＳ 明朝" w:eastAsia="ＭＳ 明朝" w:hAnsi="ＭＳ 明朝" w:hint="eastAsia"/>
+                                <w:sz w:val="28"/>
+                                <w:szCs w:val="28"/>
+                              </w:rPr>
+                              <w:t xml:space="preserve"> </w:t>
+                            </w:r>
+                            <w:r>
+                              <w:rPr>
+                                <w:rFonts w:ascii="ＭＳ 明朝" w:eastAsia="ＭＳ 明朝" w:hAnsi="ＭＳ 明朝" w:hint="eastAsia"/>
+                                <w:sz w:val="28"/>
+                                <w:szCs w:val="28"/>
+                              </w:rPr>
+                              <w:t>情報検定</w:t>
+                            </w:r>
+                            <w:r>
+                              <w:rPr>
+                                <w:rFonts w:ascii="ＭＳ 明朝" w:eastAsia="ＭＳ 明朝" w:hAnsi="ＭＳ 明朝" w:hint="eastAsia"/>
+                                <w:sz w:val="28"/>
+                                <w:szCs w:val="28"/>
+                              </w:rPr>
+                              <w:t xml:space="preserve"> </w:t>
+                            </w:r>
+                            <w:r>
+                              <w:rPr>
+                                <w:rFonts w:ascii="ＭＳ 明朝" w:eastAsia="ＭＳ 明朝" w:hAnsi="ＭＳ 明朝" w:hint="eastAsia"/>
+                                <w:sz w:val="28"/>
+                                <w:szCs w:val="28"/>
+                              </w:rPr>
+                              <w:t>情報活用試験</w:t>
+                            </w:r>
+                            <w:r>
+                              <w:rPr>
+                                <w:rFonts w:ascii="ＭＳ 明朝" w:eastAsia="ＭＳ 明朝" w:hAnsi="ＭＳ 明朝" w:hint="eastAsia"/>
+                                <w:sz w:val="28"/>
+                                <w:szCs w:val="28"/>
+                              </w:rPr>
+                              <w:t xml:space="preserve"> </w:t>
+                            </w:r>
+                            <w:r>
+                              <w:rPr>
+                                <w:rFonts w:ascii="ＭＳ 明朝" w:eastAsia="ＭＳ 明朝" w:hAnsi="ＭＳ 明朝" w:hint="eastAsia"/>
+                                <w:sz w:val="28"/>
+                                <w:szCs w:val="28"/>
+                              </w:rPr>
+                              <w:t>3級</w:t>
+                            </w:r>
+                            <w:r>
+                              <w:rPr>
+                                <w:rFonts w:ascii="ＭＳ 明朝" w:eastAsia="ＭＳ 明朝" w:hAnsi="ＭＳ 明朝" w:hint="eastAsia"/>
+                                <w:sz w:val="28"/>
+                                <w:szCs w:val="28"/>
+                              </w:rPr>
+                              <w:t xml:space="preserve"> </w:t>
+                            </w:r>
+                            <w:r>
+                              <w:rPr>
+                                <w:rFonts w:ascii="ＭＳ 明朝" w:eastAsia="ＭＳ 明朝" w:hAnsi="ＭＳ 明朝"/>
+                                <w:sz w:val="28"/>
+                                <w:szCs w:val="28"/>
+                              </w:rPr>
+                              <w:t>合格</w:t>
+                            </w:r>
+                          </w:p>
+                        </w:txbxContent>
+                      </wps:txbx>
+                      <wps:bodyPr rot="0" vert="horz" wrap="square" lIns="91440" tIns="36000" rIns="91440" bIns="0" anchor="t" anchorCtr="0">
+                        <a:noAutofit/>
+                      </wps:bodyPr>
+                    </wps:wsp>
+                  </a:graphicData>
+                </a:graphic>
+                <wp14:sizeRelH relativeFrom="margin">
+                  <wp14:pctWidth>0</wp14:pctWidth>
+                </wp14:sizeRelH>
+                <wp14:sizeRelV relativeFrom="margin">
+                  <wp14:pctHeight>0</wp14:pctHeight>
+                </wp14:sizeRelV>
+              </wp:anchor>
+            </w:drawing>
+          </mc:Choice>
+          <mc:Fallback>
+            <w:pict>
+              <v:shape w14:anchorId="02BD13AB" id="_x0000_s1029" type="#_x0000_t202" style="position:absolute;margin-left:169.75pt;margin-top:568.2pt;width:402.7pt;height:39pt;z-index:251766784;visibility:visible;mso-wrap-style:square;mso-width-percent:0;mso-height-percent:0;mso-wrap-distance-left:9pt;mso-wrap-distance-top:3.95pt;mso-wrap-distance-right:9pt;mso-wrap-distance-bottom:3.6pt;mso-position-horizontal:absolute;mso-position-horizontal-relative:text;mso-position-vertical:absolute;mso-position-vertical-relative:page;mso-width-percent:0;mso-height-percent:0;mso-width-relative:margin;mso-height-relative:margin;v-text-anchor:top" o:gfxdata="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" filled="f" stroked="f">
+                <v:textbox inset=",1mm,,0">
+                  <w:txbxContent>
+                    <w:p>
+                      <w:pPr>
+                        <w:rPr>
+                          <w:rFonts w:ascii="ＭＳ 明朝" w:eastAsia="ＭＳ 明朝" w:hAnsi="ＭＳ 明朝"/>
+                          <w:sz w:val="28"/>
+                          <w:szCs w:val="28"/>
+                        </w:rPr>
+                      </w:pPr>
+                      <w:r>
+                        <w:rPr>
+                          <w:rFonts w:ascii="ＭＳ 明朝" w:eastAsia="ＭＳ 明朝" w:hAnsi="ＭＳ 明朝" w:hint="eastAsia"/>
+                          <w:sz w:val="28"/>
+                          <w:szCs w:val="28"/>
+                        </w:rPr>
+                        <w:t>文部科学省後援</w:t>
+                      </w:r>
+                      <w:r>
+                        <w:rPr>
+                          <w:rFonts w:ascii="ＭＳ 明朝" w:eastAsia="ＭＳ 明朝" w:hAnsi="ＭＳ 明朝" w:hint="eastAsia"/>
+                          <w:sz w:val="28"/>
+                          <w:szCs w:val="28"/>
+                        </w:rPr>
+                        <w:t xml:space="preserve"> </w:t>
+                      </w:r>
+                      <w:r>
+                        <w:rPr>
+                          <w:rFonts w:ascii="ＭＳ 明朝" w:eastAsia="ＭＳ 明朝" w:hAnsi="ＭＳ 明朝" w:hint="eastAsia"/>
+                          <w:sz w:val="28"/>
+                          <w:szCs w:val="28"/>
+                        </w:rPr>
+                        <w:t>情報検定</w:t>
+                      </w:r>
+                      <w:r>
+                        <w:rPr>
+                          <w:rFonts w:ascii="ＭＳ 明朝" w:eastAsia="ＭＳ 明朝" w:hAnsi="ＭＳ 明朝" w:hint="eastAsia"/>
+                          <w:sz w:val="28"/>
+                          <w:szCs w:val="28"/>
+                        </w:rPr>
+                        <w:t xml:space="preserve"> </w:t>
+                      </w:r>
+                      <w:r>
+                        <w:rPr>
+                          <w:rFonts w:ascii="ＭＳ 明朝" w:eastAsia="ＭＳ 明朝" w:hAnsi="ＭＳ 明朝" w:hint="eastAsia"/>
+                          <w:sz w:val="28"/>
+                          <w:szCs w:val="28"/>
+                        </w:rPr>
+                        <w:t>情報活用試験</w:t>
+                      </w:r>
+                      <w:r>
+                        <w:rPr>
+                          <w:rFonts w:ascii="ＭＳ 明朝" w:eastAsia="ＭＳ 明朝" w:hAnsi="ＭＳ 明朝" w:hint="eastAsia"/>
+                          <w:sz w:val="28"/>
+                          <w:szCs w:val="28"/>
+                        </w:rPr>
+                        <w:t xml:space="preserve"> </w:t>
+                      </w:r>
+                      <w:r>
+                        <w:rPr>
+                          <w:rFonts w:ascii="ＭＳ 明朝" w:eastAsia="ＭＳ 明朝" w:hAnsi="ＭＳ 明朝" w:hint="eastAsia"/>
+                          <w:sz w:val="28"/>
+                          <w:szCs w:val="28"/>
+                        </w:rPr>
+                        <w:t>3級</w:t>
+                      </w:r>
+                      <w:r>
+                        <w:rPr>
+                          <w:rFonts w:ascii="ＭＳ 明朝" w:eastAsia="ＭＳ 明朝" w:hAnsi="ＭＳ 明朝" w:hint="eastAsia"/>
+                          <w:sz w:val="28"/>
+                          <w:szCs w:val="28"/>
+                        </w:rPr>
+                        <w:t xml:space="preserve"> </w:t>
+                      </w:r>
+                      <w:r>
+                        <w:rPr>
+                          <w:rFonts w:ascii="ＭＳ 明朝" w:eastAsia="ＭＳ 明朝" w:hAnsi="ＭＳ 明朝"/>
+                          <w:sz w:val="28"/>
+                          <w:szCs w:val="28"/>
+                        </w:rPr>
+                        <w:t>合格</w:t>
+                      </w:r>
+                    </w:p>
+                  </w:txbxContent>
+                </v:textbox>
+                <w10:wrap type="square" anchory="page"/>
+              </v:shape>
+            </w:pict>
+          </mc:Fallback>
+        </mc:AlternateContent>
+      </w:r>
+      <w:r>
+        <w:rPr>
+          <w:noProof/>
+        </w:rPr>
+        <mc:AlternateContent>
+          <mc:Choice Requires="wps">
+            <w:drawing>
+              <wp:anchor distT="50165" distB="45720" distL="114300" distR="114300" simplePos="0" relativeHeight="251712512" behindDoc="0" locked="0" layoutInCell="1" allowOverlap="1" wp14:anchorId="7E944CB3" wp14:editId="739C1AFD">
+                <wp:simplePos x="0" y="0"/>
+                <wp:positionH relativeFrom="column">
+                  <wp:posOffset>2156460</wp:posOffset>
+                </wp:positionH>
+                <wp:positionV relativeFrom="page">
+                  <wp:posOffset>6924675</wp:posOffset>
+                </wp:positionV>
+                <wp:extent cx="5114290" cy="495300"/>
+                <wp:effectExtent l="0" t="0" r="0" b="0"/>
+                <wp:wrapSquare wrapText="bothSides"/>
+                <wp:docPr id="30" name="テキスト ボックス 2"/>
+                <wp:cNvGraphicFramePr>
+                  <a:graphicFrameLocks xmlns:a="http://schemas.openxmlformats.org/drawingml/2006/main"/>
+                </wp:cNvGraphicFramePr>
+                <a:graphic xmlns:a="http://schemas.openxmlformats.org/drawingml/2006/main">
+                  <a:graphicData uri="http://schemas.microsoft.com/office/word/2010/wordprocessingShape">
+                    <wps:wsp>
+                      <wps:cNvSpPr txBox="1">
+                        <a:spLocks noChangeArrowheads="1"/>
+                      </wps:cNvSpPr>
+                      <wps:spPr bwMode="auto">
+                        <a:xfrm>
+                          <a:off x="0" y="0"/>
+                          <a:ext cx="5114290" cy="495300"/>
+                        </a:xfrm>
+                        <a:prstGeom prst="rect">
+                          <a:avLst/>
+                        </a:prstGeom>
+                        <a:noFill/>
+                        <a:ln w="9525">
+                          <a:noFill/>
+                          <a:miter lim="800000"/>
+                          <a:headEnd/>
+                          <a:tailEnd/>
+                        </a:ln>
+                      </wps:spPr>
+                      <wps:txbx>
+                        <w:txbxContent>
+                          <w:p>
+                            <w:pPr>
+                              <w:rPr>
+                                <w:rFonts w:ascii="ＭＳ 明朝" w:eastAsia="ＭＳ 明朝" w:hAnsi="ＭＳ 明朝"/>
+                                <w:spacing w:val="-20"/>
+                                <w:sz w:val="28"/>
+                                <w:szCs w:val="28"/>
+                              </w:rPr>
+                            </w:pPr>
+                            <w:r>
+                              <w:rPr>
+                                <w:rFonts w:ascii="ＭＳ 明朝" w:eastAsia="ＭＳ 明朝" w:hAnsi="ＭＳ 明朝" w:hint="eastAsia"/>
+                                <w:spacing w:val="-20"/>
+                                <w:sz w:val="28"/>
+                                <w:szCs w:val="28"/>
+                              </w:rPr>
+                              <w:t>サーティファイ主催</w:t>
+                            </w:r>
+                            <w:r>
+                              <w:rPr>
+                                <w:rFonts w:ascii="ＭＳ 明朝" w:eastAsia="ＭＳ 明朝" w:hAnsi="ＭＳ 明朝" w:hint="eastAsia"/>
+                                <w:spacing w:val="-20"/>
+                                <w:sz w:val="28"/>
+                                <w:szCs w:val="28"/>
+                              </w:rPr>
+                              <w:t xml:space="preserve"> </w:t>
+                            </w:r>
+                            <w:r>
+                              <w:rPr>
+                                <w:rFonts w:ascii="ＭＳ 明朝" w:eastAsia="ＭＳ 明朝" w:hAnsi="ＭＳ 明朝"/>
+                                <w:spacing w:val="-20"/>
+                                <w:sz w:val="28"/>
+                                <w:szCs w:val="28"/>
+                              </w:rPr>
+                              <w:t>Java</w:t>
+                            </w:r>
+                            <w:r>
+                              <w:rPr>
+                                <w:rFonts w:ascii="ＭＳ 明朝" w:eastAsia="ＭＳ 明朝" w:hAnsi="ＭＳ 明朝" w:hint="eastAsia"/>
+                                <w:spacing w:val="-20"/>
+                                <w:sz w:val="28"/>
+                                <w:szCs w:val="28"/>
+                              </w:rPr>
+                              <w:t>™プログラミング能力認定試験</w:t>
+                            </w:r>
+                            <w:r>
+                              <w:rPr>
+                                <w:rFonts w:ascii="ＭＳ 明朝" w:eastAsia="ＭＳ 明朝" w:hAnsi="ＭＳ 明朝" w:hint="eastAsia"/>
+                                <w:spacing w:val="-20"/>
+                                <w:sz w:val="28"/>
+                                <w:szCs w:val="28"/>
+                              </w:rPr>
+                              <w:t xml:space="preserve"> </w:t>
+                            </w:r>
+                            <w:r>
+                              <w:rPr>
+                                <w:rFonts w:ascii="ＭＳ 明朝" w:eastAsia="ＭＳ 明朝" w:hAnsi="ＭＳ 明朝" w:hint="eastAsia"/>
+                                <w:spacing w:val="-20"/>
+                                <w:sz w:val="28"/>
+                                <w:szCs w:val="28"/>
+                              </w:rPr>
+                              <w:t>3級</w:t>
+                            </w:r>
+                            <w:r>
+                              <w:rPr>
+                                <w:rFonts w:ascii="ＭＳ 明朝" w:eastAsia="ＭＳ 明朝" w:hAnsi="ＭＳ 明朝" w:hint="eastAsia"/>
+                                <w:spacing w:val="-20"/>
+                                <w:sz w:val="28"/>
+                                <w:szCs w:val="28"/>
+                              </w:rPr>
+                              <w:t xml:space="preserve"> </w:t>
+                            </w:r>
+                            <w:r>
+                              <w:rPr>
+                                <w:rFonts w:ascii="ＭＳ 明朝" w:eastAsia="ＭＳ 明朝" w:hAnsi="ＭＳ 明朝"/>
+                                <w:spacing w:val="-20"/>
+                                <w:sz w:val="28"/>
+                                <w:szCs w:val="28"/>
+                              </w:rPr>
+                              <w:t>合格</w:t>
+                            </w:r>
+                          </w:p>
+                        </w:txbxContent>
+                      </wps:txbx>
+                      <wps:bodyPr rot="0" vert="horz" wrap="square" lIns="91440" tIns="36000" rIns="91440" bIns="0" anchor="t" anchorCtr="0">
+                        <a:noAutofit/>
+                      </wps:bodyPr>
+                    </wps:wsp>
+                  </a:graphicData>
+                </a:graphic>
+                <wp14:sizeRelH relativeFrom="margin">
+                  <wp14:pctWidth>0</wp14:pctWidth>
+                </wp14:sizeRelH>
+                <wp14:sizeRelV relativeFrom="margin">
+                  <wp14:pctHeight>0</wp14:pctHeight>
+                </wp14:sizeRelV>
+              </wp:anchor>
+            </w:drawing>
+          </mc:Choice>
+          <mc:Fallback>
+            <w:pict>
+              <v:shape w14:anchorId="7E944CB3" id="_x0000_s1030" type="#_x0000_t202" style="position:absolute;margin-left:169.8pt;margin-top:545.25pt;width:402.7pt;height:39pt;z-index:251712512;visibility:visible;mso-wrap-style:square;mso-width-percent:0;mso-height-percent:0;mso-wrap-distance-left:9pt;mso-wrap-distance-top:3.95pt;mso-wrap-distance-right:9pt;mso-wrap-distance-bottom:3.6pt;mso-position-horizontal:absolute;mso-position-horizontal-relative:text;mso-position-vertical:absolute;mso-position-vertical-relative:page;mso-width-percent:0;mso-height-percent:0;mso-width-relative:margin;mso-height-relative:margin;v-text-anchor:top" o:gfxdata="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" filled="f" stroked="f">
+                <v:textbox inset=",1mm,,0">
+                  <w:txbxContent>
+                    <w:p>
+                      <w:pPr>
+                        <w:rPr>
+                          <w:rFonts w:ascii="ＭＳ 明朝" w:eastAsia="ＭＳ 明朝" w:hAnsi="ＭＳ 明朝"/>
+                          <w:spacing w:val="-20"/>
+                          <w:sz w:val="28"/>
+                          <w:szCs w:val="28"/>
+                        </w:rPr>
+                      </w:pPr>
+                      <w:r>
+                        <w:rPr>
+                          <w:rFonts w:ascii="ＭＳ 明朝" w:eastAsia="ＭＳ 明朝" w:hAnsi="ＭＳ 明朝" w:hint="eastAsia"/>
+                          <w:spacing w:val="-20"/>
+                          <w:sz w:val="28"/>
+                          <w:szCs w:val="28"/>
+                        </w:rPr>
+                        <w:t>サーティファイ主催</w:t>
+                      </w:r>
+                      <w:r>
+                        <w:rPr>
+                          <w:rFonts w:ascii="ＭＳ 明朝" w:eastAsia="ＭＳ 明朝" w:hAnsi="ＭＳ 明朝" w:hint="eastAsia"/>
+                          <w:spacing w:val="-20"/>
+                          <w:sz w:val="28"/>
+                          <w:szCs w:val="28"/>
+                        </w:rPr>
+                        <w:t xml:space="preserve"> </w:t>
+                      </w:r>
+                      <w:r>
+                        <w:rPr>
+                          <w:rFonts w:ascii="ＭＳ 明朝" w:eastAsia="ＭＳ 明朝" w:hAnsi="ＭＳ 明朝"/>
+                          <w:spacing w:val="-20"/>
+                          <w:sz w:val="28"/>
+                          <w:szCs w:val="28"/>
+                        </w:rPr>
+                        <w:t>Java</w:t>
+                      </w:r>
+                      <w:r>
+                        <w:rPr>
+                          <w:rFonts w:ascii="ＭＳ 明朝" w:eastAsia="ＭＳ 明朝" w:hAnsi="ＭＳ 明朝" w:hint="eastAsia"/>
+                          <w:spacing w:val="-20"/>
+                          <w:sz w:val="28"/>
+                          <w:szCs w:val="28"/>
+                        </w:rPr>
+                        <w:t>™プログラミング能力認定試験</w:t>
+                      </w:r>
+                      <w:r>
+                        <w:rPr>
+                          <w:rFonts w:ascii="ＭＳ 明朝" w:eastAsia="ＭＳ 明朝" w:hAnsi="ＭＳ 明朝" w:hint="eastAsia"/>
+                          <w:spacing w:val="-20"/>
+                          <w:sz w:val="28"/>
+                          <w:szCs w:val="28"/>
+                        </w:rPr>
+                        <w:t xml:space="preserve"> </w:t>
+                      </w:r>
+                      <w:r>
+                        <w:rPr>
+                          <w:rFonts w:ascii="ＭＳ 明朝" w:eastAsia="ＭＳ 明朝" w:hAnsi="ＭＳ 明朝" w:hint="eastAsia"/>
+                          <w:spacing w:val="-20"/>
+                          <w:sz w:val="28"/>
+                          <w:szCs w:val="28"/>
+                        </w:rPr>
+                        <w:t>3級</w:t>
+                      </w:r>
+                      <w:r>
+                        <w:rPr>
+                          <w:rFonts w:ascii="ＭＳ 明朝" w:eastAsia="ＭＳ 明朝" w:hAnsi="ＭＳ 明朝" w:hint="eastAsia"/>
+                          <w:spacing w:val="-20"/>
+                          <w:sz w:val="28"/>
+                          <w:szCs w:val="28"/>
+                        </w:rPr>
+                        <w:t xml:space="preserve"> </w:t>
+                      </w:r>
+                      <w:r>
+                        <w:rPr>
+                          <w:rFonts w:ascii="ＭＳ 明朝" w:eastAsia="ＭＳ 明朝" w:hAnsi="ＭＳ 明朝"/>
+                          <w:spacing w:val="-20"/>
+                          <w:sz w:val="28"/>
+                          <w:szCs w:val="28"/>
+                        </w:rPr>
+                        <w:t>合格</w:t>
+                      </w:r>
+                    </w:p>
+                  </w:txbxContent>
+                </v:textbox>
+                <w10:wrap type="square" anchory="page"/>
+              </v:shape>
+            </w:pict>
+          </mc:Fallback>
+        </mc:AlternateContent>
+      </w:r>
+      <w:r>
+        <w:rPr>
+          <w:noProof/>
+        </w:rPr>
+        <mc:AlternateContent>
+          <mc:Choice Requires="wps">
+            <w:drawing>
+              <wp:anchor distT="50165" distB="45720" distL="114300" distR="114300" simplePos="0" relativeHeight="251774976" behindDoc="0" locked="0" layoutInCell="1" allowOverlap="1" wp14:anchorId="2C8F6AEA" wp14:editId="1A422DE7">
+                <wp:simplePos x="0" y="0"/>
+                <wp:positionH relativeFrom="column">
+                  <wp:posOffset>6631940</wp:posOffset>
+                </wp:positionH>
+                <wp:positionV relativeFrom="page">
+                  <wp:posOffset>8129905</wp:posOffset>
+                </wp:positionV>
+                <wp:extent cx="1424305" cy="495300"/>
+                <wp:effectExtent l="0" t="0" r="0" b="0"/>
+                <wp:wrapSquare wrapText="bothSides"/>
+                <wp:docPr id="39" name="テキスト ボックス 2"/>
+                <wp:cNvGraphicFramePr>
+                  <a:graphicFrameLocks xmlns:a="http://schemas.openxmlformats.org/drawingml/2006/main"/>
+                </wp:cNvGraphicFramePr>
+                <a:graphic xmlns:a="http://schemas.openxmlformats.org/drawingml/2006/main">
+                  <a:graphicData uri="http://schemas.microsoft.com/office/word/2010/wordprocessingShape">
+                    <wps:wsp>
+                      <wps:cNvSpPr txBox="1">
+                        <a:spLocks noChangeArrowheads="1"/>
+                      </wps:cNvSpPr>
+                      <wps:spPr bwMode="auto">
+                        <a:xfrm>
+                          <a:off x="0" y="0"/>
+                          <a:ext cx="1424305" cy="495300"/>
+                        </a:xfrm>
+                        <a:prstGeom prst="rect">
+                          <a:avLst/>
+                        </a:prstGeom>
+                        <a:noFill/>
+                        <a:ln w="9525">
+                          <a:noFill/>
+                          <a:miter lim="800000"/>
+                          <a:headEnd/>
+                          <a:tailEnd/>
+                        </a:ln>
+                      </wps:spPr>
+                      <wps:txbx>
+                        <w:txbxContent>
+                          <w:p>
+                            <w:pPr>
+                              <w:rPr>
+                                <w:rFonts w:ascii="ＭＳ 明朝" w:eastAsia="ＭＳ 明朝" w:hAnsi="ＭＳ 明朝"/>
+                                <w:sz w:val="28"/>
+                                <w:szCs w:val="28"/>
+                              </w:rPr>
+                            </w:pPr>
+                            <w:r>
+                              <w:rPr>
+                                <w:rFonts w:ascii="ＭＳ 明朝" w:eastAsia="ＭＳ 明朝" w:hAnsi="ＭＳ 明朝" w:hint="eastAsia"/>
+                                <w:sz w:val="28"/>
+                                <w:szCs w:val="28"/>
+                              </w:rPr>
+                              <w:t>以上</w:t>
+                            </w:r>
+                          </w:p>
+                        </w:txbxContent>
+                      </wps:txbx>
+                      <wps:bodyPr rot="0" vert="horz" wrap="square" lIns="91440" tIns="36000" rIns="91440" bIns="0" anchor="t" anchorCtr="0">
+                        <a:noAutofit/>
+                      </wps:bodyPr>
+                    </wps:wsp>
+                  </a:graphicData>
+                </a:graphic>
+                <wp14:sizeRelH relativeFrom="margin">
+                  <wp14:pctWidth>0</wp14:pctWidth>
+                </wp14:sizeRelH>
+                <wp14:sizeRelV relativeFrom="margin">
+                  <wp14:pctHeight>0</wp14:pctHeight>
+                </wp14:sizeRelV>
+              </wp:anchor>
+            </w:drawing>
+          </mc:Choice>
+          <mc:Fallback>
+            <w:pict>
+              <v:shape w14:anchorId="2C8F6AEA" id="_x0000_s1031" type="#_x0000_t202" style="position:absolute;margin-left:522.2pt;margin-top:640.15pt;width:112.15pt;height:39pt;z-index:251774976;visibility:visible;mso-wrap-style:square;mso-width-percent:0;mso-height-percent:0;mso-wrap-distance-left:9pt;mso-wrap-distance-top:3.95pt;mso-wrap-distance-right:9pt;mso-wrap-distance-bottom:3.6pt;mso-position-horizontal:absolute;mso-position-horizontal-relative:text;mso-position-vertical:absolute;mso-position-vertical-relative:page;mso-width-percent:0;mso-height-percent:0;mso-width-relative:margin;mso-height-relative:margin;v-text-anchor:top" o:gfxdata="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" filled="f" stroked="f">
+                <v:textbox inset=",1mm,,0">
+                  <w:txbxContent>
+                    <w:p>
+                      <w:pPr>
+                        <w:rPr>
+                          <w:rFonts w:ascii="ＭＳ 明朝" w:eastAsia="ＭＳ 明朝" w:hAnsi="ＭＳ 明朝"/>
+                          <w:sz w:val="28"/>
+                          <w:szCs w:val="28"/>
+                        </w:rPr>
+                      </w:pPr>
+                      <w:r>
+                        <w:rPr>
+                          <w:rFonts w:ascii="ＭＳ 明朝" w:eastAsia="ＭＳ 明朝" w:hAnsi="ＭＳ 明朝" w:hint="eastAsia"/>
+                          <w:sz w:val="28"/>
+                          <w:szCs w:val="28"/>
+                        </w:rPr>
+                        <w:t>以上</w:t>
+                      </w:r>
+                    </w:p>
+                  </w:txbxContent>
+                </v:textbox>
+                <w10:wrap type="square" anchory="page"/>
+              </v:shape>
+            </w:pict>
+          </mc:Fallback>
+        </mc:AlternateContent>
+      </w:r>
+      <w:r>
+        <w:rPr>
+          <w:noProof/>
+        </w:rPr>
+        <mc:AlternateContent>
+          <mc:Choice Requires="wps">
+            <w:drawing>
+              <wp:anchor distT="45720" distB="45720" distL="114300" distR="114300" simplePos="0" relativeHeight="251751424" behindDoc="0" locked="0" layoutInCell="1" allowOverlap="1" wp14:anchorId="102F1910" wp14:editId="5D1B3D60">
+                <wp:simplePos x="0" y="0"/>
+                <wp:positionH relativeFrom="column">
+                  <wp:posOffset>8044180</wp:posOffset>
+                </wp:positionH>
+                <wp:positionV relativeFrom="page">
+                  <wp:posOffset>4425315</wp:posOffset>
+                </wp:positionV>
+                <wp:extent cx="6438900" cy="1847850"/>
+                <wp:effectExtent l="0" t="0" r="0" b="0"/>
+                <wp:wrapSquare wrapText="bothSides"/>
+                <wp:docPr id="216" name="テキスト ボックス 216"/>
+                <wp:cNvGraphicFramePr>
+                  <a:graphicFrameLocks xmlns:a="http://schemas.openxmlformats.org/drawingml/2006/main"/>
+                </wp:cNvGraphicFramePr>
+                <a:graphic xmlns:a="http://schemas.openxmlformats.org/drawingml/2006/main">
+                  <a:graphicData uri="http://schemas.microsoft.com/office/word/2010/wordprocessingShape">
+                    <wps:wsp>
+                      <wps:cNvSpPr txBox="1">
+                        <a:spLocks noChangeArrowheads="1"/>
+                      </wps:cNvSpPr>
+                      <wps:spPr bwMode="auto">
+                        <a:xfrm>
+                          <a:off x="0" y="0"/>
+                          <a:ext cx="6438900" cy="1847850"/>
+                        </a:xfrm>
+                        <a:prstGeom prst="rect">
+                          <a:avLst/>
+                        </a:prstGeom>
+                        <a:noFill/>
+                        <a:ln w="9525">
+                          <a:noFill/>
+                          <a:miter lim="800000"/>
+                          <a:headEnd/>
+                          <a:tailEnd/>
+                        </a:ln>
+                      </wps:spPr>
+                      <wps:txbx>
+                        <w:txbxContent>
+                          <w:p>
+                            <w:pPr>
+                              <w:spacing w:after="0" w:line="460" w:lineRule="exact"/>
+                              <w:jc w:val="both"/>
+                              <w:rPr>
+                                <w:rFonts w:eastAsiaTheme="minorEastAsia" w:hint="eastAsia"/>
+                                <w:sz w:val="28"/>
+                                <w:szCs w:val="28"/>
+                              </w:rPr>
+                            </w:pPr>
+                            <w:r>
+                              <w:rPr>
+                                <w:rFonts w:eastAsiaTheme="minorEastAsia" w:hint="eastAsia"/>
+                                <w:sz w:val="28"/>
+                                <w:szCs w:val="28"/>
+                              </w:rPr>
+                              <w:t>私の強みは、改善を繰り返して成長できる点です。</w:t>
+                            </w:r>
+                            <w:r>
+                              <w:rPr>
+                                <w:rFonts w:eastAsiaTheme="minorEastAsia" w:hint="eastAsia"/>
+                                <w:sz w:val="28"/>
+                                <w:szCs w:val="28"/>
+                              </w:rPr>
+                              <w:t>1</w:t>
+                            </w:r>
+                            <w:r>
+                              <w:rPr>
+                                <w:rFonts w:eastAsiaTheme="minorEastAsia"/>
+                                <w:sz w:val="28"/>
+                                <w:szCs w:val="28"/>
+                              </w:rPr>
+                              <w:t>1</w:t>
+                            </w:r>
+                            <w:r>
+                              <w:rPr>
+                                <w:rFonts w:eastAsiaTheme="minorEastAsia" w:hint="eastAsia"/>
+                                <w:sz w:val="28"/>
+                                <w:szCs w:val="28"/>
+                              </w:rPr>
+                              <w:t>年</w:t>
+                            </w:r>
+                            <w:r>
+                              <w:rPr>
+                                <w:rFonts w:eastAsiaTheme="minorEastAsia" w:hint="eastAsia"/>
+                                <w:sz w:val="28"/>
+                                <w:szCs w:val="28"/>
+                              </w:rPr>
+                              <w:t>間</w:t>
+                            </w:r>
+                            <w:r>
+                              <w:rPr>
+                                <w:rFonts w:eastAsiaTheme="minorEastAsia" w:hint="eastAsia"/>
+                                <w:sz w:val="28"/>
+                                <w:szCs w:val="28"/>
+                              </w:rPr>
+                              <w:t>続けたボクシング</w:t>
+                            </w:r>
+                            <w:r>
+                              <w:rPr>
+                                <w:rFonts w:eastAsiaTheme="minorEastAsia" w:hint="eastAsia"/>
+                                <w:sz w:val="28"/>
+                                <w:szCs w:val="28"/>
+                              </w:rPr>
+                              <w:t>においては</w:t>
+                            </w:r>
+                            <w:r>
+                              <w:rPr>
+                                <w:rFonts w:eastAsiaTheme="minorEastAsia" w:hint="eastAsia"/>
+                                <w:sz w:val="28"/>
+                                <w:szCs w:val="28"/>
+                              </w:rPr>
+                              <w:t>、</w:t>
+                            </w:r>
+                            <w:r>
+                              <w:rPr>
+                                <w:rFonts w:eastAsiaTheme="minorEastAsia" w:hint="eastAsia"/>
+                                <w:sz w:val="28"/>
+                                <w:szCs w:val="28"/>
+                              </w:rPr>
+                              <w:t>監督に自分の練習を見てもらい、フォームやステップなどについて指摘してもらうことによって</w:t>
+                            </w:r>
+                            <w:r>
+                              <w:rPr>
+                                <w:rFonts w:eastAsiaTheme="minorEastAsia" w:hint="eastAsia"/>
+                                <w:sz w:val="28"/>
+                                <w:szCs w:val="28"/>
+                              </w:rPr>
+                              <w:t>試合での</w:t>
+                            </w:r>
+                            <w:r>
+                              <w:rPr>
+                                <w:rFonts w:eastAsiaTheme="minorEastAsia" w:hint="eastAsia"/>
+                                <w:sz w:val="28"/>
+                                <w:szCs w:val="28"/>
+                              </w:rPr>
+                              <w:t>被弾数を減らし</w:t>
+                            </w:r>
+                            <w:r>
+                              <w:rPr>
+                                <w:rFonts w:eastAsiaTheme="minorEastAsia" w:hint="eastAsia"/>
+                                <w:sz w:val="28"/>
+                                <w:szCs w:val="28"/>
+                              </w:rPr>
+                              <w:t>、体力面などの自分で解決できる課題に関しては、</w:t>
+                            </w:r>
+                            <w:r>
+                              <w:rPr>
+                                <w:rFonts w:eastAsiaTheme="minorEastAsia" w:hint="eastAsia"/>
+                                <w:sz w:val="28"/>
+                                <w:szCs w:val="28"/>
+                              </w:rPr>
+                              <w:t>毎日１時間のランニング</w:t>
+                            </w:r>
+                            <w:r>
+                              <w:rPr>
+                                <w:rFonts w:eastAsiaTheme="minorEastAsia" w:hint="eastAsia"/>
+                                <w:sz w:val="28"/>
+                                <w:szCs w:val="28"/>
+                              </w:rPr>
+                              <w:t>を習慣化することによって</w:t>
+                            </w:r>
+                            <w:r>
+                              <w:rPr>
+                                <w:rFonts w:eastAsiaTheme="minorEastAsia" w:hint="eastAsia"/>
+                                <w:sz w:val="28"/>
+                                <w:szCs w:val="28"/>
+                              </w:rPr>
+                              <w:t>、</w:t>
+                            </w:r>
+                            <w:r>
+                              <w:rPr>
+                                <w:rFonts w:eastAsiaTheme="minorEastAsia" w:hint="eastAsia"/>
+                                <w:sz w:val="28"/>
+                                <w:szCs w:val="28"/>
+                              </w:rPr>
+                              <w:t>試合後半に足が止まっていたのが改善したと監督に評価を頂</w:t>
+                            </w:r>
+                            <w:r>
+                              <w:rPr>
+                                <w:rFonts w:eastAsiaTheme="minorEastAsia" w:hint="eastAsia"/>
+                                <w:sz w:val="28"/>
+                                <w:szCs w:val="28"/>
+                              </w:rPr>
+                              <w:t>くことができました。この強み</w:t>
+                            </w:r>
+                            <w:r>
+                              <w:rPr>
+                                <w:rFonts w:eastAsiaTheme="minorEastAsia" w:hint="eastAsia"/>
+                                <w:sz w:val="28"/>
+                                <w:szCs w:val="28"/>
+                              </w:rPr>
+                              <w:t>から生まれる成長力で貴社に貢献したいと考えております。</w:t>
+                            </w:r>
+                          </w:p>
+                          <w:p>
+                            <w:pPr>
+                              <w:spacing w:after="0" w:line="460" w:lineRule="exact"/>
+                              <w:rPr>
+                                <w:rFonts w:eastAsiaTheme="minorEastAsia"/>
+                                <w:sz w:val="28"/>
+                                <w:szCs w:val="28"/>
+                              </w:rPr>
+                            </w:pPr>
+                          </w:p>
+                          <w:p>
+                            <w:pPr>
+                              <w:spacing w:after="0" w:line="460" w:lineRule="exact"/>
+                              <w:rPr>
+                                <w:rFonts w:eastAsiaTheme="minorEastAsia"/>
+                                <w:sz w:val="28"/>
+                                <w:szCs w:val="28"/>
+                              </w:rPr>
+                            </w:pPr>
+                          </w:p>
+                          <w:p>
+                            <w:pPr>
+                              <w:spacing w:after="0" w:line="460" w:lineRule="exact"/>
+                              <w:rPr>
+                                <w:rFonts w:eastAsiaTheme="minorEastAsia"/>
+                                <w:sz w:val="28"/>
+                                <w:szCs w:val="28"/>
+                              </w:rPr>
+                            </w:pPr>
+                          </w:p>
+                          <w:p>
+                            <w:pPr>
+                              <w:spacing w:after="0" w:line="460" w:lineRule="exact"/>
+                              <w:rPr>
+                                <w:rFonts w:eastAsiaTheme="minorEastAsia"/>
+                                <w:sz w:val="28"/>
+                                <w:szCs w:val="28"/>
+                              </w:rPr>
+                            </w:pPr>
+                          </w:p>
+                        </w:txbxContent>
+                      </wps:txbx>
+                      <wps:bodyPr rot="0" vert="horz" wrap="square" lIns="91440" tIns="36000" rIns="91440" bIns="0" anchor="t" anchorCtr="0">
+                        <a:noAutofit/>
+                      </wps:bodyPr>
+                    </wps:wsp>
+                  </a:graphicData>
+                </a:graphic>
+                <wp14:sizeRelH relativeFrom="margin">
+                  <wp14:pctWidth>0</wp14:pctWidth>
+                </wp14:sizeRelH>
+                <wp14:sizeRelV relativeFrom="margin">
+                  <wp14:pctHeight>0</wp14:pctHeight>
+                </wp14:sizeRelV>
+              </wp:anchor>
+            </w:drawing>
+          </mc:Choice>
+          <mc:Fallback>
+            <w:pict>
+              <v:shape w14:anchorId="102F1910" id="テキスト ボックス 216" o:spid="_x0000_s1032" type="#_x0000_t202" style="position:absolute;margin-left:633.4pt;margin-top:348.45pt;width:507pt;height:145.5pt;z-index:251751424;visibility:visible;mso-wrap-style:square;mso-width-percent:0;mso-height-percent:0;mso-wrap-distance-left:9pt;mso-wrap-distance-top:3.6pt;mso-wrap-distance-right:9pt;mso-wrap-distance-bottom:3.6pt;mso-position-horizontal:absolute;mso-position-horizontal-relative:text;mso-position-vertical:absolute;mso-position-vertical-relative:page;mso-width-percent:0;mso-height-percent:0;mso-width-relative:margin;mso-height-relative:margin;v-text-anchor:top" o:gfxdata="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" filled="f" stroked="f">
+                <v:textbox inset=",1mm,,0">
+                  <w:txbxContent>
+                    <w:p>
+                      <w:pPr>
+                        <w:spacing w:after="0" w:line="460" w:lineRule="exact"/>
+                        <w:jc w:val="both"/>
+                        <w:rPr>
+                          <w:rFonts w:eastAsiaTheme="minorEastAsia" w:hint="eastAsia"/>
+                          <w:sz w:val="28"/>
+                          <w:szCs w:val="28"/>
+                        </w:rPr>
+                      </w:pPr>
+                      <w:r>
+                        <w:rPr>
+                          <w:rFonts w:eastAsiaTheme="minorEastAsia" w:hint="eastAsia"/>
+                          <w:sz w:val="28"/>
+                          <w:szCs w:val="28"/>
+                        </w:rPr>
+                        <w:t>私の強みは、改善を繰り返して成長できる点です。</w:t>
+                      </w:r>
+                      <w:r>
+                        <w:rPr>
+                          <w:rFonts w:eastAsiaTheme="minorEastAsia" w:hint="eastAsia"/>
+                          <w:sz w:val="28"/>
+                          <w:szCs w:val="28"/>
+                        </w:rPr>
+                        <w:t>1</w:t>
+                      </w:r>
+                      <w:r>
+                        <w:rPr>
+                          <w:rFonts w:eastAsiaTheme="minorEastAsia"/>
+                          <w:sz w:val="28"/>
+                          <w:szCs w:val="28"/>
+                        </w:rPr>
+                        <w:t>1</w:t>
+                      </w:r>
+                      <w:r>
+                        <w:rPr>
+                          <w:rFonts w:eastAsiaTheme="minorEastAsia" w:hint="eastAsia"/>
+                          <w:sz w:val="28"/>
+                          <w:szCs w:val="28"/>
+                        </w:rPr>
+                        <w:t>年</w:t>
+                      </w:r>
+                      <w:r>
+                        <w:rPr>
+                          <w:rFonts w:eastAsiaTheme="minorEastAsia" w:hint="eastAsia"/>
+                          <w:sz w:val="28"/>
+                          <w:szCs w:val="28"/>
+                        </w:rPr>
+                        <w:t>間</w:t>
+                      </w:r>
+                      <w:r>
+                        <w:rPr>
+                          <w:rFonts w:eastAsiaTheme="minorEastAsia" w:hint="eastAsia"/>
+                          <w:sz w:val="28"/>
+                          <w:szCs w:val="28"/>
+                        </w:rPr>
+                        <w:t>続けたボクシング</w:t>
+                      </w:r>
+                      <w:r>
+                        <w:rPr>
+                          <w:rFonts w:eastAsiaTheme="minorEastAsia" w:hint="eastAsia"/>
+                          <w:sz w:val="28"/>
+                          <w:szCs w:val="28"/>
+                        </w:rPr>
+                        <w:t>においては</w:t>
+                      </w:r>
+                      <w:r>
+                        <w:rPr>
+                          <w:rFonts w:eastAsiaTheme="minorEastAsia" w:hint="eastAsia"/>
+                          <w:sz w:val="28"/>
+                          <w:szCs w:val="28"/>
+                        </w:rPr>
+                        <w:t>、</w:t>
+                      </w:r>
+                      <w:r>
+                        <w:rPr>
+                          <w:rFonts w:eastAsiaTheme="minorEastAsia" w:hint="eastAsia"/>
+                          <w:sz w:val="28"/>
+                          <w:szCs w:val="28"/>
+                        </w:rPr>
+                        <w:t>監督に自分の練習を見てもらい、フォームやステップなどについて指摘してもらうことによって</w:t>
+                      </w:r>
+                      <w:r>
+                        <w:rPr>
+                          <w:rFonts w:eastAsiaTheme="minorEastAsia" w:hint="eastAsia"/>
+                          <w:sz w:val="28"/>
+                          <w:szCs w:val="28"/>
+                        </w:rPr>
+                        <w:t>試合での</w:t>
+                      </w:r>
+                      <w:r>
+                        <w:rPr>
+                          <w:rFonts w:eastAsiaTheme="minorEastAsia" w:hint="eastAsia"/>
+                          <w:sz w:val="28"/>
+                          <w:szCs w:val="28"/>
+                        </w:rPr>
+                        <w:t>被弾数を減らし</w:t>
+                      </w:r>
+                      <w:r>
+                        <w:rPr>
+                          <w:rFonts w:eastAsiaTheme="minorEastAsia" w:hint="eastAsia"/>
+                          <w:sz w:val="28"/>
+                          <w:szCs w:val="28"/>
+                        </w:rPr>
+                        <w:t>、体力面などの自分で解決できる課題に関しては、</w:t>
+                      </w:r>
+                      <w:r>
+                        <w:rPr>
+                          <w:rFonts w:eastAsiaTheme="minorEastAsia" w:hint="eastAsia"/>
+                          <w:sz w:val="28"/>
+                          <w:szCs w:val="28"/>
+                        </w:rPr>
+                        <w:t>毎日１時間のランニング</w:t>
+                      </w:r>
+                      <w:r>
+                        <w:rPr>
+                          <w:rFonts w:eastAsiaTheme="minorEastAsia" w:hint="eastAsia"/>
+                          <w:sz w:val="28"/>
+                          <w:szCs w:val="28"/>
+                        </w:rPr>
+                        <w:t>を習慣化することによって</w:t>
+                      </w:r>
+                      <w:r>
+                        <w:rPr>
+                          <w:rFonts w:eastAsiaTheme="minorEastAsia" w:hint="eastAsia"/>
+                          <w:sz w:val="28"/>
+                          <w:szCs w:val="28"/>
+                        </w:rPr>
+                        <w:t>、</w:t>
+                      </w:r>
+                      <w:r>
+                        <w:rPr>
+                          <w:rFonts w:eastAsiaTheme="minorEastAsia" w:hint="eastAsia"/>
+                          <w:sz w:val="28"/>
+                          <w:szCs w:val="28"/>
+                        </w:rPr>
+                        <w:t>試合後半に足が止まっていたのが改善したと監督に評価を頂</w:t>
+                      </w:r>
+                      <w:r>
+                        <w:rPr>
+                          <w:rFonts w:eastAsiaTheme="minorEastAsia" w:hint="eastAsia"/>
+                          <w:sz w:val="28"/>
+                          <w:szCs w:val="28"/>
+                        </w:rPr>
+                        <w:t>くことができました。この強み</w:t>
+                      </w:r>
+                      <w:r>
+                        <w:rPr>
+                          <w:rFonts w:eastAsiaTheme="minorEastAsia" w:hint="eastAsia"/>
+                          <w:sz w:val="28"/>
+                          <w:szCs w:val="28"/>
+                        </w:rPr>
+                        <w:t>から生まれる成長力で貴社に貢献したいと考えております。</w:t>
+                      </w:r>
+                    </w:p>
+                    <w:p>
+                      <w:pPr>
+                        <w:spacing w:after="0" w:line="460" w:lineRule="exact"/>
+                        <w:rPr>
+                          <w:rFonts w:eastAsiaTheme="minorEastAsia"/>
+                          <w:sz w:val="28"/>
+                          <w:szCs w:val="28"/>
+                        </w:rPr>
+                      </w:pPr>
+                    </w:p>
+                    <w:p>
+                      <w:pPr>
+                        <w:spacing w:after="0" w:line="460" w:lineRule="exact"/>
+                        <w:rPr>
+                          <w:rFonts w:eastAsiaTheme="minorEastAsia"/>
+                          <w:sz w:val="28"/>
+                          <w:szCs w:val="28"/>
+                        </w:rPr>
+                      </w:pPr>
+                    </w:p>
+                    <w:p>
+                      <w:pPr>
+                        <w:spacing w:after="0" w:line="460" w:lineRule="exact"/>
+                        <w:rPr>
+                          <w:rFonts w:eastAsiaTheme="minorEastAsia"/>
+                          <w:sz w:val="28"/>
+                          <w:szCs w:val="28"/>
+                        </w:rPr>
+                      </w:pPr>
+                    </w:p>
+                    <w:p>
+                      <w:pPr>
+                        <w:spacing w:after="0" w:line="460" w:lineRule="exact"/>
+                        <w:rPr>
+                          <w:rFonts w:eastAsiaTheme="minorEastAsia"/>
+                          <w:sz w:val="28"/>
+                          <w:szCs w:val="28"/>
+                        </w:rPr>
+                      </w:pPr>
+                    </w:p>
+                  </w:txbxContent>
+                </v:textbox>
+                <w10:wrap type="square" anchory="page"/>
+              </v:shape>
+            </w:pict>
+          </mc:Fallback>
+        </mc:AlternateContent>
+      </w:r>
+      <w:r>
+        <w:rPr>
+          <w:noProof/>
+        </w:rPr>
+        <mc:AlternateContent>
+          <mc:Choice Requires="wps">
+            <w:drawing>
+              <wp:anchor distT="45720" distB="45720" distL="114300" distR="114300" simplePos="0" relativeHeight="251755520" behindDoc="0" locked="0" layoutInCell="1" allowOverlap="1" wp14:anchorId="1EC40E81" wp14:editId="651DC031">
+                <wp:simplePos x="0" y="0"/>
+                <wp:positionH relativeFrom="column">
+                  <wp:posOffset>8029575</wp:posOffset>
+                </wp:positionH>
+                <wp:positionV relativeFrom="page">
+                  <wp:posOffset>7991475</wp:posOffset>
+                </wp:positionV>
+                <wp:extent cx="6438900" cy="962025"/>
+                <wp:effectExtent l="0" t="0" r="0" b="9525"/>
+                <wp:wrapSquare wrapText="bothSides"/>
+                <wp:docPr id="221" name="テキスト ボックス 221"/>
+                <wp:cNvGraphicFramePr>
+                  <a:graphicFrameLocks xmlns:a="http://schemas.openxmlformats.org/drawingml/2006/main"/>
+                </wp:cNvGraphicFramePr>
+                <a:graphic xmlns:a="http://schemas.openxmlformats.org/drawingml/2006/main">
+                  <a:graphicData uri="http://schemas.microsoft.com/office/word/2010/wordprocessingShape">
+                    <wps:wsp>
+                      <wps:cNvSpPr txBox="1">
+                        <a:spLocks noChangeArrowheads="1"/>
+                      </wps:cNvSpPr>
+                      <wps:spPr bwMode="auto">
+                        <a:xfrm>
+                          <a:off x="0" y="0"/>
+                          <a:ext cx="6438900" cy="962025"/>
+                        </a:xfrm>
+                        <a:prstGeom prst="rect">
+                          <a:avLst/>
+                        </a:prstGeom>
+                        <a:noFill/>
+                        <a:ln w="9525">
+                          <a:noFill/>
+                          <a:miter lim="800000"/>
+                          <a:headEnd/>
+                          <a:tailEnd/>
+                        </a:ln>
+                      </wps:spPr>
+                      <wps:txbx>
+                        <w:txbxContent>
+                          <w:p>
+                            <w:pPr>
+                              <w:spacing w:after="0" w:line="460" w:lineRule="exact"/>
+                              <w:rPr>
+                                <w:rFonts w:eastAsiaTheme="minorEastAsia" w:hint="eastAsia"/>
+                                <w:sz w:val="28"/>
+                                <w:szCs w:val="28"/>
+                              </w:rPr>
+                            </w:pPr>
+                            <w:r>
+                              <w:rPr>
+                                <w:rFonts w:eastAsiaTheme="minorEastAsia" w:hint="eastAsia"/>
+                                <w:sz w:val="28"/>
+                                <w:szCs w:val="28"/>
+                              </w:rPr>
+                              <w:t>映画</w:t>
+                            </w:r>
+                            <w:r>
+                              <w:rPr>
+                                <w:rFonts w:eastAsiaTheme="minorEastAsia" w:hint="eastAsia"/>
+                                <w:sz w:val="28"/>
+                                <w:szCs w:val="28"/>
+                              </w:rPr>
+                              <w:t>・</w:t>
+                            </w:r>
+                            <w:r>
+                              <w:rPr>
+                                <w:rFonts w:eastAsiaTheme="minorEastAsia" w:hint="eastAsia"/>
+                                <w:sz w:val="28"/>
+                                <w:szCs w:val="28"/>
+                              </w:rPr>
+                              <w:t>ゲーム</w:t>
+                            </w:r>
+                            <w:r>
+                              <w:rPr>
+                                <w:rFonts w:eastAsiaTheme="minorEastAsia" w:hint="eastAsia"/>
+                                <w:sz w:val="28"/>
+                                <w:szCs w:val="28"/>
+                              </w:rPr>
+                              <w:t>・アニメ</w:t>
+                            </w:r>
+                            <w:r>
+                              <w:rPr>
+                                <w:rFonts w:eastAsiaTheme="minorEastAsia" w:hint="eastAsia"/>
+                                <w:sz w:val="28"/>
+                                <w:szCs w:val="28"/>
+                              </w:rPr>
+                              <w:t>などのエンタメコンテンツ</w:t>
+                            </w:r>
+                            <w:r>
+                              <w:rPr>
+                                <w:rFonts w:eastAsiaTheme="minorEastAsia" w:hint="eastAsia"/>
+                                <w:sz w:val="28"/>
+                                <w:szCs w:val="28"/>
+                              </w:rPr>
+                              <w:t>全般</w:t>
+                            </w:r>
+                            <w:r>
+                              <w:rPr>
+                                <w:rFonts w:eastAsiaTheme="minorEastAsia" w:hint="eastAsia"/>
+                                <w:sz w:val="28"/>
+                                <w:szCs w:val="28"/>
+                              </w:rPr>
+                              <w:t>が趣味で</w:t>
+                            </w:r>
+                            <w:r>
+                              <w:rPr>
+                                <w:rFonts w:eastAsiaTheme="minorEastAsia" w:hint="eastAsia"/>
+                                <w:sz w:val="28"/>
+                                <w:szCs w:val="28"/>
+                              </w:rPr>
+                              <w:t>、</w:t>
+                            </w:r>
+                            <w:r>
+                              <w:rPr>
+                                <w:rFonts w:eastAsiaTheme="minorEastAsia" w:hint="eastAsia"/>
+                                <w:sz w:val="28"/>
+                                <w:szCs w:val="28"/>
+                              </w:rPr>
+                              <w:t>なぜ面白いと感じるのかを考えながら見て</w:t>
+                            </w:r>
+                            <w:r>
+                              <w:rPr>
+                                <w:rFonts w:eastAsiaTheme="minorEastAsia" w:hint="eastAsia"/>
+                                <w:sz w:val="28"/>
+                                <w:szCs w:val="28"/>
+                              </w:rPr>
+                              <w:t>、観察力を磨いております</w:t>
+                            </w:r>
+                            <w:r>
+                              <w:rPr>
+                                <w:rFonts w:eastAsiaTheme="minorEastAsia" w:hint="eastAsia"/>
+                                <w:sz w:val="28"/>
+                                <w:szCs w:val="28"/>
+                              </w:rPr>
+                              <w:t>。</w:t>
+                            </w:r>
+                            <w:r>
+                              <w:rPr>
+                                <w:rFonts w:eastAsiaTheme="minorEastAsia" w:hint="eastAsia"/>
+                                <w:sz w:val="28"/>
+                                <w:szCs w:val="28"/>
+                              </w:rPr>
+                              <w:t>ランニングや散歩などもしており、定期的にリフレッシュしております。</w:t>
+                            </w:r>
+                          </w:p>
+                          <w:p>
+                            <w:pPr>
+                              <w:spacing w:after="0" w:line="460" w:lineRule="exact"/>
+                              <w:jc w:val="both"/>
+                              <w:rPr>
+                                <w:rFonts w:eastAsiaTheme="minorEastAsia"/>
+                                <w:sz w:val="28"/>
+                                <w:szCs w:val="28"/>
+                              </w:rPr>
+                            </w:pPr>
+                          </w:p>
+                          <w:p>
+                            <w:pPr>
+                              <w:spacing w:after="0" w:line="460" w:lineRule="exact"/>
+                              <w:jc w:val="both"/>
+                              <w:rPr>
+                                <w:rFonts w:eastAsiaTheme="minorEastAsia"/>
+                                <w:sz w:val="28"/>
+                                <w:szCs w:val="28"/>
+                              </w:rPr>
+                            </w:pPr>
+                          </w:p>
+                        </w:txbxContent>
+                      </wps:txbx>
+                      <wps:bodyPr rot="0" vert="horz" wrap="square" lIns="91440" tIns="36000" rIns="91440" bIns="0" anchor="t" anchorCtr="0">
+                        <a:noAutofit/>
+                      </wps:bodyPr>
+                    </wps:wsp>
+                  </a:graphicData>
+                </a:graphic>
+                <wp14:sizeRelH relativeFrom="margin">
+                  <wp14:pctWidth>0</wp14:pctWidth>
+                </wp14:sizeRelH>
+                <wp14:sizeRelV relativeFrom="margin">
+                  <wp14:pctHeight>0</wp14:pctHeight>
+                </wp14:sizeRelV>
+              </wp:anchor>
+            </w:drawing>
+          </mc:Choice>
+          <mc:Fallback>
+            <w:pict>
+              <v:shape w14:anchorId="1EC40E81" id="テキスト ボックス 221" o:spid="_x0000_s1033" type="#_x0000_t202" style="position:absolute;margin-left:632.25pt;margin-top:629.25pt;width:507pt;height:75.75pt;z-index:251755520;visibility:visible;mso-wrap-style:square;mso-width-percent:0;mso-height-percent:0;mso-wrap-distance-left:9pt;mso-wrap-distance-top:3.6pt;mso-wrap-distance-right:9pt;mso-wrap-distance-bottom:3.6pt;mso-position-horizontal:absolute;mso-position-horizontal-relative:text;mso-position-vertical:absolute;mso-position-vertical-relative:page;mso-width-percent:0;mso-height-percent:0;mso-width-relative:margin;mso-height-relative:margin;v-text-anchor:top" o:gfxdata="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" filled="f" stroked="f">
+                <v:textbox inset=",1mm,,0">
+                  <w:txbxContent>
+                    <w:p>
+                      <w:pPr>
+                        <w:spacing w:after="0" w:line="460" w:lineRule="exact"/>
+                        <w:rPr>
+                          <w:rFonts w:eastAsiaTheme="minorEastAsia" w:hint="eastAsia"/>
+                          <w:sz w:val="28"/>
+                          <w:szCs w:val="28"/>
+                        </w:rPr>
+                      </w:pPr>
+                      <w:r>
+                        <w:rPr>
+                          <w:rFonts w:eastAsiaTheme="minorEastAsia" w:hint="eastAsia"/>
+                          <w:sz w:val="28"/>
+                          <w:szCs w:val="28"/>
+                        </w:rPr>
+                        <w:t>映画</w:t>
+                      </w:r>
+                      <w:r>
+                        <w:rPr>
+                          <w:rFonts w:eastAsiaTheme="minorEastAsia" w:hint="eastAsia"/>
+                          <w:sz w:val="28"/>
+                          <w:szCs w:val="28"/>
+                        </w:rPr>
+                        <w:t>・</w:t>
+                      </w:r>
+                      <w:r>
+                        <w:rPr>
+                          <w:rFonts w:eastAsiaTheme="minorEastAsia" w:hint="eastAsia"/>
+                          <w:sz w:val="28"/>
+                          <w:szCs w:val="28"/>
+                        </w:rPr>
+                        <w:t>ゲーム</w:t>
+                      </w:r>
+                      <w:r>
+                        <w:rPr>
+                          <w:rFonts w:eastAsiaTheme="minorEastAsia" w:hint="eastAsia"/>
+                          <w:sz w:val="28"/>
+                          <w:szCs w:val="28"/>
+                        </w:rPr>
+                        <w:t>・アニメ</w:t>
+                      </w:r>
+                      <w:r>
+                        <w:rPr>
+                          <w:rFonts w:eastAsiaTheme="minorEastAsia" w:hint="eastAsia"/>
+                          <w:sz w:val="28"/>
+                          <w:szCs w:val="28"/>
+                        </w:rPr>
+                        <w:t>などのエンタメコンテンツ</w:t>
+                      </w:r>
+                      <w:r>
+                        <w:rPr>
+                          <w:rFonts w:eastAsiaTheme="minorEastAsia" w:hint="eastAsia"/>
+                          <w:sz w:val="28"/>
+                          <w:szCs w:val="28"/>
+                        </w:rPr>
+                        <w:t>全般</w:t>
+                      </w:r>
+                      <w:r>
+                        <w:rPr>
+                          <w:rFonts w:eastAsiaTheme="minorEastAsia" w:hint="eastAsia"/>
+                          <w:sz w:val="28"/>
+                          <w:szCs w:val="28"/>
+                        </w:rPr>
+                        <w:t>が趣味で</w:t>
+                      </w:r>
+                      <w:r>
+                        <w:rPr>
+                          <w:rFonts w:eastAsiaTheme="minorEastAsia" w:hint="eastAsia"/>
+                          <w:sz w:val="28"/>
+                          <w:szCs w:val="28"/>
+                        </w:rPr>
+                        <w:t>、</w:t>
+                      </w:r>
+                      <w:r>
+                        <w:rPr>
+                          <w:rFonts w:eastAsiaTheme="minorEastAsia" w:hint="eastAsia"/>
+                          <w:sz w:val="28"/>
+                          <w:szCs w:val="28"/>
+                        </w:rPr>
+                        <w:t>なぜ面白いと感じるのかを考えながら見て</w:t>
+                      </w:r>
+                      <w:r>
+                        <w:rPr>
+                          <w:rFonts w:eastAsiaTheme="minorEastAsia" w:hint="eastAsia"/>
+                          <w:sz w:val="28"/>
+                          <w:szCs w:val="28"/>
+                        </w:rPr>
+                        <w:t>、観察力を磨いております</w:t>
+                      </w:r>
+                      <w:r>
+                        <w:rPr>
+                          <w:rFonts w:eastAsiaTheme="minorEastAsia" w:hint="eastAsia"/>
+                          <w:sz w:val="28"/>
+                          <w:szCs w:val="28"/>
+                        </w:rPr>
+                        <w:t>。</w:t>
+                      </w:r>
+                      <w:r>
+                        <w:rPr>
+                          <w:rFonts w:eastAsiaTheme="minorEastAsia" w:hint="eastAsia"/>
+                          <w:sz w:val="28"/>
+                          <w:szCs w:val="28"/>
+                        </w:rPr>
+                        <w:t>ランニングや散歩などもしており、定期的にリフレッシュしております。</w:t>
+                      </w:r>
+                    </w:p>
+                    <w:p>
+                      <w:pPr>
+                        <w:spacing w:after="0" w:line="460" w:lineRule="exact"/>
+                        <w:jc w:val="both"/>
+                        <w:rPr>
+                          <w:rFonts w:eastAsiaTheme="minorEastAsia"/>
+                          <w:sz w:val="28"/>
+                          <w:szCs w:val="28"/>
+                        </w:rPr>
+                      </w:pPr>
+                    </w:p>
+                    <w:p>
+                      <w:pPr>
+                        <w:spacing w:after="0" w:line="460" w:lineRule="exact"/>
+                        <w:jc w:val="both"/>
+                        <w:rPr>
+                          <w:rFonts w:eastAsiaTheme="minorEastAsia"/>
+                          <w:sz w:val="28"/>
+                          <w:szCs w:val="28"/>
+                        </w:rPr>
+                      </w:pPr>
+                    </w:p>
+                  </w:txbxContent>
+                </v:textbox>
+                <w10:wrap type="square" anchory="page"/>
+              </v:shape>
+            </w:pict>
+          </mc:Fallback>
+        </mc:AlternateContent>
+      </w:r>
+      <w:r>
+        <w:rPr>
+          <w:noProof/>
+        </w:rPr>
+        <mc:AlternateContent>
+          <mc:Choice Requires="wps">
+            <w:drawing>
+              <wp:anchor distT="45720" distB="45720" distL="114300" distR="114300" simplePos="0" relativeHeight="251757568" behindDoc="0" locked="0" layoutInCell="1" allowOverlap="1" wp14:anchorId="6D011E2B" wp14:editId="566EC175">
+                <wp:simplePos x="0" y="0"/>
+                <wp:positionH relativeFrom="column">
+                  <wp:posOffset>8029575</wp:posOffset>
+                </wp:positionH>
+                <wp:positionV relativeFrom="page">
+                  <wp:posOffset>9191625</wp:posOffset>
+                </wp:positionV>
+                <wp:extent cx="6438900" cy="942975"/>
+                <wp:effectExtent l="0" t="0" r="0" b="9525"/>
+                <wp:wrapSquare wrapText="bothSides"/>
+                <wp:docPr id="222" name="テキスト ボックス 222"/>
+                <wp:cNvGraphicFramePr>
+                  <a:graphicFrameLocks xmlns:a="http://schemas.openxmlformats.org/drawingml/2006/main"/>
+                </wp:cNvGraphicFramePr>
+                <a:graphic xmlns:a="http://schemas.openxmlformats.org/drawingml/2006/main">
+                  <a:graphicData uri="http://schemas.microsoft.com/office/word/2010/wordprocessingShape">
+                    <wps:wsp>
+                      <wps:cNvSpPr txBox="1">
+                        <a:spLocks noChangeArrowheads="1"/>
+                      </wps:cNvSpPr>
+                      <wps:spPr bwMode="auto">
+                        <a:xfrm>
+                          <a:off x="0" y="0"/>
+                          <a:ext cx="6438900" cy="942975"/>
+                        </a:xfrm>
+                        <a:prstGeom prst="rect">
+                          <a:avLst/>
+                        </a:prstGeom>
+                        <a:noFill/>
+                        <a:ln w="9525">
+                          <a:noFill/>
+                          <a:miter lim="800000"/>
+                          <a:headEnd/>
+                          <a:tailEnd/>
+                        </a:ln>
+                      </wps:spPr>
+                      <wps:txbx>
+                        <w:txbxContent>
+                          <w:p>
+                            <w:pPr>
+                              <w:spacing w:after="0" w:line="460" w:lineRule="exact"/>
+                              <w:rPr>
+                                <w:rFonts w:eastAsiaTheme="minorEastAsia" w:hint="eastAsia"/>
+                                <w:sz w:val="28"/>
+                                <w:szCs w:val="28"/>
+                              </w:rPr>
+                            </w:pPr>
+                            <w:r>
+                              <w:rPr>
+                                <w:rFonts w:eastAsiaTheme="minorEastAsia" w:hint="eastAsia"/>
+                                <w:sz w:val="28"/>
+                                <w:szCs w:val="28"/>
+                              </w:rPr>
+                              <w:t>ゲームコンテストに向けてチームを組み制作に励んでお</w:t>
+                            </w:r>
+                            <w:r>
+                              <w:rPr>
+                                <w:rFonts w:eastAsiaTheme="minorEastAsia" w:hint="eastAsia"/>
+                                <w:sz w:val="28"/>
+                                <w:szCs w:val="28"/>
+                              </w:rPr>
+                              <w:t>り、</w:t>
+                            </w:r>
+                            <w:r>
+                              <w:rPr>
+                                <w:rFonts w:eastAsiaTheme="minorEastAsia" w:hint="eastAsia"/>
+                                <w:sz w:val="28"/>
+                                <w:szCs w:val="28"/>
+                              </w:rPr>
+                              <w:t>仕様書による認識の擦り合わせや、ガントチャートによる開発する機能の優先順位付けとスケジューリングを行うことによって、</w:t>
+                            </w:r>
+                            <w:r>
+                              <w:rPr>
+                                <w:rFonts w:eastAsiaTheme="minorEastAsia" w:hint="eastAsia"/>
+                                <w:sz w:val="28"/>
+                                <w:szCs w:val="28"/>
+                              </w:rPr>
+                              <w:t>計画力を向上させてきました。</w:t>
+                            </w:r>
+                          </w:p>
+                          <w:p>
+                            <w:pPr>
+                              <w:spacing w:after="0" w:line="460" w:lineRule="exact"/>
+                              <w:rPr>
+                                <w:rFonts w:eastAsiaTheme="minorEastAsia"/>
+                                <w:sz w:val="28"/>
+                                <w:szCs w:val="28"/>
+                              </w:rPr>
+                            </w:pPr>
+                          </w:p>
+                          <w:p>
+                            <w:pPr>
+                              <w:spacing w:after="0" w:line="460" w:lineRule="exact"/>
+                              <w:rPr>
+                                <w:rFonts w:eastAsiaTheme="minorEastAsia"/>
+                                <w:sz w:val="28"/>
+                                <w:szCs w:val="28"/>
+                              </w:rPr>
+                            </w:pPr>
+                          </w:p>
+                        </w:txbxContent>
+                      </wps:txbx>
+                      <wps:bodyPr rot="0" vert="horz" wrap="square" lIns="91440" tIns="36000" rIns="91440" bIns="0" anchor="t" anchorCtr="0">
+                        <a:noAutofit/>
+                      </wps:bodyPr>
+                    </wps:wsp>
+                  </a:graphicData>
+                </a:graphic>
+                <wp14:sizeRelH relativeFrom="margin">
+                  <wp14:pctWidth>0</wp14:pctWidth>
+                </wp14:sizeRelH>
+                <wp14:sizeRelV relativeFrom="margin">
+                  <wp14:pctHeight>0</wp14:pctHeight>
+                </wp14:sizeRelV>
+              </wp:anchor>
+            </w:drawing>
+          </mc:Choice>
+          <mc:Fallback>
+            <w:pict>
+              <v:shape w14:anchorId="6D011E2B" id="テキスト ボックス 222" o:spid="_x0000_s1034" type="#_x0000_t202" style="position:absolute;margin-left:632.25pt;margin-top:723.75pt;width:507pt;height:74.25pt;z-index:251757568;visibility:visible;mso-wrap-style:square;mso-width-percent:0;mso-height-percent:0;mso-wrap-distance-left:9pt;mso-wrap-distance-top:3.6pt;mso-wrap-distance-right:9pt;mso-wrap-distance-bottom:3.6pt;mso-position-horizontal:absolute;mso-position-horizontal-relative:text;mso-position-vertical:absolute;mso-position-vertical-relative:page;mso-width-percent:0;mso-height-percent:0;mso-width-relative:margin;mso-height-relative:margin;v-text-anchor:top" o:gfxdata="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" filled="f" stroked="f">
+                <v:textbox inset=",1mm,,0">
+                  <w:txbxContent>
+                    <w:p>
+                      <w:pPr>
+                        <w:spacing w:after="0" w:line="460" w:lineRule="exact"/>
+                        <w:rPr>
+                          <w:rFonts w:eastAsiaTheme="minorEastAsia" w:hint="eastAsia"/>
+                          <w:sz w:val="28"/>
+                          <w:szCs w:val="28"/>
+                        </w:rPr>
+                      </w:pPr>
+                      <w:r>
+                        <w:rPr>
+                          <w:rFonts w:eastAsiaTheme="minorEastAsia" w:hint="eastAsia"/>
+                          <w:sz w:val="28"/>
+                          <w:szCs w:val="28"/>
+                        </w:rPr>
+                        <w:t>ゲームコンテストに向けてチームを組み制作に励んでお</w:t>
+                      </w:r>
+                      <w:r>
+                        <w:rPr>
+                          <w:rFonts w:eastAsiaTheme="minorEastAsia" w:hint="eastAsia"/>
+                          <w:sz w:val="28"/>
+                          <w:szCs w:val="28"/>
+                        </w:rPr>
+                        <w:t>り、</w:t>
+                      </w:r>
+                      <w:r>
+                        <w:rPr>
+                          <w:rFonts w:eastAsiaTheme="minorEastAsia" w:hint="eastAsia"/>
+                          <w:sz w:val="28"/>
+                          <w:szCs w:val="28"/>
+                        </w:rPr>
+                        <w:t>仕様書による認識の擦り合わせや、ガントチャートによる開発する機能の優先順位付けとスケジューリングを行うことによって、</w:t>
+                      </w:r>
+                      <w:r>
+                        <w:rPr>
+                          <w:rFonts w:eastAsiaTheme="minorEastAsia" w:hint="eastAsia"/>
+                          <w:sz w:val="28"/>
+                          <w:szCs w:val="28"/>
+                        </w:rPr>
+                        <w:t>計画力を向上させてきました。</w:t>
+                      </w:r>
+                    </w:p>
+                    <w:p>
+                      <w:pPr>
+                        <w:spacing w:after="0" w:line="460" w:lineRule="exact"/>
+                        <w:rPr>
+                          <w:rFonts w:eastAsiaTheme="minorEastAsia"/>
+                          <w:sz w:val="28"/>
+                          <w:szCs w:val="28"/>
+                        </w:rPr>
+                      </w:pPr>
+                    </w:p>
+                    <w:p>
+                      <w:pPr>
+                        <w:spacing w:after="0" w:line="460" w:lineRule="exact"/>
+                        <w:rPr>
+                          <w:rFonts w:eastAsiaTheme="minorEastAsia"/>
+                          <w:sz w:val="28"/>
+                          <w:szCs w:val="28"/>
+                        </w:rPr>
+                      </w:pPr>
+                    </w:p>
+                  </w:txbxContent>
+                </v:textbox>
+                <w10:wrap type="square" anchory="page"/>
+              </v:shape>
+            </w:pict>
+          </mc:Fallback>
+        </mc:AlternateContent>
+      </w:r>
       <w:r>
         <w:rPr>
           <w:noProof/>
@@ -133,11 +2325,7 @@
           </mc:Choice>
           <mc:Fallback>
             <w:pict>
-              <v:shapetype w14:anchorId="3074B34B" id="_x0000_t202" coordsize="21600,21600" o:spt="202" path="m,l,21600r21600,l21600,xe">
-                <v:stroke joinstyle="miter"/>
-                <v:path gradientshapeok="t" o:connecttype="rect"/>
-              </v:shapetype>
-              <v:shape id="テキスト ボックス 2" o:spid="_x0000_s1026" type="#_x0000_t202" style="position:absolute;margin-left:78pt;margin-top:353.55pt;width:105.75pt;height:25.2pt;z-index:251728896;visibility:visible;mso-wrap-style:square;mso-width-percent:0;mso-height-percent:0;mso-wrap-distance-left:9pt;mso-wrap-distance-top:4.25pt;mso-wrap-distance-right:9pt;mso-wrap-distance-bottom:3.95pt;mso-position-horizontal:absolute;mso-position-horizontal-relative:text;mso-position-vertical:absolute;mso-position-vertical-relative:margin;mso-width-percent:0;mso-height-percent:0;mso-width-relative:margin;mso-height-relative:margin;v-text-anchor:top" o:gfxdata="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" filled="f" stroked="f">
+              <v:shape w14:anchorId="3074B34B" id="_x0000_s1035" type="#_x0000_t202" style="position:absolute;margin-left:78pt;margin-top:353.55pt;width:105.75pt;height:25.2pt;z-index:251728896;visibility:visible;mso-wrap-style:square;mso-width-percent:0;mso-height-percent:0;mso-wrap-distance-left:9pt;mso-wrap-distance-top:4.25pt;mso-wrap-distance-right:9pt;mso-wrap-distance-bottom:3.95pt;mso-position-horizontal:absolute;mso-position-horizontal-relative:text;mso-position-vertical:absolute;mso-position-vertical-relative:margin;mso-width-percent:0;mso-height-percent:0;mso-width-relative:margin;mso-height-relative:margin;v-text-anchor:top" o:gfxdata="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" filled="f" stroked="f">
                 <v:textbox inset="2mm,1mm,1mm,0">
                   <w:txbxContent>
                     <w:p>
@@ -325,7 +2513,7 @@
           </mc:Choice>
           <mc:Fallback>
             <w:pict>
-              <v:shape w14:anchorId="27086507" id="_x0000_s1027" type="#_x0000_t202" style="position:absolute;margin-left:78pt;margin-top:402.3pt;width:105.75pt;height:25.2pt;z-index:251730944;visibility:visible;mso-wrap-style:square;mso-width-percent:0;mso-height-percent:0;mso-wrap-distance-left:9pt;mso-wrap-distance-top:4.25pt;mso-wrap-distance-right:9pt;mso-wrap-distance-bottom:3.95pt;mso-position-horizontal:absolute;mso-position-horizontal-relative:text;mso-position-vertical:absolute;mso-position-vertical-relative:margin;mso-width-percent:0;mso-height-percent:0;mso-width-relative:margin;mso-height-relative:margin;v-text-anchor:top" o:gfxdata="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" filled="f" stroked="f">
+              <v:shape w14:anchorId="27086507" id="_x0000_s1036" type="#_x0000_t202" style="position:absolute;margin-left:78pt;margin-top:402.3pt;width:105.75pt;height:25.2pt;z-index:251730944;visibility:visible;mso-wrap-style:square;mso-width-percent:0;mso-height-percent:0;mso-wrap-distance-left:9pt;mso-wrap-distance-top:4.25pt;mso-wrap-distance-right:9pt;mso-wrap-distance-bottom:3.95pt;mso-position-horizontal:absolute;mso-position-horizontal-relative:text;mso-position-vertical:absolute;mso-position-vertical-relative:margin;mso-width-percent:0;mso-height-percent:0;mso-width-relative:margin;mso-height-relative:margin;v-text-anchor:top" o:gfxdata="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" filled="f" stroked="f">
                 <v:textbox inset="2mm,1mm,1mm,0">
                   <w:txbxContent>
                     <w:p>
@@ -505,7 +2693,7 @@
           </mc:Choice>
           <mc:Fallback>
             <w:pict>
-              <v:shape w14:anchorId="40C968CF" id="_x0000_s1028" type="#_x0000_t202" style="position:absolute;margin-left:78pt;margin-top:378.3pt;width:105.75pt;height:25.2pt;z-index:251732992;visibility:visible;mso-wrap-style:square;mso-width-percent:0;mso-height-percent:0;mso-wrap-distance-left:9pt;mso-wrap-distance-top:4.25pt;mso-wrap-distance-right:9pt;mso-wrap-distance-bottom:3.95pt;mso-position-horizontal:absolute;mso-position-horizontal-relative:text;mso-position-vertical:absolute;mso-position-vertical-relative:margin;mso-width-percent:0;mso-height-percent:0;mso-width-relative:margin;mso-height-relative:margin;v-text-anchor:top" o:gfxdata="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" filled="f" stroked="f">
+              <v:shape w14:anchorId="40C968CF" id="_x0000_s1037" type="#_x0000_t202" style="position:absolute;margin-left:78pt;margin-top:378.3pt;width:105.75pt;height:25.2pt;z-index:251732992;visibility:visible;mso-wrap-style:square;mso-width-percent:0;mso-height-percent:0;mso-wrap-distance-left:9pt;mso-wrap-distance-top:4.25pt;mso-wrap-distance-right:9pt;mso-wrap-distance-bottom:3.95pt;mso-position-horizontal:absolute;mso-position-horizontal-relative:text;mso-position-vertical:absolute;mso-position-vertical-relative:margin;mso-width-percent:0;mso-height-percent:0;mso-width-relative:margin;mso-height-relative:margin;v-text-anchor:top" o:gfxdata="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" filled="f" stroked="f">
                 <v:textbox inset="2mm,1mm,1mm,0">
                   <w:txbxContent>
                     <w:p>
@@ -693,7 +2881,7 @@
           </mc:Choice>
           <mc:Fallback>
             <w:pict>
-              <v:shape w14:anchorId="520865B0" id="_x0000_s1029" type="#_x0000_t202" style="position:absolute;margin-left:78pt;margin-top:427.8pt;width:105.75pt;height:25.2pt;z-index:251735040;visibility:visible;mso-wrap-style:square;mso-width-percent:0;mso-height-percent:0;mso-wrap-distance-left:9pt;mso-wrap-distance-top:4.25pt;mso-wrap-distance-right:9pt;mso-wrap-distance-bottom:3.95pt;mso-position-horizontal:absolute;mso-position-horizontal-relative:text;mso-position-vertical:absolute;mso-position-vertical-relative:margin;mso-width-percent:0;mso-height-percent:0;mso-width-relative:margin;mso-height-relative:margin;v-text-anchor:top" o:gfxdata="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" filled="f" stroked="f">
+              <v:shape w14:anchorId="520865B0" id="_x0000_s1038" type="#_x0000_t202" style="position:absolute;margin-left:78pt;margin-top:427.8pt;width:105.75pt;height:25.2pt;z-index:251735040;visibility:visible;mso-wrap-style:square;mso-width-percent:0;mso-height-percent:0;mso-wrap-distance-left:9pt;mso-wrap-distance-top:4.25pt;mso-wrap-distance-right:9pt;mso-wrap-distance-bottom:3.95pt;mso-position-horizontal:absolute;mso-position-horizontal-relative:text;mso-position-vertical:absolute;mso-position-vertical-relative:margin;mso-width-percent:0;mso-height-percent:0;mso-width-relative:margin;mso-height-relative:margin;v-text-anchor:top" o:gfxdata="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" filled="f" stroked="f">
                 <v:textbox inset="2mm,1mm,1mm,0">
                   <w:txbxContent>
                     <w:p>
@@ -857,7 +3045,7 @@
           </mc:Choice>
           <mc:Fallback>
             <w:pict>
-              <v:shape w14:anchorId="1507F203" id="_x0000_s1030" type="#_x0000_t202" style="position:absolute;margin-left:78pt;margin-top:452.55pt;width:105.75pt;height:25.2pt;z-index:251737088;visibility:visible;mso-wrap-style:square;mso-width-percent:0;mso-height-percent:0;mso-wrap-distance-left:9pt;mso-wrap-distance-top:4.25pt;mso-wrap-distance-right:9pt;mso-wrap-distance-bottom:3.95pt;mso-position-horizontal:absolute;mso-position-horizontal-relative:text;mso-position-vertical:absolute;mso-position-vertical-relative:margin;mso-width-percent:0;mso-height-percent:0;mso-width-relative:margin;mso-height-relative:margin;v-text-anchor:top" o:gfxdata="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" filled="f" stroked="f">
+              <v:shape w14:anchorId="1507F203" id="_x0000_s1039" type="#_x0000_t202" style="position:absolute;margin-left:78pt;margin-top:452.55pt;width:105.75pt;height:25.2pt;z-index:251737088;visibility:visible;mso-wrap-style:square;mso-width-percent:0;mso-height-percent:0;mso-wrap-distance-left:9pt;mso-wrap-distance-top:4.25pt;mso-wrap-distance-right:9pt;mso-wrap-distance-bottom:3.95pt;mso-position-horizontal:absolute;mso-position-horizontal-relative:text;mso-position-vertical:absolute;mso-position-vertical-relative:margin;mso-width-percent:0;mso-height-percent:0;mso-width-relative:margin;mso-height-relative:margin;v-text-anchor:top" o:gfxdata="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" filled="f" stroked="f">
                 <v:textbox inset="2mm,1mm,1mm,0">
                   <w:txbxContent>
                     <w:p>
@@ -1006,7 +3194,7 @@
           </mc:Choice>
           <mc:Fallback>
             <w:pict>
-              <v:shape w14:anchorId="3F749C1B" id="_x0000_s1031" type="#_x0000_t202" style="position:absolute;margin-left:78pt;margin-top:475.8pt;width:105.75pt;height:25.2pt;z-index:251764736;visibility:visible;mso-wrap-style:square;mso-width-percent:0;mso-height-percent:0;mso-wrap-distance-left:9pt;mso-wrap-distance-top:4.25pt;mso-wrap-distance-right:9pt;mso-wrap-distance-bottom:3.95pt;mso-position-horizontal:absolute;mso-position-horizontal-relative:text;mso-position-vertical:absolute;mso-position-vertical-relative:margin;mso-width-percent:0;mso-height-percent:0;mso-width-relative:margin;mso-height-relative:margin;v-text-anchor:top" o:gfxdata="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" filled="f" stroked="f">
+              <v:shape w14:anchorId="3F749C1B" id="_x0000_s1040" type="#_x0000_t202" style="position:absolute;margin-left:78pt;margin-top:475.8pt;width:105.75pt;height:25.2pt;z-index:251764736;visibility:visible;mso-wrap-style:square;mso-width-percent:0;mso-height-percent:0;mso-wrap-distance-left:9pt;mso-wrap-distance-top:4.25pt;mso-wrap-distance-right:9pt;mso-wrap-distance-bottom:3.95pt;mso-position-horizontal:absolute;mso-position-horizontal-relative:text;mso-position-vertical:absolute;mso-position-vertical-relative:margin;mso-width-percent:0;mso-height-percent:0;mso-width-relative:margin;mso-height-relative:margin;v-text-anchor:top" o:gfxdata="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" filled="f" stroked="f">
                 <v:textbox inset="2mm,1mm,1mm,0">
                   <w:txbxContent>
                     <w:p>
@@ -1122,15 +3310,7 @@
                                 <w:sz w:val="28"/>
                                 <w:szCs w:val="28"/>
                               </w:rPr>
-                              <w:t>ASO</w:t>
-                            </w:r>
-                            <w:r>
-                              <w:rPr>
-                                <w:rFonts w:ascii="ＭＳ 明朝" w:eastAsia="ＭＳ 明朝" w:hAnsi="ＭＳ 明朝" w:hint="eastAsia"/>
-                                <w:sz w:val="28"/>
-                                <w:szCs w:val="28"/>
-                              </w:rPr>
-                              <w:t>ポップカルチャー</w:t>
+                              <w:t>ASOポップカルチャー</w:t>
                             </w:r>
                             <w:r>
                               <w:rPr>
@@ -1184,7 +3364,7 @@
           </mc:Choice>
           <mc:Fallback>
             <w:pict>
-              <v:shape w14:anchorId="20E86097" id="_x0000_s1032" type="#_x0000_t202" style="position:absolute;margin-left:171pt;margin-top:467.25pt;width:402.7pt;height:36pt;z-index:251763712;visibility:visible;mso-wrap-style:square;mso-width-percent:0;mso-height-percent:0;mso-wrap-distance-left:9pt;mso-wrap-distance-top:3.95pt;mso-wrap-distance-right:9pt;mso-wrap-distance-bottom:3.6pt;mso-position-horizontal:absolute;mso-position-horizontal-relative:text;mso-position-vertical:absolute;mso-position-vertical-relative:page;mso-width-percent:0;mso-height-percent:0;mso-width-relative:margin;mso-height-relative:margin;v-text-anchor:top" o:gfxdata="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" filled="f" stroked="f">
+              <v:shape w14:anchorId="20E86097" id="_x0000_s1041" type="#_x0000_t202" style="position:absolute;margin-left:171pt;margin-top:467.25pt;width:402.7pt;height:36pt;z-index:251763712;visibility:visible;mso-wrap-style:square;mso-width-percent:0;mso-height-percent:0;mso-wrap-distance-left:9pt;mso-wrap-distance-top:3.95pt;mso-wrap-distance-right:9pt;mso-wrap-distance-bottom:3.6pt;mso-position-horizontal:absolute;mso-position-horizontal-relative:text;mso-position-vertical:absolute;mso-position-vertical-relative:page;mso-width-percent:0;mso-height-percent:0;mso-width-relative:margin;mso-height-relative:margin;v-text-anchor:top" o:gfxdata="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" filled="f" stroked="f">
                 <v:textbox inset=",1mm,,0">
                   <w:txbxContent>
                     <w:p>
@@ -1201,15 +3381,7 @@
                           <w:sz w:val="28"/>
                           <w:szCs w:val="28"/>
                         </w:rPr>
-                        <w:t>ASO</w:t>
-                      </w:r>
-                      <w:r>
-                        <w:rPr>
-                          <w:rFonts w:ascii="ＭＳ 明朝" w:eastAsia="ＭＳ 明朝" w:hAnsi="ＭＳ 明朝" w:hint="eastAsia"/>
-                          <w:sz w:val="28"/>
-                          <w:szCs w:val="28"/>
-                        </w:rPr>
-                        <w:t>ポップカルチャー</w:t>
+                        <w:t>ASOポップカルチャー</w:t>
                       </w:r>
                       <w:r>
                         <w:rPr>
@@ -1376,7 +3548,7 @@
           </mc:Choice>
           <mc:Fallback>
             <w:pict>
-              <v:shape w14:anchorId="6A3C9A8C" id="_x0000_s1033" type="#_x0000_t202" style="position:absolute;margin-left:171pt;margin-top:345pt;width:402.7pt;height:39.75pt;z-index:251700224;visibility:visible;mso-wrap-style:square;mso-width-percent:0;mso-height-percent:0;mso-wrap-distance-left:9pt;mso-wrap-distance-top:3.95pt;mso-wrap-distance-right:9pt;mso-wrap-distance-bottom:3.6pt;mso-position-horizontal:absolute;mso-position-horizontal-relative:text;mso-position-vertical:absolute;mso-position-vertical-relative:page;mso-width-percent:0;mso-height-percent:0;mso-width-relative:margin;mso-height-relative:margin;v-text-anchor:top" o:gfxdata="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" filled="f" stroked="f">
+              <v:shape w14:anchorId="6A3C9A8C" id="_x0000_s1042" type="#_x0000_t202" style="position:absolute;margin-left:171pt;margin-top:345pt;width:402.7pt;height:39.75pt;z-index:251700224;visibility:visible;mso-wrap-style:square;mso-width-percent:0;mso-height-percent:0;mso-wrap-distance-left:9pt;mso-wrap-distance-top:3.95pt;mso-wrap-distance-right:9pt;mso-wrap-distance-bottom:3.6pt;mso-position-horizontal:absolute;mso-position-horizontal-relative:text;mso-position-vertical:absolute;mso-position-vertical-relative:page;mso-width-percent:0;mso-height-percent:0;mso-width-relative:margin;mso-height-relative:margin;v-text-anchor:top" o:gfxdata="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" filled="f" stroked="f">
                 <v:textbox inset=",1mm,,0">
                   <w:txbxContent>
                     <w:p>
@@ -1560,7 +3732,7 @@
           </mc:Choice>
           <mc:Fallback>
             <w:pict>
-              <v:shape w14:anchorId="0E71D62E" id="_x0000_s1034" type="#_x0000_t202" style="position:absolute;margin-left:170.25pt;margin-top:369pt;width:402.7pt;height:38.25pt;z-index:251702272;visibility:visible;mso-wrap-style:square;mso-width-percent:0;mso-height-percent:0;mso-wrap-distance-left:9pt;mso-wrap-distance-top:3.95pt;mso-wrap-distance-right:9pt;mso-wrap-distance-bottom:3.6pt;mso-position-horizontal:absolute;mso-position-horizontal-relative:text;mso-position-vertical:absolute;mso-position-vertical-relative:page;mso-width-percent:0;mso-height-percent:0;mso-width-relative:margin;mso-height-relative:margin;v-text-anchor:top" o:gfxdata="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" filled="f" stroked="f">
+              <v:shape w14:anchorId="0E71D62E" id="_x0000_s1043" type="#_x0000_t202" style="position:absolute;margin-left:170.25pt;margin-top:369pt;width:402.7pt;height:38.25pt;z-index:251702272;visibility:visible;mso-wrap-style:square;mso-width-percent:0;mso-height-percent:0;mso-wrap-distance-left:9pt;mso-wrap-distance-top:3.95pt;mso-wrap-distance-right:9pt;mso-wrap-distance-bottom:3.6pt;mso-position-horizontal:absolute;mso-position-horizontal-relative:text;mso-position-vertical:absolute;mso-position-vertical-relative:page;mso-width-percent:0;mso-height-percent:0;mso-width-relative:margin;mso-height-relative:margin;v-text-anchor:top" o:gfxdata="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" filled="f" stroked="f">
                 <v:textbox inset=",1mm,,0">
                   <w:txbxContent>
                     <w:p>
@@ -1752,7 +3924,7 @@
           </mc:Choice>
           <mc:Fallback>
             <w:pict>
-              <v:shape w14:anchorId="647D93FD" id="_x0000_s1035" type="#_x0000_t202" style="position:absolute;margin-left:171pt;margin-top:393.75pt;width:402.7pt;height:36.75pt;z-index:251704320;visibility:visible;mso-wrap-style:square;mso-width-percent:0;mso-height-percent:0;mso-wrap-distance-left:9pt;mso-wrap-distance-top:3.95pt;mso-wrap-distance-right:9pt;mso-wrap-distance-bottom:3.6pt;mso-position-horizontal:absolute;mso-position-horizontal-relative:text;mso-position-vertical:absolute;mso-position-vertical-relative:page;mso-width-percent:0;mso-height-percent:0;mso-width-relative:margin;mso-height-relative:margin;v-text-anchor:top" o:gfxdata="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" filled="f" stroked="f">
+              <v:shape w14:anchorId="647D93FD" id="_x0000_s1044" type="#_x0000_t202" style="position:absolute;margin-left:171pt;margin-top:393.75pt;width:402.7pt;height:36.75pt;z-index:251704320;visibility:visible;mso-wrap-style:square;mso-width-percent:0;mso-height-percent:0;mso-wrap-distance-left:9pt;mso-wrap-distance-top:3.95pt;mso-wrap-distance-right:9pt;mso-wrap-distance-bottom:3.6pt;mso-position-horizontal:absolute;mso-position-horizontal-relative:text;mso-position-vertical:absolute;mso-position-vertical-relative:page;mso-width-percent:0;mso-height-percent:0;mso-width-relative:margin;mso-height-relative:margin;v-text-anchor:top" o:gfxdata="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" filled="f" stroked="f">
                 <v:textbox inset=",1mm,,0">
                   <w:txbxContent>
                     <w:p>
@@ -1944,7 +4116,7 @@
           </mc:Choice>
           <mc:Fallback>
             <w:pict>
-              <v:shape w14:anchorId="5288ACEF" id="_x0000_s1036" type="#_x0000_t202" style="position:absolute;margin-left:171pt;margin-top:418.5pt;width:402.7pt;height:37.5pt;z-index:251706368;visibility:visible;mso-wrap-style:square;mso-width-percent:0;mso-height-percent:0;mso-wrap-distance-left:9pt;mso-wrap-distance-top:3.95pt;mso-wrap-distance-right:9pt;mso-wrap-distance-bottom:3.6pt;mso-position-horizontal:absolute;mso-position-horizontal-relative:text;mso-position-vertical:absolute;mso-position-vertical-relative:page;mso-width-percent:0;mso-height-percent:0;mso-width-relative:margin;mso-height-relative:margin;v-text-anchor:top" o:gfxdata="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" filled="f" stroked="f">
+              <v:shape w14:anchorId="5288ACEF" id="_x0000_s1045" type="#_x0000_t202" style="position:absolute;margin-left:171pt;margin-top:418.5pt;width:402.7pt;height:37.5pt;z-index:251706368;visibility:visible;mso-wrap-style:square;mso-width-percent:0;mso-height-percent:0;mso-wrap-distance-left:9pt;mso-wrap-distance-top:3.95pt;mso-wrap-distance-right:9pt;mso-wrap-distance-bottom:3.6pt;mso-position-horizontal:absolute;mso-position-horizontal-relative:text;mso-position-vertical:absolute;mso-position-vertical-relative:page;mso-width-percent:0;mso-height-percent:0;mso-width-relative:margin;mso-height-relative:margin;v-text-anchor:top" o:gfxdata="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" filled="f" stroked="f">
                 <v:textbox inset=",1mm,,0">
                   <w:txbxContent>
                     <w:p>
@@ -2064,15 +4236,7 @@
                                 <w:sz w:val="28"/>
                                 <w:szCs w:val="28"/>
                               </w:rPr>
-                              <w:t>ASO</w:t>
-                            </w:r>
-                            <w:r>
-                              <w:rPr>
-                                <w:rFonts w:ascii="ＭＳ 明朝" w:eastAsia="ＭＳ 明朝" w:hAnsi="ＭＳ 明朝" w:hint="eastAsia"/>
-                                <w:sz w:val="28"/>
-                                <w:szCs w:val="28"/>
-                              </w:rPr>
-                              <w:t>ポップカルチャー</w:t>
+                              <w:t>ASOポップカルチャー</w:t>
                             </w:r>
                             <w:r>
                               <w:rPr>
@@ -2134,7 +4298,7 @@
           </mc:Choice>
           <mc:Fallback>
             <w:pict>
-              <v:shape w14:anchorId="3D8ED71A" id="_x0000_s1037" type="#_x0000_t202" style="position:absolute;margin-left:171pt;margin-top:444pt;width:402.7pt;height:36pt;z-index:251708416;visibility:visible;mso-wrap-style:square;mso-width-percent:0;mso-height-percent:0;mso-wrap-distance-left:9pt;mso-wrap-distance-top:3.95pt;mso-wrap-distance-right:9pt;mso-wrap-distance-bottom:3.6pt;mso-position-horizontal:absolute;mso-position-horizontal-relative:text;mso-position-vertical:absolute;mso-position-vertical-relative:page;mso-width-percent:0;mso-height-percent:0;mso-width-relative:margin;mso-height-relative:margin;v-text-anchor:top" o:gfxdata="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" filled="f" stroked="f">
+              <v:shape w14:anchorId="3D8ED71A" id="_x0000_s1046" type="#_x0000_t202" style="position:absolute;margin-left:171pt;margin-top:444pt;width:402.7pt;height:36pt;z-index:251708416;visibility:visible;mso-wrap-style:square;mso-width-percent:0;mso-height-percent:0;mso-wrap-distance-left:9pt;mso-wrap-distance-top:3.95pt;mso-wrap-distance-right:9pt;mso-wrap-distance-bottom:3.6pt;mso-position-horizontal:absolute;mso-position-horizontal-relative:text;mso-position-vertical:absolute;mso-position-vertical-relative:page;mso-width-percent:0;mso-height-percent:0;mso-width-relative:margin;mso-height-relative:margin;v-text-anchor:top" o:gfxdata="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" filled="f" stroked="f">
                 <v:textbox inset=",1mm,,0">
                   <w:txbxContent>
                     <w:p>
@@ -2151,15 +4315,7 @@
                           <w:sz w:val="28"/>
                           <w:szCs w:val="28"/>
                         </w:rPr>
-                        <w:t>ASO</w:t>
-                      </w:r>
-                      <w:r>
-                        <w:rPr>
-                          <w:rFonts w:ascii="ＭＳ 明朝" w:eastAsia="ＭＳ 明朝" w:hAnsi="ＭＳ 明朝" w:hint="eastAsia"/>
-                          <w:sz w:val="28"/>
-                          <w:szCs w:val="28"/>
-                        </w:rPr>
-                        <w:t>ポップカルチャー</w:t>
+                        <w:t>ASOポップカルチャー</w:t>
                       </w:r>
                       <w:r>
                         <w:rPr>
@@ -2296,7 +4452,7 @@
           </mc:Choice>
           <mc:Fallback>
             <w:pict>
-              <v:shape w14:anchorId="5A296D63" id="_x0000_s1038" type="#_x0000_t202" style="position:absolute;margin-left:137.25pt;margin-top:625.2pt;width:43.5pt;height:25.2pt;z-index:251800576;visibility:visible;mso-wrap-style:square;mso-width-percent:0;mso-height-percent:0;mso-wrap-distance-left:9pt;mso-wrap-distance-top:4.25pt;mso-wrap-distance-right:9pt;mso-wrap-distance-bottom:3.95pt;mso-position-horizontal:absolute;mso-position-horizontal-relative:text;mso-position-vertical:absolute;mso-position-vertical-relative:margin;mso-width-percent:0;mso-height-percent:0;mso-width-relative:margin;mso-height-relative:margin;v-text-anchor:top" o:gfxdata="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" filled="f" stroked="f">
+              <v:shape w14:anchorId="5A296D63" id="_x0000_s1047" type="#_x0000_t202" style="position:absolute;margin-left:137.25pt;margin-top:625.2pt;width:43.5pt;height:25.2pt;z-index:251800576;visibility:visible;mso-wrap-style:square;mso-width-percent:0;mso-height-percent:0;mso-wrap-distance-left:9pt;mso-wrap-distance-top:4.25pt;mso-wrap-distance-right:9pt;mso-wrap-distance-bottom:3.95pt;mso-position-horizontal:absolute;mso-position-horizontal-relative:text;mso-position-vertical:absolute;mso-position-vertical-relative:margin;mso-width-percent:0;mso-height-percent:0;mso-width-relative:margin;mso-height-relative:margin;v-text-anchor:top" o:gfxdata="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" filled="f" stroked="f">
                 <v:textbox inset="2mm,1mm,1mm,0">
                   <w:txbxContent>
                     <w:p>
@@ -2428,7 +4584,7 @@
           </mc:Choice>
           <mc:Fallback>
             <w:pict>
-              <v:shape w14:anchorId="7677B85B" id="_x0000_s1039" type="#_x0000_t202" style="position:absolute;margin-left:71.25pt;margin-top:625.5pt;width:58.5pt;height:25.2pt;z-index:251784192;visibility:visible;mso-wrap-style:square;mso-width-percent:0;mso-height-percent:0;mso-wrap-distance-left:9pt;mso-wrap-distance-top:4.25pt;mso-wrap-distance-right:9pt;mso-wrap-distance-bottom:3.95pt;mso-position-horizontal:absolute;mso-position-horizontal-relative:text;mso-position-vertical:absolute;mso-position-vertical-relative:margin;mso-width-percent:0;mso-height-percent:0;mso-width-relative:margin;mso-height-relative:margin;v-text-anchor:top" o:gfxdata="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" filled="f" stroked="f">
+              <v:shape w14:anchorId="7677B85B" id="_x0000_s1048" type="#_x0000_t202" style="position:absolute;margin-left:71.25pt;margin-top:625.5pt;width:58.5pt;height:25.2pt;z-index:251784192;visibility:visible;mso-wrap-style:square;mso-width-percent:0;mso-height-percent:0;mso-wrap-distance-left:9pt;mso-wrap-distance-top:4.25pt;mso-wrap-distance-right:9pt;mso-wrap-distance-bottom:3.95pt;mso-position-horizontal:absolute;mso-position-horizontal-relative:text;mso-position-vertical:absolute;mso-position-vertical-relative:margin;mso-width-percent:0;mso-height-percent:0;mso-width-relative:margin;mso-height-relative:margin;v-text-anchor:top" o:gfxdata="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" filled="f" stroked="f">
                 <v:textbox inset="2mm,1mm,1mm,0">
                   <w:txbxContent>
                     <w:p>
@@ -2547,23 +4703,7 @@
                                 <w:sz w:val="28"/>
                                 <w:szCs w:val="28"/>
                               </w:rPr>
-                              <w:t>02</w:t>
-                            </w:r>
-                            <w:r>
-                              <w:rPr>
-                                <w:rFonts w:ascii="ＭＳ 明朝" w:eastAsia="ＭＳ 明朝" w:hAnsi="ＭＳ 明朝"/>
-                                <w:sz w:val="28"/>
-                                <w:szCs w:val="28"/>
-                              </w:rPr>
-                              <w:t>4</w:t>
-                            </w:r>
-                            <w:r>
-                              <w:rPr>
-                                <w:rFonts w:ascii="ＭＳ 明朝" w:eastAsia="ＭＳ 明朝" w:hAnsi="ＭＳ 明朝"/>
-                                <w:sz w:val="28"/>
-                                <w:szCs w:val="28"/>
-                              </w:rPr>
-                              <w:t xml:space="preserve">    </w:t>
+                              <w:t xml:space="preserve">024    </w:t>
                             </w:r>
                             <w:r>
                               <w:rPr>
@@ -2601,7 +4741,7 @@
           </mc:Choice>
           <mc:Fallback>
             <w:pict>
-              <v:shape w14:anchorId="0B0B30FB" id="_x0000_s1040" type="#_x0000_t202" style="position:absolute;margin-left:78pt;margin-top:600.3pt;width:105.75pt;height:25.2pt;z-index:251798528;visibility:visible;mso-wrap-style:square;mso-width-percent:0;mso-height-percent:0;mso-wrap-distance-left:9pt;mso-wrap-distance-top:4.25pt;mso-wrap-distance-right:9pt;mso-wrap-distance-bottom:3.95pt;mso-position-horizontal:absolute;mso-position-horizontal-relative:text;mso-position-vertical:absolute;mso-position-vertical-relative:margin;mso-width-percent:0;mso-height-percent:0;mso-width-relative:margin;mso-height-relative:margin;v-text-anchor:top" o:gfxdata="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" filled="f" stroked="f">
+              <v:shape w14:anchorId="0B0B30FB" id="_x0000_s1049" type="#_x0000_t202" style="position:absolute;margin-left:78pt;margin-top:600.3pt;width:105.75pt;height:25.2pt;z-index:251798528;visibility:visible;mso-wrap-style:square;mso-width-percent:0;mso-height-percent:0;mso-wrap-distance-left:9pt;mso-wrap-distance-top:4.25pt;mso-wrap-distance-right:9pt;mso-wrap-distance-bottom:3.95pt;mso-position-horizontal:absolute;mso-position-horizontal-relative:text;mso-position-vertical:absolute;mso-position-vertical-relative:margin;mso-width-percent:0;mso-height-percent:0;mso-width-relative:margin;mso-height-relative:margin;v-text-anchor:top" o:gfxdata="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" filled="f" stroked="f">
                 <v:textbox inset="2mm,1mm,1mm,0">
                   <w:txbxContent>
                     <w:p>
@@ -2629,23 +4769,7 @@
                           <w:sz w:val="28"/>
                           <w:szCs w:val="28"/>
                         </w:rPr>
-                        <w:t>02</w:t>
-                      </w:r>
-                      <w:r>
-                        <w:rPr>
-                          <w:rFonts w:ascii="ＭＳ 明朝" w:eastAsia="ＭＳ 明朝" w:hAnsi="ＭＳ 明朝"/>
-                          <w:sz w:val="28"/>
-                          <w:szCs w:val="28"/>
-                        </w:rPr>
-                        <w:t>4</w:t>
-                      </w:r>
-                      <w:r>
-                        <w:rPr>
-                          <w:rFonts w:ascii="ＭＳ 明朝" w:eastAsia="ＭＳ 明朝" w:hAnsi="ＭＳ 明朝"/>
-                          <w:sz w:val="28"/>
-                          <w:szCs w:val="28"/>
-                        </w:rPr>
-                        <w:t xml:space="preserve">    </w:t>
+                        <w:t xml:space="preserve">024    </w:t>
                       </w:r>
                       <w:r>
                         <w:rPr>
@@ -2675,6 +4799,7 @@
       <w:r>
         <w:rPr>
           <w:rFonts w:eastAsiaTheme="minorEastAsia"/>
+          <w:noProof/>
         </w:rPr>
         <mc:AlternateContent>
           <mc:Choice Requires="wps">
@@ -2765,7 +4890,7 @@
           </mc:Choice>
           <mc:Fallback>
             <w:pict>
-              <v:shape w14:anchorId="225D4A0B" id="_x0000_s1041" type="#_x0000_t202" style="position:absolute;margin-left:12pt;margin-top:885.8pt;width:43.5pt;height:25.2pt;z-index:251795456;visibility:visible;mso-wrap-style:square;mso-width-percent:0;mso-height-percent:0;mso-wrap-distance-left:9pt;mso-wrap-distance-top:4.25pt;mso-wrap-distance-right:9pt;mso-wrap-distance-bottom:3.95pt;mso-position-horizontal:absolute;mso-position-horizontal-relative:text;mso-position-vertical:absolute;mso-position-vertical-relative:margin;mso-width-percent:0;mso-height-percent:0;mso-width-relative:margin;mso-height-relative:margin;v-text-anchor:top" o:gfxdata="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" filled="f" stroked="f">
+              <v:shape w14:anchorId="225D4A0B" id="_x0000_s1050" type="#_x0000_t202" style="position:absolute;margin-left:12pt;margin-top:885.8pt;width:43.5pt;height:25.2pt;z-index:251795456;visibility:visible;mso-wrap-style:square;mso-width-percent:0;mso-height-percent:0;mso-wrap-distance-left:9pt;mso-wrap-distance-top:4.25pt;mso-wrap-distance-right:9pt;mso-wrap-distance-bottom:3.95pt;mso-position-horizontal:absolute;mso-position-horizontal-relative:text;mso-position-vertical:absolute;mso-position-vertical-relative:margin;mso-width-percent:0;mso-height-percent:0;mso-width-relative:margin;mso-height-relative:margin;v-text-anchor:top" o:gfxdata="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" filled="f" stroked="f">
                 <v:textbox inset="2mm,1mm,1mm,0">
                   <w:txbxContent>
                     <w:p>
@@ -2807,6 +4932,7 @@
       <w:r>
         <w:rPr>
           <w:rFonts w:eastAsiaTheme="minorEastAsia"/>
+          <w:noProof/>
         </w:rPr>
         <mc:AlternateContent>
           <mc:Choice Requires="wps">
@@ -2889,7 +5015,7 @@
           </mc:Choice>
           <mc:Fallback>
             <w:pict>
-              <v:shape w14:anchorId="263AAB48" id="_x0000_s1042" type="#_x0000_t202" style="position:absolute;margin-left:71.25pt;margin-top:885.5pt;width:43.5pt;height:25.2pt;z-index:251796480;visibility:visible;mso-wrap-style:square;mso-width-percent:0;mso-height-percent:0;mso-wrap-distance-left:9pt;mso-wrap-distance-top:4.25pt;mso-wrap-distance-right:9pt;mso-wrap-distance-bottom:3.95pt;mso-position-horizontal:absolute;mso-position-horizontal-relative:text;mso-position-vertical:absolute;mso-position-vertical-relative:margin;mso-width-percent:0;mso-height-percent:0;mso-width-relative:margin;mso-height-relative:margin;v-text-anchor:top" o:gfxdata="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" filled="f" stroked="f">
+              <v:shape w14:anchorId="263AAB48" id="_x0000_s1051" type="#_x0000_t202" style="position:absolute;margin-left:71.25pt;margin-top:885.5pt;width:43.5pt;height:25.2pt;z-index:251796480;visibility:visible;mso-wrap-style:square;mso-width-percent:0;mso-height-percent:0;mso-wrap-distance-left:9pt;mso-wrap-distance-top:4.25pt;mso-wrap-distance-right:9pt;mso-wrap-distance-bottom:3.95pt;mso-position-horizontal:absolute;mso-position-horizontal-relative:text;mso-position-vertical:absolute;mso-position-vertical-relative:margin;mso-width-percent:0;mso-height-percent:0;mso-width-relative:margin;mso-height-relative:margin;v-text-anchor:top" o:gfxdata="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" filled="f" stroked="f">
                 <v:textbox inset="2mm,1mm,1mm,0">
                   <w:txbxContent>
                     <w:p>
@@ -2923,6 +5049,7 @@
       <w:r>
         <w:rPr>
           <w:rFonts w:eastAsiaTheme="minorEastAsia"/>
+          <w:noProof/>
         </w:rPr>
         <mc:AlternateContent>
           <mc:Choice Requires="wps">
@@ -3013,7 +5140,7 @@
           </mc:Choice>
           <mc:Fallback>
             <w:pict>
-              <v:shape w14:anchorId="72E7FCF1" id="_x0000_s1043" type="#_x0000_t202" style="position:absolute;margin-left:0;margin-top:873.8pt;width:43.5pt;height:25.2pt;z-index:251792384;visibility:visible;mso-wrap-style:square;mso-width-percent:0;mso-height-percent:0;mso-wrap-distance-left:9pt;mso-wrap-distance-top:4.25pt;mso-wrap-distance-right:9pt;mso-wrap-distance-bottom:3.95pt;mso-position-horizontal:absolute;mso-position-horizontal-relative:text;mso-position-vertical:absolute;mso-position-vertical-relative:margin;mso-width-percent:0;mso-height-percent:0;mso-width-relative:margin;mso-height-relative:margin;v-text-anchor:top" o:gfxdata="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" filled="f" stroked="f">
+              <v:shape w14:anchorId="72E7FCF1" id="_x0000_s1052" type="#_x0000_t202" style="position:absolute;margin-left:0;margin-top:873.8pt;width:43.5pt;height:25.2pt;z-index:251792384;visibility:visible;mso-wrap-style:square;mso-width-percent:0;mso-height-percent:0;mso-wrap-distance-left:9pt;mso-wrap-distance-top:4.25pt;mso-wrap-distance-right:9pt;mso-wrap-distance-bottom:3.95pt;mso-position-horizontal:absolute;mso-position-horizontal-relative:text;mso-position-vertical:absolute;mso-position-vertical-relative:margin;mso-width-percent:0;mso-height-percent:0;mso-width-relative:margin;mso-height-relative:margin;v-text-anchor:top" o:gfxdata="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" filled="f" stroked="f">
                 <v:textbox inset="2mm,1mm,1mm,0">
                   <w:txbxContent>
                     <w:p>
@@ -3055,6 +5182,7 @@
       <w:r>
         <w:rPr>
           <w:rFonts w:eastAsiaTheme="minorEastAsia"/>
+          <w:noProof/>
         </w:rPr>
         <mc:AlternateContent>
           <mc:Choice Requires="wps">
@@ -3137,7 +5265,7 @@
           </mc:Choice>
           <mc:Fallback>
             <w:pict>
-              <v:shape w14:anchorId="467A8E8E" id="_x0000_s1044" type="#_x0000_t202" style="position:absolute;margin-left:59.25pt;margin-top:873.5pt;width:43.5pt;height:25.2pt;z-index:251793408;visibility:visible;mso-wrap-style:square;mso-width-percent:0;mso-height-percent:0;mso-wrap-distance-left:9pt;mso-wrap-distance-top:4.25pt;mso-wrap-distance-right:9pt;mso-wrap-distance-bottom:3.95pt;mso-position-horizontal:absolute;mso-position-horizontal-relative:text;mso-position-vertical:absolute;mso-position-vertical-relative:margin;mso-width-percent:0;mso-height-percent:0;mso-width-relative:margin;mso-height-relative:margin;v-text-anchor:top" o:gfxdata="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" filled="f" stroked="f">
+              <v:shape w14:anchorId="467A8E8E" id="_x0000_s1053" type="#_x0000_t202" style="position:absolute;margin-left:59.25pt;margin-top:873.5pt;width:43.5pt;height:25.2pt;z-index:251793408;visibility:visible;mso-wrap-style:square;mso-width-percent:0;mso-height-percent:0;mso-wrap-distance-left:9pt;mso-wrap-distance-top:4.25pt;mso-wrap-distance-right:9pt;mso-wrap-distance-bottom:3.95pt;mso-position-horizontal:absolute;mso-position-horizontal-relative:text;mso-position-vertical:absolute;mso-position-vertical-relative:margin;mso-width-percent:0;mso-height-percent:0;mso-width-relative:margin;mso-height-relative:margin;v-text-anchor:top" o:gfxdata="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" filled="f" stroked="f">
                 <v:textbox inset="2mm,1mm,1mm,0">
                   <w:txbxContent>
                     <w:p>
@@ -3254,7 +5382,7 @@
           </mc:Choice>
           <mc:Fallback>
             <w:pict>
-              <v:shape w14:anchorId="6D3DCD44" id="_x0000_s1045" type="#_x0000_t202" style="position:absolute;margin-left:138pt;margin-top:575.7pt;width:43.5pt;height:25.2pt;z-index:251790336;visibility:visible;mso-wrap-style:square;mso-width-percent:0;mso-height-percent:0;mso-wrap-distance-left:9pt;mso-wrap-distance-top:4.25pt;mso-wrap-distance-right:9pt;mso-wrap-distance-bottom:3.95pt;mso-position-horizontal:absolute;mso-position-horizontal-relative:text;mso-position-vertical:absolute;mso-position-vertical-relative:margin;mso-width-percent:0;mso-height-percent:0;mso-width-relative:margin;mso-height-relative:margin;v-text-anchor:top" o:gfxdata="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" filled="f" stroked="f">
+              <v:shape w14:anchorId="6D3DCD44" id="_x0000_s1054" type="#_x0000_t202" style="position:absolute;margin-left:138pt;margin-top:575.7pt;width:43.5pt;height:25.2pt;z-index:251790336;visibility:visible;mso-wrap-style:square;mso-width-percent:0;mso-height-percent:0;mso-wrap-distance-left:9pt;mso-wrap-distance-top:4.25pt;mso-wrap-distance-right:9pt;mso-wrap-distance-bottom:3.95pt;mso-position-horizontal:absolute;mso-position-horizontal-relative:text;mso-position-vertical:absolute;mso-position-vertical-relative:margin;mso-width-percent:0;mso-height-percent:0;mso-width-relative:margin;mso-height-relative:margin;v-text-anchor:top" o:gfxdata="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" filled="f" stroked="f">
                 <v:textbox inset="2mm,1mm,1mm,0">
                   <w:txbxContent>
                     <w:p>
@@ -3293,7 +5421,7 @@
         <mc:AlternateContent>
           <mc:Choice Requires="wps">
             <w:drawing>
-              <wp:anchor distT="53975" distB="50165" distL="114300" distR="114300" simplePos="0" relativeHeight="251788288" behindDoc="0" locked="0" layoutInCell="1" allowOverlap="1" wp14:anchorId="0D615D69" wp14:editId="2B3836CC">
+              <wp:anchor distT="53975" distB="50165" distL="114300" distR="114300" simplePos="0" relativeHeight="251788288" behindDoc="0" locked="0" layoutInCell="1" allowOverlap="1" wp14:anchorId="0D615D69" wp14:editId="763E2CF2">
                 <wp:simplePos x="0" y="0"/>
                 <wp:positionH relativeFrom="column">
                   <wp:posOffset>1000126</wp:posOffset>
@@ -3357,15 +5485,7 @@
                                 <w:sz w:val="28"/>
                                 <w:szCs w:val="28"/>
                               </w:rPr>
-                              <w:t>02</w:t>
-                            </w:r>
-                            <w:r>
-                              <w:rPr>
-                                <w:rFonts w:ascii="ＭＳ 明朝" w:eastAsia="ＭＳ 明朝" w:hAnsi="ＭＳ 明朝"/>
-                                <w:sz w:val="28"/>
-                                <w:szCs w:val="28"/>
-                              </w:rPr>
-                              <w:t>4</w:t>
+                              <w:t>024</w:t>
                             </w:r>
                           </w:p>
                         </w:txbxContent>
@@ -3387,7 +5507,7 @@
           </mc:Choice>
           <mc:Fallback>
             <w:pict>
-              <v:shape w14:anchorId="0D615D69" id="_x0000_s1046" type="#_x0000_t202" style="position:absolute;margin-left:78.75pt;margin-top:8in;width:43.5pt;height:25.2pt;z-index:251788288;visibility:visible;mso-wrap-style:square;mso-width-percent:0;mso-height-percent:0;mso-wrap-distance-left:9pt;mso-wrap-distance-top:4.25pt;mso-wrap-distance-right:9pt;mso-wrap-distance-bottom:3.95pt;mso-position-horizontal:absolute;mso-position-horizontal-relative:text;mso-position-vertical:absolute;mso-position-vertical-relative:margin;mso-width-percent:0;mso-height-percent:0;mso-width-relative:margin;mso-height-relative:margin;v-text-anchor:top" o:gfxdata="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" filled="f" stroked="f">
+              <v:shape w14:anchorId="0D615D69" id="_x0000_s1055" type="#_x0000_t202" style="position:absolute;margin-left:78.75pt;margin-top:8in;width:43.5pt;height:25.2pt;z-index:251788288;visibility:visible;mso-wrap-style:square;mso-width-percent:0;mso-height-percent:0;mso-wrap-distance-left:9pt;mso-wrap-distance-top:4.25pt;mso-wrap-distance-right:9pt;mso-wrap-distance-bottom:3.95pt;mso-position-horizontal:absolute;mso-position-horizontal-relative:text;mso-position-vertical:absolute;mso-position-vertical-relative:margin;mso-width-percent:0;mso-height-percent:0;mso-width-relative:margin;mso-height-relative:margin;v-text-anchor:top" o:gfxdata="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" filled="f" stroked="f">
                 <v:textbox inset="2mm,1mm,1mm,0">
                   <w:txbxContent>
                     <w:p>
@@ -3415,728 +5535,12 @@
                           <w:sz w:val="28"/>
                           <w:szCs w:val="28"/>
                         </w:rPr>
-                        <w:t>02</w:t>
-                      </w:r>
-                      <w:r>
-                        <w:rPr>
-                          <w:rFonts w:ascii="ＭＳ 明朝" w:eastAsia="ＭＳ 明朝" w:hAnsi="ＭＳ 明朝"/>
-                          <w:sz w:val="28"/>
-                          <w:szCs w:val="28"/>
-                        </w:rPr>
-                        <w:t>4</w:t>
+                        <w:t>024</w:t>
                       </w:r>
                     </w:p>
                   </w:txbxContent>
                 </v:textbox>
                 <w10:wrap type="square" anchory="margin"/>
-              </v:shape>
-            </w:pict>
-          </mc:Fallback>
-        </mc:AlternateContent>
-      </w:r>
-      <w:r>
-        <w:rPr>
-          <w:noProof/>
-        </w:rPr>
-        <mc:AlternateContent>
-          <mc:Choice Requires="wps">
-            <w:drawing>
-              <wp:anchor distT="50165" distB="45720" distL="114300" distR="114300" simplePos="0" relativeHeight="251782144" behindDoc="0" locked="0" layoutInCell="1" allowOverlap="1" wp14:anchorId="7041912E" wp14:editId="269B03E2">
-                <wp:simplePos x="0" y="0"/>
-                <wp:positionH relativeFrom="column">
-                  <wp:posOffset>2211070</wp:posOffset>
-                </wp:positionH>
-                <wp:positionV relativeFrom="page">
-                  <wp:posOffset>7941310</wp:posOffset>
-                </wp:positionV>
-                <wp:extent cx="5114290" cy="495300"/>
-                <wp:effectExtent l="0" t="0" r="0" b="0"/>
-                <wp:wrapSquare wrapText="bothSides"/>
-                <wp:docPr id="34" name="テキスト ボックス 2"/>
-                <wp:cNvGraphicFramePr>
-                  <a:graphicFrameLocks xmlns:a="http://schemas.openxmlformats.org/drawingml/2006/main"/>
-                </wp:cNvGraphicFramePr>
-                <a:graphic xmlns:a="http://schemas.openxmlformats.org/drawingml/2006/main">
-                  <a:graphicData uri="http://schemas.microsoft.com/office/word/2010/wordprocessingShape">
-                    <wps:wsp>
-                      <wps:cNvSpPr txBox="1">
-                        <a:spLocks noChangeArrowheads="1"/>
-                      </wps:cNvSpPr>
-                      <wps:spPr bwMode="auto">
-                        <a:xfrm>
-                          <a:off x="0" y="0"/>
-                          <a:ext cx="5114290" cy="495300"/>
-                        </a:xfrm>
-                        <a:prstGeom prst="rect">
-                          <a:avLst/>
-                        </a:prstGeom>
-                        <a:noFill/>
-                        <a:ln w="9525">
-                          <a:noFill/>
-                          <a:miter lim="800000"/>
-                          <a:headEnd/>
-                          <a:tailEnd/>
-                        </a:ln>
-                      </wps:spPr>
-                      <wps:txbx>
-                        <w:txbxContent>
-                          <w:p>
-                            <w:pPr>
-                              <w:rPr>
-                                <w:rFonts w:ascii="ＭＳ 明朝" w:eastAsia="ＭＳ 明朝" w:hAnsi="ＭＳ 明朝"/>
-                                <w:sz w:val="28"/>
-                                <w:szCs w:val="28"/>
-                              </w:rPr>
-                            </w:pPr>
-                            <w:r>
-                              <w:rPr>
-                                <w:rFonts w:ascii="ＭＳ 明朝" w:eastAsia="ＭＳ 明朝" w:hAnsi="ＭＳ 明朝"/>
-                                <w:sz w:val="24"/>
-                                <w:szCs w:val="24"/>
-                              </w:rPr>
-                              <w:t>CG-ARTS</w:t>
-                            </w:r>
-                            <w:r>
-                              <w:rPr>
-                                <w:rFonts w:ascii="ＭＳ 明朝" w:eastAsia="ＭＳ 明朝" w:hAnsi="ＭＳ 明朝" w:hint="eastAsia"/>
-                                <w:sz w:val="24"/>
-                                <w:szCs w:val="24"/>
-                              </w:rPr>
-                              <w:t>協会主催 C</w:t>
-                            </w:r>
-                            <w:r>
-                              <w:rPr>
-                                <w:rFonts w:ascii="ＭＳ 明朝" w:eastAsia="ＭＳ 明朝" w:hAnsi="ＭＳ 明朝"/>
-                                <w:sz w:val="24"/>
-                                <w:szCs w:val="24"/>
-                              </w:rPr>
-                              <w:t>G</w:t>
-                            </w:r>
-                            <w:r>
-                              <w:rPr>
-                                <w:rFonts w:ascii="ＭＳ 明朝" w:eastAsia="ＭＳ 明朝" w:hAnsi="ＭＳ 明朝" w:hint="eastAsia"/>
-                                <w:sz w:val="24"/>
-                                <w:szCs w:val="24"/>
-                              </w:rPr>
-                              <w:t xml:space="preserve">クリエイター検定 ベーシック </w:t>
-                            </w:r>
-                            <w:r>
-                              <w:rPr>
-                                <w:rFonts w:ascii="ＭＳ 明朝" w:eastAsia="ＭＳ 明朝" w:hAnsi="ＭＳ 明朝"/>
-                                <w:sz w:val="24"/>
-                                <w:szCs w:val="24"/>
-                              </w:rPr>
-                              <w:t>合格</w:t>
-                            </w:r>
-                          </w:p>
-                        </w:txbxContent>
-                      </wps:txbx>
-                      <wps:bodyPr rot="0" vert="horz" wrap="square" lIns="91440" tIns="36000" rIns="91440" bIns="0" anchor="t" anchorCtr="0">
-                        <a:noAutofit/>
-                      </wps:bodyPr>
-                    </wps:wsp>
-                  </a:graphicData>
-                </a:graphic>
-                <wp14:sizeRelH relativeFrom="margin">
-                  <wp14:pctWidth>0</wp14:pctWidth>
-                </wp14:sizeRelH>
-                <wp14:sizeRelV relativeFrom="margin">
-                  <wp14:pctHeight>0</wp14:pctHeight>
-                </wp14:sizeRelV>
-              </wp:anchor>
-            </w:drawing>
-          </mc:Choice>
-          <mc:Fallback>
-            <w:pict>
-              <v:shape w14:anchorId="7041912E" id="_x0000_s1047" type="#_x0000_t202" style="position:absolute;margin-left:174.1pt;margin-top:625.3pt;width:402.7pt;height:39pt;z-index:251782144;visibility:visible;mso-wrap-style:square;mso-width-percent:0;mso-height-percent:0;mso-wrap-distance-left:9pt;mso-wrap-distance-top:3.95pt;mso-wrap-distance-right:9pt;mso-wrap-distance-bottom:3.6pt;mso-position-horizontal:absolute;mso-position-horizontal-relative:text;mso-position-vertical:absolute;mso-position-vertical-relative:page;mso-width-percent:0;mso-height-percent:0;mso-width-relative:margin;mso-height-relative:margin;v-text-anchor:top" o:gfxdata="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" filled="f" stroked="f">
-                <v:textbox inset=",1mm,,0">
-                  <w:txbxContent>
-                    <w:p>
-                      <w:pPr>
-                        <w:rPr>
-                          <w:rFonts w:ascii="ＭＳ 明朝" w:eastAsia="ＭＳ 明朝" w:hAnsi="ＭＳ 明朝"/>
-                          <w:sz w:val="28"/>
-                          <w:szCs w:val="28"/>
-                        </w:rPr>
-                      </w:pPr>
-                      <w:r>
-                        <w:rPr>
-                          <w:rFonts w:ascii="ＭＳ 明朝" w:eastAsia="ＭＳ 明朝" w:hAnsi="ＭＳ 明朝"/>
-                          <w:sz w:val="24"/>
-                          <w:szCs w:val="24"/>
-                        </w:rPr>
-                        <w:t>CG-ARTS</w:t>
-                      </w:r>
-                      <w:r>
-                        <w:rPr>
-                          <w:rFonts w:ascii="ＭＳ 明朝" w:eastAsia="ＭＳ 明朝" w:hAnsi="ＭＳ 明朝" w:hint="eastAsia"/>
-                          <w:sz w:val="24"/>
-                          <w:szCs w:val="24"/>
-                        </w:rPr>
-                        <w:t>協会主催 C</w:t>
-                      </w:r>
-                      <w:r>
-                        <w:rPr>
-                          <w:rFonts w:ascii="ＭＳ 明朝" w:eastAsia="ＭＳ 明朝" w:hAnsi="ＭＳ 明朝"/>
-                          <w:sz w:val="24"/>
-                          <w:szCs w:val="24"/>
-                        </w:rPr>
-                        <w:t>G</w:t>
-                      </w:r>
-                      <w:r>
-                        <w:rPr>
-                          <w:rFonts w:ascii="ＭＳ 明朝" w:eastAsia="ＭＳ 明朝" w:hAnsi="ＭＳ 明朝" w:hint="eastAsia"/>
-                          <w:sz w:val="24"/>
-                          <w:szCs w:val="24"/>
-                        </w:rPr>
-                        <w:t xml:space="preserve">クリエイター検定 ベーシック </w:t>
-                      </w:r>
-                      <w:r>
-                        <w:rPr>
-                          <w:rFonts w:ascii="ＭＳ 明朝" w:eastAsia="ＭＳ 明朝" w:hAnsi="ＭＳ 明朝"/>
-                          <w:sz w:val="24"/>
-                          <w:szCs w:val="24"/>
-                        </w:rPr>
-                        <w:t>合格</w:t>
-                      </w:r>
-                    </w:p>
-                  </w:txbxContent>
-                </v:textbox>
-                <w10:wrap type="square" anchory="page"/>
-              </v:shape>
-            </w:pict>
-          </mc:Fallback>
-        </mc:AlternateContent>
-      </w:r>
-      <w:r>
-        <w:rPr>
-          <w:noProof/>
-        </w:rPr>
-        <mc:AlternateContent>
-          <mc:Choice Requires="wps">
-            <w:drawing>
-              <wp:anchor distT="50165" distB="45720" distL="114300" distR="114300" simplePos="0" relativeHeight="251712512" behindDoc="0" locked="0" layoutInCell="1" allowOverlap="1" wp14:anchorId="7E944CB3" wp14:editId="23F0AB6D">
-                <wp:simplePos x="0" y="0"/>
-                <wp:positionH relativeFrom="column">
-                  <wp:posOffset>2184400</wp:posOffset>
-                </wp:positionH>
-                <wp:positionV relativeFrom="page">
-                  <wp:posOffset>7010400</wp:posOffset>
-                </wp:positionV>
-                <wp:extent cx="5114290" cy="495300"/>
-                <wp:effectExtent l="0" t="0" r="0" b="0"/>
-                <wp:wrapSquare wrapText="bothSides"/>
-                <wp:docPr id="30" name="テキスト ボックス 2"/>
-                <wp:cNvGraphicFramePr>
-                  <a:graphicFrameLocks xmlns:a="http://schemas.openxmlformats.org/drawingml/2006/main"/>
-                </wp:cNvGraphicFramePr>
-                <a:graphic xmlns:a="http://schemas.openxmlformats.org/drawingml/2006/main">
-                  <a:graphicData uri="http://schemas.microsoft.com/office/word/2010/wordprocessingShape">
-                    <wps:wsp>
-                      <wps:cNvSpPr txBox="1">
-                        <a:spLocks noChangeArrowheads="1"/>
-                      </wps:cNvSpPr>
-                      <wps:spPr bwMode="auto">
-                        <a:xfrm>
-                          <a:off x="0" y="0"/>
-                          <a:ext cx="5114290" cy="495300"/>
-                        </a:xfrm>
-                        <a:prstGeom prst="rect">
-                          <a:avLst/>
-                        </a:prstGeom>
-                        <a:noFill/>
-                        <a:ln w="9525">
-                          <a:noFill/>
-                          <a:miter lim="800000"/>
-                          <a:headEnd/>
-                          <a:tailEnd/>
-                        </a:ln>
-                      </wps:spPr>
-                      <wps:txbx>
-                        <w:txbxContent>
-                          <w:p>
-                            <w:pPr>
-                              <w:rPr>
-                                <w:rFonts w:ascii="ＭＳ 明朝" w:eastAsia="ＭＳ 明朝" w:hAnsi="ＭＳ 明朝"/>
-                                <w:sz w:val="28"/>
-                                <w:szCs w:val="28"/>
-                              </w:rPr>
-                            </w:pPr>
-                            <w:r>
-                              <w:rPr>
-                                <w:rFonts w:ascii="ＭＳ 明朝" w:eastAsia="ＭＳ 明朝" w:hAnsi="ＭＳ 明朝" w:hint="eastAsia"/>
-                                <w:sz w:val="24"/>
-                                <w:szCs w:val="24"/>
-                              </w:rPr>
-                              <w:t xml:space="preserve">サーティファイ主催 </w:t>
-                            </w:r>
-                            <w:r>
-                              <w:rPr>
-                                <w:rFonts w:ascii="ＭＳ 明朝" w:eastAsia="ＭＳ 明朝" w:hAnsi="ＭＳ 明朝"/>
-                                <w:sz w:val="24"/>
-                                <w:szCs w:val="24"/>
-                              </w:rPr>
-                              <w:t>Java</w:t>
-                            </w:r>
-                            <w:r>
-                              <w:rPr>
-                                <w:rFonts w:ascii="ＭＳ 明朝" w:eastAsia="ＭＳ 明朝" w:hAnsi="ＭＳ 明朝" w:hint="eastAsia"/>
-                                <w:sz w:val="24"/>
-                                <w:szCs w:val="24"/>
-                              </w:rPr>
-                              <w:t>™プログラミング能力認定試験</w:t>
-                            </w:r>
-                            <w:r>
-                              <w:rPr>
-                                <w:rFonts w:ascii="ＭＳ 明朝" w:eastAsia="ＭＳ 明朝" w:hAnsi="ＭＳ 明朝" w:hint="eastAsia"/>
-                                <w:sz w:val="24"/>
-                                <w:szCs w:val="24"/>
-                              </w:rPr>
-                              <w:t xml:space="preserve"> </w:t>
-                            </w:r>
-                            <w:r>
-                              <w:rPr>
-                                <w:rFonts w:ascii="ＭＳ 明朝" w:eastAsia="ＭＳ 明朝" w:hAnsi="ＭＳ 明朝" w:hint="eastAsia"/>
-                                <w:sz w:val="24"/>
-                                <w:szCs w:val="24"/>
-                              </w:rPr>
-                              <w:t>3級</w:t>
-                            </w:r>
-                            <w:r>
-                              <w:rPr>
-                                <w:rFonts w:ascii="ＭＳ 明朝" w:eastAsia="ＭＳ 明朝" w:hAnsi="ＭＳ 明朝" w:hint="eastAsia"/>
-                                <w:sz w:val="28"/>
-                                <w:szCs w:val="28"/>
-                              </w:rPr>
-                              <w:t xml:space="preserve"> </w:t>
-                            </w:r>
-                            <w:r>
-                              <w:rPr>
-                                <w:rFonts w:ascii="ＭＳ 明朝" w:eastAsia="ＭＳ 明朝" w:hAnsi="ＭＳ 明朝"/>
-                                <w:sz w:val="24"/>
-                                <w:szCs w:val="24"/>
-                              </w:rPr>
-                              <w:t>合格</w:t>
-                            </w:r>
-                          </w:p>
-                        </w:txbxContent>
-                      </wps:txbx>
-                      <wps:bodyPr rot="0" vert="horz" wrap="square" lIns="91440" tIns="36000" rIns="91440" bIns="0" anchor="t" anchorCtr="0">
-                        <a:noAutofit/>
-                      </wps:bodyPr>
-                    </wps:wsp>
-                  </a:graphicData>
-                </a:graphic>
-                <wp14:sizeRelH relativeFrom="margin">
-                  <wp14:pctWidth>0</wp14:pctWidth>
-                </wp14:sizeRelH>
-                <wp14:sizeRelV relativeFrom="margin">
-                  <wp14:pctHeight>0</wp14:pctHeight>
-                </wp14:sizeRelV>
-              </wp:anchor>
-            </w:drawing>
-          </mc:Choice>
-          <mc:Fallback>
-            <w:pict>
-              <v:shape w14:anchorId="7E944CB3" id="_x0000_s1048" type="#_x0000_t202" style="position:absolute;margin-left:172pt;margin-top:552pt;width:402.7pt;height:39pt;z-index:251712512;visibility:visible;mso-wrap-style:square;mso-width-percent:0;mso-height-percent:0;mso-wrap-distance-left:9pt;mso-wrap-distance-top:3.95pt;mso-wrap-distance-right:9pt;mso-wrap-distance-bottom:3.6pt;mso-position-horizontal:absolute;mso-position-horizontal-relative:text;mso-position-vertical:absolute;mso-position-vertical-relative:page;mso-width-percent:0;mso-height-percent:0;mso-width-relative:margin;mso-height-relative:margin;v-text-anchor:top" o:gfxdata="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" filled="f" stroked="f">
-                <v:textbox inset=",1mm,,0">
-                  <w:txbxContent>
-                    <w:p>
-                      <w:pPr>
-                        <w:rPr>
-                          <w:rFonts w:ascii="ＭＳ 明朝" w:eastAsia="ＭＳ 明朝" w:hAnsi="ＭＳ 明朝"/>
-                          <w:sz w:val="28"/>
-                          <w:szCs w:val="28"/>
-                        </w:rPr>
-                      </w:pPr>
-                      <w:r>
-                        <w:rPr>
-                          <w:rFonts w:ascii="ＭＳ 明朝" w:eastAsia="ＭＳ 明朝" w:hAnsi="ＭＳ 明朝" w:hint="eastAsia"/>
-                          <w:sz w:val="24"/>
-                          <w:szCs w:val="24"/>
-                        </w:rPr>
-                        <w:t xml:space="preserve">サーティファイ主催 </w:t>
-                      </w:r>
-                      <w:r>
-                        <w:rPr>
-                          <w:rFonts w:ascii="ＭＳ 明朝" w:eastAsia="ＭＳ 明朝" w:hAnsi="ＭＳ 明朝"/>
-                          <w:sz w:val="24"/>
-                          <w:szCs w:val="24"/>
-                        </w:rPr>
-                        <w:t>Java</w:t>
-                      </w:r>
-                      <w:r>
-                        <w:rPr>
-                          <w:rFonts w:ascii="ＭＳ 明朝" w:eastAsia="ＭＳ 明朝" w:hAnsi="ＭＳ 明朝" w:hint="eastAsia"/>
-                          <w:sz w:val="24"/>
-                          <w:szCs w:val="24"/>
-                        </w:rPr>
-                        <w:t>™プログラミング能力認定試験</w:t>
-                      </w:r>
-                      <w:r>
-                        <w:rPr>
-                          <w:rFonts w:ascii="ＭＳ 明朝" w:eastAsia="ＭＳ 明朝" w:hAnsi="ＭＳ 明朝" w:hint="eastAsia"/>
-                          <w:sz w:val="24"/>
-                          <w:szCs w:val="24"/>
-                        </w:rPr>
-                        <w:t xml:space="preserve"> </w:t>
-                      </w:r>
-                      <w:r>
-                        <w:rPr>
-                          <w:rFonts w:ascii="ＭＳ 明朝" w:eastAsia="ＭＳ 明朝" w:hAnsi="ＭＳ 明朝" w:hint="eastAsia"/>
-                          <w:sz w:val="24"/>
-                          <w:szCs w:val="24"/>
-                        </w:rPr>
-                        <w:t>3級</w:t>
-                      </w:r>
-                      <w:r>
-                        <w:rPr>
-                          <w:rFonts w:ascii="ＭＳ 明朝" w:eastAsia="ＭＳ 明朝" w:hAnsi="ＭＳ 明朝" w:hint="eastAsia"/>
-                          <w:sz w:val="28"/>
-                          <w:szCs w:val="28"/>
-                        </w:rPr>
-                        <w:t xml:space="preserve"> </w:t>
-                      </w:r>
-                      <w:r>
-                        <w:rPr>
-                          <w:rFonts w:ascii="ＭＳ 明朝" w:eastAsia="ＭＳ 明朝" w:hAnsi="ＭＳ 明朝"/>
-                          <w:sz w:val="24"/>
-                          <w:szCs w:val="24"/>
-                        </w:rPr>
-                        <w:t>合格</w:t>
-                      </w:r>
-                    </w:p>
-                  </w:txbxContent>
-                </v:textbox>
-                <w10:wrap type="square" anchory="page"/>
-              </v:shape>
-            </w:pict>
-          </mc:Fallback>
-        </mc:AlternateContent>
-      </w:r>
-      <w:r>
-        <w:rPr>
-          <w:noProof/>
-        </w:rPr>
-        <mc:AlternateContent>
-          <mc:Choice Requires="wps">
-            <w:drawing>
-              <wp:anchor distT="50165" distB="45720" distL="114300" distR="114300" simplePos="0" relativeHeight="251770880" behindDoc="0" locked="0" layoutInCell="1" allowOverlap="1" wp14:anchorId="64C3C14B" wp14:editId="62ED4285">
-                <wp:simplePos x="0" y="0"/>
-                <wp:positionH relativeFrom="column">
-                  <wp:posOffset>2181225</wp:posOffset>
-                </wp:positionH>
-                <wp:positionV relativeFrom="page">
-                  <wp:posOffset>7616190</wp:posOffset>
-                </wp:positionV>
-                <wp:extent cx="5114290" cy="495300"/>
-                <wp:effectExtent l="0" t="0" r="0" b="0"/>
-                <wp:wrapSquare wrapText="bothSides"/>
-                <wp:docPr id="16" name="テキスト ボックス 2"/>
-                <wp:cNvGraphicFramePr>
-                  <a:graphicFrameLocks xmlns:a="http://schemas.openxmlformats.org/drawingml/2006/main"/>
-                </wp:cNvGraphicFramePr>
-                <a:graphic xmlns:a="http://schemas.openxmlformats.org/drawingml/2006/main">
-                  <a:graphicData uri="http://schemas.microsoft.com/office/word/2010/wordprocessingShape">
-                    <wps:wsp>
-                      <wps:cNvSpPr txBox="1">
-                        <a:spLocks noChangeArrowheads="1"/>
-                      </wps:cNvSpPr>
-                      <wps:spPr bwMode="auto">
-                        <a:xfrm>
-                          <a:off x="0" y="0"/>
-                          <a:ext cx="5114290" cy="495300"/>
-                        </a:xfrm>
-                        <a:prstGeom prst="rect">
-                          <a:avLst/>
-                        </a:prstGeom>
-                        <a:noFill/>
-                        <a:ln w="9525">
-                          <a:noFill/>
-                          <a:miter lim="800000"/>
-                          <a:headEnd/>
-                          <a:tailEnd/>
-                        </a:ln>
-                      </wps:spPr>
-                      <wps:txbx>
-                        <w:txbxContent>
-                          <w:p>
-                            <w:pPr>
-                              <w:rPr>
-                                <w:rFonts w:ascii="ＭＳ 明朝" w:eastAsia="ＭＳ 明朝" w:hAnsi="ＭＳ 明朝"/>
-                              </w:rPr>
-                            </w:pPr>
-                            <w:r>
-                              <w:rPr>
-                                <w:rFonts w:ascii="ＭＳ 明朝" w:eastAsia="ＭＳ 明朝" w:hAnsi="ＭＳ 明朝" w:hint="eastAsia"/>
-                              </w:rPr>
-                              <w:t>プログラミング英語検定事務局主催 プログラム英語検定</w:t>
-                            </w:r>
-                            <w:r>
-                              <w:rPr>
-                                <w:rFonts w:ascii="ＭＳ 明朝" w:eastAsia="ＭＳ 明朝" w:hAnsi="ＭＳ 明朝" w:hint="eastAsia"/>
-                              </w:rPr>
-                              <w:t xml:space="preserve"> ベーシック</w:t>
-                            </w:r>
-                            <w:r>
-                              <w:rPr>
-                                <w:rFonts w:ascii="ＭＳ 明朝" w:eastAsia="ＭＳ 明朝" w:hAnsi="ＭＳ 明朝" w:hint="eastAsia"/>
-                              </w:rPr>
-                              <w:t xml:space="preserve"> </w:t>
-                            </w:r>
-                            <w:r>
-                              <w:rPr>
-                                <w:rFonts w:ascii="ＭＳ 明朝" w:eastAsia="ＭＳ 明朝" w:hAnsi="ＭＳ 明朝"/>
-                              </w:rPr>
-                              <w:t>合格</w:t>
-                            </w:r>
-                          </w:p>
-                        </w:txbxContent>
-                      </wps:txbx>
-                      <wps:bodyPr rot="0" vert="horz" wrap="square" lIns="91440" tIns="36000" rIns="91440" bIns="0" anchor="t" anchorCtr="0">
-                        <a:noAutofit/>
-                      </wps:bodyPr>
-                    </wps:wsp>
-                  </a:graphicData>
-                </a:graphic>
-                <wp14:sizeRelH relativeFrom="margin">
-                  <wp14:pctWidth>0</wp14:pctWidth>
-                </wp14:sizeRelH>
-                <wp14:sizeRelV relativeFrom="margin">
-                  <wp14:pctHeight>0</wp14:pctHeight>
-                </wp14:sizeRelV>
-              </wp:anchor>
-            </w:drawing>
-          </mc:Choice>
-          <mc:Fallback>
-            <w:pict>
-              <v:shape w14:anchorId="64C3C14B" id="_x0000_s1049" type="#_x0000_t202" style="position:absolute;margin-left:171.75pt;margin-top:599.7pt;width:402.7pt;height:39pt;z-index:251770880;visibility:visible;mso-wrap-style:square;mso-width-percent:0;mso-height-percent:0;mso-wrap-distance-left:9pt;mso-wrap-distance-top:3.95pt;mso-wrap-distance-right:9pt;mso-wrap-distance-bottom:3.6pt;mso-position-horizontal:absolute;mso-position-horizontal-relative:text;mso-position-vertical:absolute;mso-position-vertical-relative:page;mso-width-percent:0;mso-height-percent:0;mso-width-relative:margin;mso-height-relative:margin;v-text-anchor:top" o:gfxdata="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" filled="f" stroked="f">
-                <v:textbox inset=",1mm,,0">
-                  <w:txbxContent>
-                    <w:p>
-                      <w:pPr>
-                        <w:rPr>
-                          <w:rFonts w:ascii="ＭＳ 明朝" w:eastAsia="ＭＳ 明朝" w:hAnsi="ＭＳ 明朝"/>
-                        </w:rPr>
-                      </w:pPr>
-                      <w:r>
-                        <w:rPr>
-                          <w:rFonts w:ascii="ＭＳ 明朝" w:eastAsia="ＭＳ 明朝" w:hAnsi="ＭＳ 明朝" w:hint="eastAsia"/>
-                        </w:rPr>
-                        <w:t>プログラミング英語検定事務局主催 プログラム英語検定</w:t>
-                      </w:r>
-                      <w:r>
-                        <w:rPr>
-                          <w:rFonts w:ascii="ＭＳ 明朝" w:eastAsia="ＭＳ 明朝" w:hAnsi="ＭＳ 明朝" w:hint="eastAsia"/>
-                        </w:rPr>
-                        <w:t xml:space="preserve"> ベーシック</w:t>
-                      </w:r>
-                      <w:r>
-                        <w:rPr>
-                          <w:rFonts w:ascii="ＭＳ 明朝" w:eastAsia="ＭＳ 明朝" w:hAnsi="ＭＳ 明朝" w:hint="eastAsia"/>
-                        </w:rPr>
-                        <w:t xml:space="preserve"> </w:t>
-                      </w:r>
-                      <w:r>
-                        <w:rPr>
-                          <w:rFonts w:ascii="ＭＳ 明朝" w:eastAsia="ＭＳ 明朝" w:hAnsi="ＭＳ 明朝"/>
-                        </w:rPr>
-                        <w:t>合格</w:t>
-                      </w:r>
-                    </w:p>
-                  </w:txbxContent>
-                </v:textbox>
-                <w10:wrap type="square" anchory="page"/>
-              </v:shape>
-            </w:pict>
-          </mc:Fallback>
-        </mc:AlternateContent>
-      </w:r>
-      <w:r>
-        <w:rPr>
-          <w:noProof/>
-        </w:rPr>
-        <mc:AlternateContent>
-          <mc:Choice Requires="wps">
-            <w:drawing>
-              <wp:anchor distT="50165" distB="45720" distL="114300" distR="114300" simplePos="0" relativeHeight="251766784" behindDoc="0" locked="0" layoutInCell="1" allowOverlap="1" wp14:anchorId="02BD13AB" wp14:editId="431DE4EC">
-                <wp:simplePos x="0" y="0"/>
-                <wp:positionH relativeFrom="column">
-                  <wp:posOffset>2184400</wp:posOffset>
-                </wp:positionH>
-                <wp:positionV relativeFrom="page">
-                  <wp:posOffset>7320915</wp:posOffset>
-                </wp:positionV>
-                <wp:extent cx="5114290" cy="495300"/>
-                <wp:effectExtent l="0" t="0" r="0" b="0"/>
-                <wp:wrapSquare wrapText="bothSides"/>
-                <wp:docPr id="14" name="テキスト ボックス 2"/>
-                <wp:cNvGraphicFramePr>
-                  <a:graphicFrameLocks xmlns:a="http://schemas.openxmlformats.org/drawingml/2006/main"/>
-                </wp:cNvGraphicFramePr>
-                <a:graphic xmlns:a="http://schemas.openxmlformats.org/drawingml/2006/main">
-                  <a:graphicData uri="http://schemas.microsoft.com/office/word/2010/wordprocessingShape">
-                    <wps:wsp>
-                      <wps:cNvSpPr txBox="1">
-                        <a:spLocks noChangeArrowheads="1"/>
-                      </wps:cNvSpPr>
-                      <wps:spPr bwMode="auto">
-                        <a:xfrm>
-                          <a:off x="0" y="0"/>
-                          <a:ext cx="5114290" cy="495300"/>
-                        </a:xfrm>
-                        <a:prstGeom prst="rect">
-                          <a:avLst/>
-                        </a:prstGeom>
-                        <a:noFill/>
-                        <a:ln w="9525">
-                          <a:noFill/>
-                          <a:miter lim="800000"/>
-                          <a:headEnd/>
-                          <a:tailEnd/>
-                        </a:ln>
-                      </wps:spPr>
-                      <wps:txbx>
-                        <w:txbxContent>
-                          <w:p>
-                            <w:pPr>
-                              <w:rPr>
-                                <w:rFonts w:ascii="ＭＳ 明朝" w:eastAsia="ＭＳ 明朝" w:hAnsi="ＭＳ 明朝"/>
-                                <w:sz w:val="28"/>
-                                <w:szCs w:val="28"/>
-                              </w:rPr>
-                            </w:pPr>
-                            <w:r>
-                              <w:rPr>
-                                <w:rFonts w:ascii="ＭＳ 明朝" w:eastAsia="ＭＳ 明朝" w:hAnsi="ＭＳ 明朝" w:hint="eastAsia"/>
-                                <w:sz w:val="24"/>
-                                <w:szCs w:val="24"/>
-                              </w:rPr>
-                              <w:t xml:space="preserve">文部科学省後援 </w:t>
-                            </w:r>
-                            <w:r>
-                              <w:rPr>
-                                <w:rFonts w:ascii="ＭＳ 明朝" w:eastAsia="ＭＳ 明朝" w:hAnsi="ＭＳ 明朝" w:hint="eastAsia"/>
-                                <w:sz w:val="24"/>
-                                <w:szCs w:val="24"/>
-                              </w:rPr>
-                              <w:t>情報検定 情報活用試験</w:t>
-                            </w:r>
-                            <w:r>
-                              <w:rPr>
-                                <w:rFonts w:ascii="ＭＳ 明朝" w:eastAsia="ＭＳ 明朝" w:hAnsi="ＭＳ 明朝" w:hint="eastAsia"/>
-                                <w:sz w:val="24"/>
-                                <w:szCs w:val="24"/>
-                              </w:rPr>
-                              <w:t xml:space="preserve"> </w:t>
-                            </w:r>
-                            <w:r>
-                              <w:rPr>
-                                <w:rFonts w:ascii="ＭＳ 明朝" w:eastAsia="ＭＳ 明朝" w:hAnsi="ＭＳ 明朝" w:hint="eastAsia"/>
-                                <w:sz w:val="24"/>
-                                <w:szCs w:val="24"/>
-                              </w:rPr>
-                              <w:t>3級</w:t>
-                            </w:r>
-                            <w:r>
-                              <w:rPr>
-                                <w:rFonts w:ascii="ＭＳ 明朝" w:eastAsia="ＭＳ 明朝" w:hAnsi="ＭＳ 明朝" w:hint="eastAsia"/>
-                                <w:sz w:val="28"/>
-                                <w:szCs w:val="28"/>
-                              </w:rPr>
-                              <w:t xml:space="preserve"> </w:t>
-                            </w:r>
-                            <w:r>
-                              <w:rPr>
-                                <w:rFonts w:ascii="ＭＳ 明朝" w:eastAsia="ＭＳ 明朝" w:hAnsi="ＭＳ 明朝"/>
-                                <w:sz w:val="24"/>
-                                <w:szCs w:val="24"/>
-                              </w:rPr>
-                              <w:t>合格</w:t>
-                            </w:r>
-                          </w:p>
-                        </w:txbxContent>
-                      </wps:txbx>
-                      <wps:bodyPr rot="0" vert="horz" wrap="square" lIns="91440" tIns="36000" rIns="91440" bIns="0" anchor="t" anchorCtr="0">
-                        <a:noAutofit/>
-                      </wps:bodyPr>
-                    </wps:wsp>
-                  </a:graphicData>
-                </a:graphic>
-                <wp14:sizeRelH relativeFrom="margin">
-                  <wp14:pctWidth>0</wp14:pctWidth>
-                </wp14:sizeRelH>
-                <wp14:sizeRelV relativeFrom="margin">
-                  <wp14:pctHeight>0</wp14:pctHeight>
-                </wp14:sizeRelV>
-              </wp:anchor>
-            </w:drawing>
-          </mc:Choice>
-          <mc:Fallback>
-            <w:pict>
-              <v:shape w14:anchorId="02BD13AB" id="_x0000_s1050" type="#_x0000_t202" style="position:absolute;margin-left:172pt;margin-top:576.45pt;width:402.7pt;height:39pt;z-index:251766784;visibility:visible;mso-wrap-style:square;mso-width-percent:0;mso-height-percent:0;mso-wrap-distance-left:9pt;mso-wrap-distance-top:3.95pt;mso-wrap-distance-right:9pt;mso-wrap-distance-bottom:3.6pt;mso-position-horizontal:absolute;mso-position-horizontal-relative:text;mso-position-vertical:absolute;mso-position-vertical-relative:page;mso-width-percent:0;mso-height-percent:0;mso-width-relative:margin;mso-height-relative:margin;v-text-anchor:top" o:gfxdata="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" filled="f" stroked="f">
-                <v:textbox inset=",1mm,,0">
-                  <w:txbxContent>
-                    <w:p>
-                      <w:pPr>
-                        <w:rPr>
-                          <w:rFonts w:ascii="ＭＳ 明朝" w:eastAsia="ＭＳ 明朝" w:hAnsi="ＭＳ 明朝"/>
-                          <w:sz w:val="28"/>
-                          <w:szCs w:val="28"/>
-                        </w:rPr>
-                      </w:pPr>
-                      <w:r>
-                        <w:rPr>
-                          <w:rFonts w:ascii="ＭＳ 明朝" w:eastAsia="ＭＳ 明朝" w:hAnsi="ＭＳ 明朝" w:hint="eastAsia"/>
-                          <w:sz w:val="24"/>
-                          <w:szCs w:val="24"/>
-                        </w:rPr>
-                        <w:t xml:space="preserve">文部科学省後援 </w:t>
-                      </w:r>
-                      <w:r>
-                        <w:rPr>
-                          <w:rFonts w:ascii="ＭＳ 明朝" w:eastAsia="ＭＳ 明朝" w:hAnsi="ＭＳ 明朝" w:hint="eastAsia"/>
-                          <w:sz w:val="24"/>
-                          <w:szCs w:val="24"/>
-                        </w:rPr>
-                        <w:t>情報検定 情報活用試験</w:t>
-                      </w:r>
-                      <w:r>
-                        <w:rPr>
-                          <w:rFonts w:ascii="ＭＳ 明朝" w:eastAsia="ＭＳ 明朝" w:hAnsi="ＭＳ 明朝" w:hint="eastAsia"/>
-                          <w:sz w:val="24"/>
-                          <w:szCs w:val="24"/>
-                        </w:rPr>
-                        <w:t xml:space="preserve"> </w:t>
-                      </w:r>
-                      <w:r>
-                        <w:rPr>
-                          <w:rFonts w:ascii="ＭＳ 明朝" w:eastAsia="ＭＳ 明朝" w:hAnsi="ＭＳ 明朝" w:hint="eastAsia"/>
-                          <w:sz w:val="24"/>
-                          <w:szCs w:val="24"/>
-                        </w:rPr>
-                        <w:t>3級</w:t>
-                      </w:r>
-                      <w:r>
-                        <w:rPr>
-                          <w:rFonts w:ascii="ＭＳ 明朝" w:eastAsia="ＭＳ 明朝" w:hAnsi="ＭＳ 明朝" w:hint="eastAsia"/>
-                          <w:sz w:val="28"/>
-                          <w:szCs w:val="28"/>
-                        </w:rPr>
-                        <w:t xml:space="preserve"> </w:t>
-                      </w:r>
-                      <w:r>
-                        <w:rPr>
-                          <w:rFonts w:ascii="ＭＳ 明朝" w:eastAsia="ＭＳ 明朝" w:hAnsi="ＭＳ 明朝"/>
-                          <w:sz w:val="24"/>
-                          <w:szCs w:val="24"/>
-                        </w:rPr>
-                        <w:t>合格</w:t>
-                      </w:r>
-                    </w:p>
-                  </w:txbxContent>
-                </v:textbox>
-                <w10:wrap type="square" anchory="page"/>
               </v:shape>
             </w:pict>
           </mc:Fallback>
@@ -4214,23 +5618,7 @@
                                 <w:sz w:val="28"/>
                                 <w:szCs w:val="28"/>
                               </w:rPr>
-                              <w:t>02</w:t>
-                            </w:r>
-                            <w:r>
-                              <w:rPr>
-                                <w:rFonts w:ascii="ＭＳ 明朝" w:eastAsia="ＭＳ 明朝" w:hAnsi="ＭＳ 明朝"/>
-                                <w:sz w:val="28"/>
-                                <w:szCs w:val="28"/>
-                              </w:rPr>
-                              <w:t>5</w:t>
-                            </w:r>
-                            <w:r>
-                              <w:rPr>
-                                <w:rFonts w:ascii="ＭＳ 明朝" w:eastAsia="ＭＳ 明朝" w:hAnsi="ＭＳ 明朝"/>
-                                <w:sz w:val="28"/>
-                                <w:szCs w:val="28"/>
-                              </w:rPr>
-                              <w:t xml:space="preserve">    </w:t>
+                              <w:t xml:space="preserve">025    </w:t>
                             </w:r>
                             <w:r>
                               <w:rPr>
@@ -4268,7 +5656,7 @@
           </mc:Choice>
           <mc:Fallback>
             <w:pict>
-              <v:shape w14:anchorId="493D628E" id="_x0000_s1051" type="#_x0000_t202" style="position:absolute;margin-left:78pt;margin-top:550.5pt;width:105.75pt;height:25.2pt;z-index:251786240;visibility:visible;mso-wrap-style:square;mso-width-percent:0;mso-height-percent:0;mso-wrap-distance-left:9pt;mso-wrap-distance-top:4.25pt;mso-wrap-distance-right:9pt;mso-wrap-distance-bottom:3.95pt;mso-position-horizontal:absolute;mso-position-horizontal-relative:text;mso-position-vertical:absolute;mso-position-vertical-relative:margin;mso-width-percent:0;mso-height-percent:0;mso-width-relative:margin;mso-height-relative:margin;v-text-anchor:top" o:gfxdata="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" filled="f" stroked="f">
+              <v:shape w14:anchorId="493D628E" id="_x0000_s1056" type="#_x0000_t202" style="position:absolute;margin-left:78pt;margin-top:550.5pt;width:105.75pt;height:25.2pt;z-index:251786240;visibility:visible;mso-wrap-style:square;mso-width-percent:0;mso-height-percent:0;mso-wrap-distance-left:9pt;mso-wrap-distance-top:4.25pt;mso-wrap-distance-right:9pt;mso-wrap-distance-bottom:3.95pt;mso-position-horizontal:absolute;mso-position-horizontal-relative:text;mso-position-vertical:absolute;mso-position-vertical-relative:margin;mso-width-percent:0;mso-height-percent:0;mso-width-relative:margin;mso-height-relative:margin;v-text-anchor:top" o:gfxdata="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" filled="f" stroked="f">
                 <v:textbox inset="2mm,1mm,1mm,0">
                   <w:txbxContent>
                     <w:p>
@@ -4296,23 +5684,7 @@
                           <w:sz w:val="28"/>
                           <w:szCs w:val="28"/>
                         </w:rPr>
-                        <w:t>02</w:t>
-                      </w:r>
-                      <w:r>
-                        <w:rPr>
-                          <w:rFonts w:ascii="ＭＳ 明朝" w:eastAsia="ＭＳ 明朝" w:hAnsi="ＭＳ 明朝"/>
-                          <w:sz w:val="28"/>
-                          <w:szCs w:val="28"/>
-                        </w:rPr>
-                        <w:t>5</w:t>
-                      </w:r>
-                      <w:r>
-                        <w:rPr>
-                          <w:rFonts w:ascii="ＭＳ 明朝" w:eastAsia="ＭＳ 明朝" w:hAnsi="ＭＳ 明朝"/>
-                          <w:sz w:val="28"/>
-                          <w:szCs w:val="28"/>
-                        </w:rPr>
-                        <w:t xml:space="preserve">    </w:t>
+                        <w:t xml:space="preserve">025    </w:t>
                       </w:r>
                       <w:r>
                         <w:rPr>
@@ -4443,7 +5815,7 @@
           </mc:Choice>
           <mc:Fallback>
             <w:pict>
-              <v:shape w14:anchorId="56C8384C" id="_x0000_s1052" type="#_x0000_t202" style="position:absolute;margin-left:462.4pt;margin-top:277.1pt;width:98.75pt;height:21.75pt;z-index:251743232;visibility:visible;mso-wrap-style:square;mso-width-percent:0;mso-height-percent:0;mso-wrap-distance-left:9pt;mso-wrap-distance-top:3.6pt;mso-wrap-distance-right:9pt;mso-wrap-distance-bottom:3.6pt;mso-position-horizontal:absolute;mso-position-horizontal-relative:text;mso-position-vertical:absolute;mso-position-vertical-relative:page;mso-width-percent:0;mso-height-percent:0;mso-width-relative:margin;mso-height-relative:margin;v-text-anchor:top" o:gfxdata="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" filled="f" stroked="f">
+              <v:shape w14:anchorId="56C8384C" id="_x0000_s1057" type="#_x0000_t202" style="position:absolute;margin-left:462.4pt;margin-top:277.1pt;width:98.75pt;height:21.75pt;z-index:251743232;visibility:visible;mso-wrap-style:square;mso-width-percent:0;mso-height-percent:0;mso-wrap-distance-left:9pt;mso-wrap-distance-top:3.6pt;mso-wrap-distance-right:9pt;mso-wrap-distance-bottom:3.6pt;mso-position-horizontal:absolute;mso-position-horizontal-relative:text;mso-position-vertical:absolute;mso-position-vertical-relative:page;mso-width-percent:0;mso-height-percent:0;mso-width-relative:margin;mso-height-relative:margin;v-text-anchor:top" o:gfxdata="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" filled="f" stroked="f">
                 <v:textbox inset="1mm,0,1mm,0">
                   <w:txbxContent>
                     <w:p>
@@ -4580,7 +5952,7 @@
           </mc:Choice>
           <mc:Fallback>
             <w:pict>
-              <v:shape w14:anchorId="0E4AE629" id="_x0000_s1053" type="#_x0000_t202" style="position:absolute;margin-left:516.4pt;margin-top:195.1pt;width:45pt;height:20.25pt;z-index:251726848;visibility:visible;mso-wrap-style:square;mso-width-percent:0;mso-height-percent:0;mso-wrap-distance-left:9pt;mso-wrap-distance-top:3.6pt;mso-wrap-distance-right:9pt;mso-wrap-distance-bottom:3.6pt;mso-position-horizontal:absolute;mso-position-horizontal-relative:text;mso-position-vertical:absolute;mso-position-vertical-relative:page;mso-width-percent:0;mso-height-percent:0;mso-width-relative:margin;mso-height-relative:margin;v-text-anchor:top" o:gfxdata="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" filled="f" stroked="f">
+              <v:shape w14:anchorId="0E4AE629" id="_x0000_s1058" type="#_x0000_t202" style="position:absolute;margin-left:516.4pt;margin-top:195.1pt;width:45pt;height:20.25pt;z-index:251726848;visibility:visible;mso-wrap-style:square;mso-width-percent:0;mso-height-percent:0;mso-wrap-distance-left:9pt;mso-wrap-distance-top:3.6pt;mso-wrap-distance-right:9pt;mso-wrap-distance-bottom:3.6pt;mso-position-horizontal:absolute;mso-position-horizontal-relative:text;mso-position-vertical:absolute;mso-position-vertical-relative:page;mso-width-percent:0;mso-height-percent:0;mso-width-relative:margin;mso-height-relative:margin;v-text-anchor:top" o:gfxdata="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" filled="f" stroked="f">
                 <v:textbox inset="1mm,0,1mm,0">
                   <w:txbxContent>
                     <w:p>
@@ -4703,7 +6075,7 @@
           </mc:Choice>
           <mc:Fallback>
             <w:pict>
-              <v:shape w14:anchorId="1FB44CA3" id="_x0000_s1054" type="#_x0000_t202" style="position:absolute;margin-left:516.9pt;margin-top:254.6pt;width:45pt;height:22.5pt;z-index:251745280;visibility:visible;mso-wrap-style:square;mso-width-percent:0;mso-height-percent:0;mso-wrap-distance-left:9pt;mso-wrap-distance-top:3.6pt;mso-wrap-distance-right:9pt;mso-wrap-distance-bottom:3.6pt;mso-position-horizontal:absolute;mso-position-horizontal-relative:text;mso-position-vertical:absolute;mso-position-vertical-relative:page;mso-width-percent:0;mso-height-percent:0;mso-width-relative:margin;mso-height-relative:margin;v-text-anchor:top" o:gfxdata="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" filled="f" stroked="f">
+              <v:shape w14:anchorId="1FB44CA3" id="_x0000_s1059" type="#_x0000_t202" style="position:absolute;margin-left:516.9pt;margin-top:254.6pt;width:45pt;height:22.5pt;z-index:251745280;visibility:visible;mso-wrap-style:square;mso-width-percent:0;mso-height-percent:0;mso-wrap-distance-left:9pt;mso-wrap-distance-top:3.6pt;mso-wrap-distance-right:9pt;mso-wrap-distance-bottom:3.6pt;mso-position-horizontal:absolute;mso-position-horizontal-relative:text;mso-position-vertical:absolute;mso-position-vertical-relative:page;mso-width-percent:0;mso-height-percent:0;mso-width-relative:margin;mso-height-relative:margin;v-text-anchor:top" o:gfxdata="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" filled="f" stroked="f">
                 <v:textbox inset="1mm,0,1mm,0">
                   <w:txbxContent>
                     <w:p>
@@ -4858,7 +6230,7 @@
           </mc:Choice>
           <mc:Fallback>
             <w:pict>
-              <v:shape w14:anchorId="7ACB9A98" id="_x0000_s1055" type="#_x0000_t202" style="position:absolute;margin-left:122.45pt;margin-top:260.15pt;width:109.65pt;height:20.6pt;z-index:251777024;visibility:visible;mso-wrap-style:square;mso-width-percent:0;mso-height-percent:0;mso-wrap-distance-left:9pt;mso-wrap-distance-top:3.6pt;mso-wrap-distance-right:9pt;mso-wrap-distance-bottom:3.6pt;mso-position-horizontal:absolute;mso-position-horizontal-relative:text;mso-position-vertical:absolute;mso-position-vertical-relative:page;mso-width-percent:0;mso-height-percent:0;mso-width-relative:margin;mso-height-relative:margin;v-text-anchor:top" o:gfxdata="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" filled="f" stroked="f">
+              <v:shape w14:anchorId="7ACB9A98" id="_x0000_s1060" type="#_x0000_t202" style="position:absolute;margin-left:122.45pt;margin-top:260.15pt;width:109.65pt;height:20.6pt;z-index:251777024;visibility:visible;mso-wrap-style:square;mso-width-percent:0;mso-height-percent:0;mso-wrap-distance-left:9pt;mso-wrap-distance-top:3.6pt;mso-wrap-distance-right:9pt;mso-wrap-distance-bottom:3.6pt;mso-position-horizontal:absolute;mso-position-horizontal-relative:text;mso-position-vertical:absolute;mso-position-vertical-relative:page;mso-width-percent:0;mso-height-percent:0;mso-width-relative:margin;mso-height-relative:margin;v-text-anchor:top" o:gfxdata="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" filled="f" stroked="f">
                 <v:textbox inset="1mm,0,1mm,0">
                   <w:txbxContent>
                     <w:p>
@@ -5042,7 +6414,7 @@
           </mc:Choice>
           <mc:Fallback>
             <w:pict>
-              <v:shape w14:anchorId="30E3D00B" id="_x0000_s1056" type="#_x0000_t202" style="position:absolute;margin-left:122.2pt;margin-top:201pt;width:109.65pt;height:20.65pt;z-index:251684864;visibility:visible;mso-wrap-style:square;mso-width-percent:0;mso-height-percent:0;mso-wrap-distance-left:9pt;mso-wrap-distance-top:3.6pt;mso-wrap-distance-right:9pt;mso-wrap-distance-bottom:3.6pt;mso-position-horizontal:absolute;mso-position-horizontal-relative:text;mso-position-vertical:absolute;mso-position-vertical-relative:page;mso-width-percent:0;mso-height-percent:0;mso-width-relative:margin;mso-height-relative:margin;v-text-anchor:top" o:gfxdata="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" filled="f" stroked="f">
+              <v:shape w14:anchorId="30E3D00B" id="_x0000_s1061" type="#_x0000_t202" style="position:absolute;margin-left:122.2pt;margin-top:201pt;width:109.65pt;height:20.65pt;z-index:251684864;visibility:visible;mso-wrap-style:square;mso-width-percent:0;mso-height-percent:0;mso-wrap-distance-left:9pt;mso-wrap-distance-top:3.6pt;mso-wrap-distance-right:9pt;mso-wrap-distance-bottom:3.6pt;mso-position-horizontal:absolute;mso-position-horizontal-relative:text;mso-position-vertical:absolute;mso-position-vertical-relative:page;mso-width-percent:0;mso-height-percent:0;mso-width-relative:margin;mso-height-relative:margin;v-text-anchor:top" o:gfxdata="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" filled="f" stroked="f">
                 <v:textbox inset="1mm,0,1mm,0">
                   <w:txbxContent>
                     <w:p>
@@ -5270,7 +6642,7 @@
           </mc:Choice>
           <mc:Fallback>
             <w:pict>
-              <v:shape w14:anchorId="4CC59A22" id="_x0000_s1057" type="#_x0000_t202" style="position:absolute;margin-left:76.85pt;margin-top:279.15pt;width:350.25pt;height:24.45pt;z-index:251694080;visibility:visible;mso-wrap-style:square;mso-width-percent:0;mso-height-percent:0;mso-wrap-distance-left:9pt;mso-wrap-distance-top:3.6pt;mso-wrap-distance-right:9pt;mso-wrap-distance-bottom:3.6pt;mso-position-horizontal:absolute;mso-position-horizontal-relative:text;mso-position-vertical:absolute;mso-position-vertical-relative:page;mso-width-percent:0;mso-height-percent:0;mso-width-relative:margin;mso-height-relative:margin;v-text-anchor:top" o:gfxdata="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" filled="f" stroked="f">
+              <v:shape w14:anchorId="4CC59A22" id="_x0000_s1062" type="#_x0000_t202" style="position:absolute;margin-left:76.85pt;margin-top:279.15pt;width:350.25pt;height:24.45pt;z-index:251694080;visibility:visible;mso-wrap-style:square;mso-width-percent:0;mso-height-percent:0;mso-wrap-distance-left:9pt;mso-wrap-distance-top:3.6pt;mso-wrap-distance-right:9pt;mso-wrap-distance-bottom:3.6pt;mso-position-horizontal:absolute;mso-position-horizontal-relative:text;mso-position-vertical:absolute;mso-position-vertical-relative:page;mso-width-percent:0;mso-height-percent:0;mso-width-relative:margin;mso-height-relative:margin;v-text-anchor:top" o:gfxdata="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" filled="f" stroked="f">
                 <v:textbox>
                   <w:txbxContent>
                     <w:p>
@@ -5525,7 +6897,7 @@
           </mc:Choice>
           <mc:Fallback>
             <w:pict>
-              <v:shape w14:anchorId="29E442E8" id="_x0000_s1058" type="#_x0000_t202" style="position:absolute;margin-left:76.5pt;margin-top:219.25pt;width:350.25pt;height:23.05pt;z-index:251692032;visibility:visible;mso-wrap-style:square;mso-width-percent:0;mso-height-percent:0;mso-wrap-distance-left:9pt;mso-wrap-distance-top:3.6pt;mso-wrap-distance-right:9pt;mso-wrap-distance-bottom:3.6pt;mso-position-horizontal:absolute;mso-position-horizontal-relative:text;mso-position-vertical:absolute;mso-position-vertical-relative:page;mso-width-percent:0;mso-height-percent:0;mso-width-relative:margin;mso-height-relative:margin;v-text-anchor:top" o:gfxdata="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" filled="f" stroked="f">
+              <v:shape w14:anchorId="29E442E8" id="_x0000_s1063" type="#_x0000_t202" style="position:absolute;margin-left:76.5pt;margin-top:219.25pt;width:350.25pt;height:23.05pt;z-index:251692032;visibility:visible;mso-wrap-style:square;mso-width-percent:0;mso-height-percent:0;mso-wrap-distance-left:9pt;mso-wrap-distance-top:3.6pt;mso-wrap-distance-right:9pt;mso-wrap-distance-bottom:3.6pt;mso-position-horizontal:absolute;mso-position-horizontal-relative:text;mso-position-vertical:absolute;mso-position-vertical-relative:page;mso-width-percent:0;mso-height-percent:0;mso-width-relative:margin;mso-height-relative:margin;v-text-anchor:top" o:gfxdata="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" filled="f" stroked="f">
                 <v:textbox>
                   <w:txbxContent>
                     <w:p>
@@ -5756,7 +7128,7 @@
           </mc:Choice>
           <mc:Fallback>
             <w:pict>
-              <v:shape w14:anchorId="560B136B" id="_x0000_s1059" type="#_x0000_t202" style="position:absolute;margin-left:106.6pt;margin-top:239.15pt;width:342.75pt;height:26.25pt;z-index:251682816;visibility:visible;mso-wrap-style:square;mso-width-percent:0;mso-height-percent:0;mso-wrap-distance-left:9pt;mso-wrap-distance-top:3.6pt;mso-wrap-distance-right:9pt;mso-wrap-distance-bottom:3.6pt;mso-position-horizontal:absolute;mso-position-horizontal-relative:text;mso-position-vertical:absolute;mso-position-vertical-relative:page;mso-width-percent:0;mso-height-percent:0;mso-width-relative:margin;mso-height-relative:margin;v-text-anchor:top" o:gfxdata="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" filled="f" stroked="f">
+              <v:shape w14:anchorId="560B136B" id="_x0000_s1064" type="#_x0000_t202" style="position:absolute;margin-left:106.6pt;margin-top:239.15pt;width:342.75pt;height:26.25pt;z-index:251682816;visibility:visible;mso-wrap-style:square;mso-width-percent:0;mso-height-percent:0;mso-wrap-distance-left:9pt;mso-wrap-distance-top:3.6pt;mso-wrap-distance-right:9pt;mso-wrap-distance-bottom:3.6pt;mso-position-horizontal:absolute;mso-position-horizontal-relative:text;mso-position-vertical:absolute;mso-position-vertical-relative:page;mso-width-percent:0;mso-height-percent:0;mso-width-relative:margin;mso-height-relative:margin;v-text-anchor:top" o:gfxdata="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" filled="f" stroked="f">
                 <v:textbox>
                   <w:txbxContent>
                     <w:p>
@@ -5915,7 +7287,7 @@
           </mc:Choice>
           <mc:Fallback>
             <w:pict>
-              <v:shape w14:anchorId="661140E3" id="_x0000_s1060" type="#_x0000_t202" style="position:absolute;margin-left:377.1pt;margin-top:126.05pt;width:39pt;height:33pt;z-index:251761664;visibility:visible;mso-wrap-style:square;mso-width-percent:0;mso-height-percent:0;mso-wrap-distance-left:9pt;mso-wrap-distance-top:3.6pt;mso-wrap-distance-right:9pt;mso-wrap-distance-bottom:3.6pt;mso-position-horizontal:absolute;mso-position-horizontal-relative:text;mso-position-vertical:absolute;mso-position-vertical-relative:page;mso-width-percent:0;mso-height-percent:0;mso-width-relative:margin;mso-height-relative:margin;v-text-anchor:top" o:gfxdata="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" filled="f" stroked="f">
+              <v:shape w14:anchorId="661140E3" id="_x0000_s1065" type="#_x0000_t202" style="position:absolute;margin-left:377.1pt;margin-top:126.05pt;width:39pt;height:33pt;z-index:251761664;visibility:visible;mso-wrap-style:square;mso-width-percent:0;mso-height-percent:0;mso-wrap-distance-left:9pt;mso-wrap-distance-top:3.6pt;mso-wrap-distance-right:9pt;mso-wrap-distance-bottom:3.6pt;mso-position-horizontal:absolute;mso-position-horizontal-relative:text;mso-position-vertical:absolute;mso-position-vertical-relative:page;mso-width-percent:0;mso-height-percent:0;mso-width-relative:margin;mso-height-relative:margin;v-text-anchor:top" o:gfxdata="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" filled="f" stroked="f">
                 <v:textbox inset="1mm,,1mm">
                   <w:txbxContent>
                     <w:p>
@@ -6068,7 +7440,7 @@
           </mc:Choice>
           <mc:Fallback>
             <w:pict>
-              <v:shape w14:anchorId="42A37A84" id="_x0000_s1061" type="#_x0000_t202" style="position:absolute;margin-left:105.95pt;margin-top:180.2pt;width:342.75pt;height:24pt;z-index:251680768;visibility:visible;mso-wrap-style:square;mso-width-percent:0;mso-height-percent:0;mso-wrap-distance-left:9pt;mso-wrap-distance-top:3.6pt;mso-wrap-distance-right:9pt;mso-wrap-distance-bottom:3.6pt;mso-position-horizontal:absolute;mso-position-horizontal-relative:text;mso-position-vertical:absolute;mso-position-vertical-relative:page;mso-width-percent:0;mso-height-percent:0;mso-width-relative:margin;mso-height-relative:margin;v-text-anchor:top" o:gfxdata="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" filled="f" stroked="f">
+              <v:shape w14:anchorId="42A37A84" id="_x0000_s1066" type="#_x0000_t202" style="position:absolute;margin-left:105.95pt;margin-top:180.2pt;width:342.75pt;height:24pt;z-index:251680768;visibility:visible;mso-wrap-style:square;mso-width-percent:0;mso-height-percent:0;mso-wrap-distance-left:9pt;mso-wrap-distance-top:3.6pt;mso-wrap-distance-right:9pt;mso-wrap-distance-bottom:3.6pt;mso-position-horizontal:absolute;mso-position-horizontal-relative:text;mso-position-vertical:absolute;mso-position-vertical-relative:page;mso-width-percent:0;mso-height-percent:0;mso-width-relative:margin;mso-height-relative:margin;v-text-anchor:top" o:gfxdata="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" filled="f" stroked="f">
                 <v:textbox>
                   <w:txbxContent>
                     <w:p>
@@ -6233,7 +7605,7 @@
           </mc:Choice>
           <mc:Fallback>
             <w:pict>
-              <v:shape w14:anchorId="353EAC70" id="_x0000_s1062" type="#_x0000_t202" style="position:absolute;margin-left:80.25pt;margin-top:125.25pt;width:47.25pt;height:33pt;z-index:251668480;visibility:visible;mso-wrap-style:square;mso-width-percent:0;mso-height-percent:0;mso-wrap-distance-left:9pt;mso-wrap-distance-top:3.6pt;mso-wrap-distance-right:9pt;mso-wrap-distance-bottom:3.6pt;mso-position-horizontal:absolute;mso-position-horizontal-relative:text;mso-position-vertical:absolute;mso-position-vertical-relative:page;mso-width-percent:0;mso-height-percent:0;mso-width-relative:margin;mso-height-relative:margin;v-text-anchor:top" o:gfxdata="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" filled="f" stroked="f">
+              <v:shape w14:anchorId="353EAC70" id="_x0000_s1067" type="#_x0000_t202" style="position:absolute;margin-left:80.25pt;margin-top:125.25pt;width:47.25pt;height:33pt;z-index:251668480;visibility:visible;mso-wrap-style:square;mso-width-percent:0;mso-height-percent:0;mso-wrap-distance-left:9pt;mso-wrap-distance-top:3.6pt;mso-wrap-distance-right:9pt;mso-wrap-distance-bottom:3.6pt;mso-position-horizontal:absolute;mso-position-horizontal-relative:text;mso-position-vertical:absolute;mso-position-vertical-relative:page;mso-width-percent:0;mso-height-percent:0;mso-width-relative:margin;mso-height-relative:margin;v-text-anchor:top" o:gfxdata="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" filled="f" stroked="f">
                 <v:textbox inset="1mm,,1mm">
                   <w:txbxContent>
                     <w:p>
@@ -6361,7 +7733,7 @@
           </mc:Choice>
           <mc:Fallback>
             <w:pict>
-              <v:shape w14:anchorId="29803F0C" id="_x0000_s1063" type="#_x0000_t202" style="position:absolute;margin-left:102.65pt;margin-top:158.25pt;width:253.5pt;height:27pt;z-index:251676672;visibility:visible;mso-wrap-style:square;mso-width-percent:0;mso-height-percent:0;mso-wrap-distance-left:9pt;mso-wrap-distance-top:3.6pt;mso-wrap-distance-right:9pt;mso-wrap-distance-bottom:3.6pt;mso-position-horizontal:absolute;mso-position-horizontal-relative:text;mso-position-vertical:absolute;mso-position-vertical-relative:page;mso-width-percent:0;mso-height-percent:0;mso-width-relative:margin;mso-height-relative:margin;v-text-anchor:top" o:gfxdata="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" filled="f" stroked="f">
+              <v:shape w14:anchorId="29803F0C" id="_x0000_s1068" type="#_x0000_t202" style="position:absolute;margin-left:102.65pt;margin-top:158.25pt;width:253.5pt;height:27pt;z-index:251676672;visibility:visible;mso-wrap-style:square;mso-width-percent:0;mso-height-percent:0;mso-wrap-distance-left:9pt;mso-wrap-distance-top:3.6pt;mso-wrap-distance-right:9pt;mso-wrap-distance-bottom:3.6pt;mso-position-horizontal:absolute;mso-position-horizontal-relative:text;mso-position-vertical:absolute;mso-position-vertical-relative:page;mso-width-percent:0;mso-height-percent:0;mso-width-relative:margin;mso-height-relative:margin;v-text-anchor:top" o:gfxdata="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" filled="f" stroked="f">
                 <v:textbox>
                   <w:txbxContent>
                     <w:p>
@@ -6493,7 +7865,7 @@
           </mc:Choice>
           <mc:Fallback>
             <w:pict>
-              <v:shape w14:anchorId="5C910AF5" id="_x0000_s1064" type="#_x0000_t202" style="position:absolute;margin-left:121.9pt;margin-top:47.5pt;width:291.9pt;height:36.7pt;z-index:251661312;visibility:visible;mso-wrap-style:square;mso-width-percent:0;mso-height-percent:0;mso-wrap-distance-left:9pt;mso-wrap-distance-top:3.6pt;mso-wrap-distance-right:9pt;mso-wrap-distance-bottom:3.6pt;mso-position-horizontal:absolute;mso-position-horizontal-relative:text;mso-position-vertical:absolute;mso-position-vertical-relative:page;mso-width-percent:0;mso-height-percent:0;mso-width-relative:margin;mso-height-relative:margin;v-text-anchor:top" o:gfxdata="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" filled="f" stroked="f">
+              <v:shape w14:anchorId="5C910AF5" id="_x0000_s1069" type="#_x0000_t202" style="position:absolute;margin-left:121.9pt;margin-top:47.5pt;width:291.9pt;height:36.7pt;z-index:251661312;visibility:visible;mso-wrap-style:square;mso-width-percent:0;mso-height-percent:0;mso-wrap-distance-left:9pt;mso-wrap-distance-top:3.6pt;mso-wrap-distance-right:9pt;mso-wrap-distance-bottom:3.6pt;mso-position-horizontal:absolute;mso-position-horizontal-relative:text;mso-position-vertical:absolute;mso-position-vertical-relative:page;mso-width-percent:0;mso-height-percent:0;mso-width-relative:margin;mso-height-relative:margin;v-text-anchor:top" o:gfxdata="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" filled="f" stroked="f">
                 <v:textbox>
                   <w:txbxContent>
                     <w:p>
@@ -6628,7 +8000,7 @@
           </mc:Choice>
           <mc:Fallback>
             <w:pict>
-              <v:shape w14:anchorId="115288D0" id="_x0000_s1065" type="#_x0000_t202" style="position:absolute;margin-left:192pt;margin-top:125.25pt;width:39pt;height:33pt;z-index:251672576;visibility:visible;mso-wrap-style:square;mso-width-percent:0;mso-height-percent:0;mso-wrap-distance-left:9pt;mso-wrap-distance-top:3.6pt;mso-wrap-distance-right:9pt;mso-wrap-distance-bottom:3.6pt;mso-position-horizontal:absolute;mso-position-horizontal-relative:text;mso-position-vertical:absolute;mso-position-vertical-relative:page;mso-width-percent:0;mso-height-percent:0;mso-width-relative:margin;mso-height-relative:margin;v-text-anchor:top" o:gfxdata="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" filled="f" stroked="f">
+              <v:shape w14:anchorId="115288D0" id="_x0000_s1070" type="#_x0000_t202" style="position:absolute;margin-left:192pt;margin-top:125.25pt;width:39pt;height:33pt;z-index:251672576;visibility:visible;mso-wrap-style:square;mso-width-percent:0;mso-height-percent:0;mso-wrap-distance-left:9pt;mso-wrap-distance-top:3.6pt;mso-wrap-distance-right:9pt;mso-wrap-distance-bottom:3.6pt;mso-position-horizontal:absolute;mso-position-horizontal-relative:text;mso-position-vertical:absolute;mso-position-vertical-relative:page;mso-width-percent:0;mso-height-percent:0;mso-width-relative:margin;mso-height-relative:margin;v-text-anchor:top" o:gfxdata="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" filled="f" stroked="f">
                 <v:textbox inset="1mm,,1mm">
                   <w:txbxContent>
                     <w:p>
@@ -6748,7 +8120,7 @@
           </mc:Choice>
           <mc:Fallback>
             <w:pict>
-              <v:shape w14:anchorId="00B6F4FE" id="_x0000_s1066" type="#_x0000_t202" style="position:absolute;margin-left:138pt;margin-top:125.25pt;width:39pt;height:33pt;z-index:251670528;visibility:visible;mso-wrap-style:square;mso-width-percent:0;mso-height-percent:0;mso-wrap-distance-left:9pt;mso-wrap-distance-top:3.6pt;mso-wrap-distance-right:9pt;mso-wrap-distance-bottom:3.6pt;mso-position-horizontal:absolute;mso-position-horizontal-relative:text;mso-position-vertical:absolute;mso-position-vertical-relative:page;mso-width-percent:0;mso-height-percent:0;mso-width-relative:margin;mso-height-relative:margin;v-text-anchor:top" o:gfxdata="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" filled="f" stroked="f">
+              <v:shape w14:anchorId="00B6F4FE" id="_x0000_s1071" type="#_x0000_t202" style="position:absolute;margin-left:138pt;margin-top:125.25pt;width:39pt;height:33pt;z-index:251670528;visibility:visible;mso-wrap-style:square;mso-width-percent:0;mso-height-percent:0;mso-wrap-distance-left:9pt;mso-wrap-distance-top:3.6pt;mso-wrap-distance-right:9pt;mso-wrap-distance-bottom:3.6pt;mso-position-horizontal:absolute;mso-position-horizontal-relative:text;mso-position-vertical:absolute;mso-position-vertical-relative:page;mso-width-percent:0;mso-height-percent:0;mso-width-relative:margin;mso-height-relative:margin;v-text-anchor:top" o:gfxdata="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" filled="f" stroked="f">
                 <v:textbox inset="1mm,,1mm">
                   <w:txbxContent>
                     <w:p>
@@ -6877,7 +8249,7 @@
           </mc:Choice>
           <mc:Fallback>
             <w:pict>
-              <v:shape w14:anchorId="424892F7" id="_x0000_s1067" type="#_x0000_t202" style="position:absolute;margin-left:276.65pt;margin-top:125.25pt;width:39pt;height:33pt;z-index:251674624;visibility:visible;mso-wrap-style:square;mso-width-percent:0;mso-height-percent:0;mso-wrap-distance-left:9pt;mso-wrap-distance-top:3.6pt;mso-wrap-distance-right:9pt;mso-wrap-distance-bottom:3.6pt;mso-position-horizontal:absolute;mso-position-horizontal-relative:text;mso-position-vertical:absolute;mso-position-vertical-relative:page;mso-width-percent:0;mso-height-percent:0;mso-width-relative:margin;mso-height-relative:margin;v-text-anchor:top" o:gfxdata="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" filled="f" stroked="f">
+              <v:shape w14:anchorId="424892F7" id="_x0000_s1072" type="#_x0000_t202" style="position:absolute;margin-left:276.65pt;margin-top:125.25pt;width:39pt;height:33pt;z-index:251674624;visibility:visible;mso-wrap-style:square;mso-width-percent:0;mso-height-percent:0;mso-wrap-distance-left:9pt;mso-wrap-distance-top:3.6pt;mso-wrap-distance-right:9pt;mso-wrap-distance-bottom:3.6pt;mso-position-horizontal:absolute;mso-position-horizontal-relative:text;mso-position-vertical:absolute;mso-position-vertical-relative:page;mso-width-percent:0;mso-height-percent:0;mso-width-relative:margin;mso-height-relative:margin;v-text-anchor:top" o:gfxdata="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" filled="f" stroked="f">
                 <v:textbox inset="1mm,,1mm">
                   <w:txbxContent>
                     <w:p>
@@ -7034,7 +8406,7 @@
           </mc:Choice>
           <mc:Fallback>
             <w:pict>
-              <v:shape w14:anchorId="09684A98" id="_x0000_s1068" type="#_x0000_t202" style="position:absolute;margin-left:104.55pt;margin-top:877.85pt;width:402.7pt;height:39pt;z-index:251779072;visibility:visible;mso-wrap-style:square;mso-width-percent:0;mso-height-percent:0;mso-wrap-distance-left:9pt;mso-wrap-distance-top:3.95pt;mso-wrap-distance-right:9pt;mso-wrap-distance-bottom:3.6pt;mso-position-horizontal:absolute;mso-position-horizontal-relative:text;mso-position-vertical:absolute;mso-position-vertical-relative:page;mso-width-percent:0;mso-height-percent:0;mso-width-relative:margin;mso-height-relative:margin;v-text-anchor:top" o:gfxdata="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" filled="f" stroked="f">
+              <v:shape w14:anchorId="09684A98" id="_x0000_s1073" type="#_x0000_t202" style="position:absolute;margin-left:104.55pt;margin-top:877.85pt;width:402.7pt;height:39pt;z-index:251779072;visibility:visible;mso-wrap-style:square;mso-width-percent:0;mso-height-percent:0;mso-wrap-distance-left:9pt;mso-wrap-distance-top:3.95pt;mso-wrap-distance-right:9pt;mso-wrap-distance-bottom:3.6pt;mso-position-horizontal:absolute;mso-position-horizontal-relative:text;mso-position-vertical:absolute;mso-position-vertical-relative:page;mso-width-percent:0;mso-height-percent:0;mso-width-relative:margin;mso-height-relative:margin;v-text-anchor:top" o:gfxdata="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" filled="f" stroked="f">
                 <v:textbox inset=",1mm,,0">
                   <w:txbxContent>
                     <w:p>
@@ -7102,7 +8474,7 @@
         <mc:AlternateContent>
           <mc:Choice Requires="wps">
             <w:drawing>
-              <wp:anchor distT="53975" distB="50165" distL="114300" distR="114300" simplePos="0" relativeHeight="251780096" behindDoc="0" locked="0" layoutInCell="1" allowOverlap="1" wp14:anchorId="5445F7D7" wp14:editId="69AD986B">
+              <wp:anchor distT="53975" distB="50165" distL="114300" distR="114300" simplePos="0" relativeHeight="251780096" behindDoc="0" locked="0" layoutInCell="1" allowOverlap="1" wp14:anchorId="5445F7D7" wp14:editId="70B7D932">
                 <wp:simplePos x="0" y="0"/>
                 <wp:positionH relativeFrom="column">
                   <wp:posOffset>0</wp:posOffset>
@@ -7180,7 +8552,7 @@
           </mc:Choice>
           <mc:Fallback>
             <w:pict>
-              <v:shape w14:anchorId="5445F7D7" id="_x0000_s1069" type="#_x0000_t202" style="position:absolute;margin-left:0;margin-top:873.3pt;width:105.75pt;height:25.2pt;z-index:251780096;visibility:visible;mso-wrap-style:square;mso-width-percent:0;mso-height-percent:0;mso-wrap-distance-left:9pt;mso-wrap-distance-top:4.25pt;mso-wrap-distance-right:9pt;mso-wrap-distance-bottom:3.95pt;mso-position-horizontal:absolute;mso-position-horizontal-relative:text;mso-position-vertical:absolute;mso-position-vertical-relative:margin;mso-width-percent:0;mso-height-percent:0;mso-width-relative:margin;mso-height-relative:margin;v-text-anchor:top" o:gfxdata="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" filled="f" stroked="f">
+              <v:shape w14:anchorId="5445F7D7" id="_x0000_s1074" type="#_x0000_t202" style="position:absolute;margin-left:0;margin-top:873.3pt;width:105.75pt;height:25.2pt;z-index:251780096;visibility:visible;mso-wrap-style:square;mso-width-percent:0;mso-height-percent:0;mso-wrap-distance-left:9pt;mso-wrap-distance-top:4.25pt;mso-wrap-distance-right:9pt;mso-wrap-distance-bottom:3.95pt;mso-position-horizontal:absolute;mso-position-horizontal-relative:text;mso-position-vertical:absolute;mso-position-vertical-relative:margin;mso-width-percent:0;mso-height-percent:0;mso-width-relative:margin;mso-height-relative:margin;v-text-anchor:top" o:gfxdata="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" filled="f" stroked="f">
                 <v:textbox inset="2mm,1mm,1mm,0">
                   <w:txbxContent>
                     <w:p>
@@ -7206,344 +8578,6 @@
                   </w:txbxContent>
                 </v:textbox>
                 <w10:wrap type="square" anchory="margin"/>
-              </v:shape>
-            </w:pict>
-          </mc:Fallback>
-        </mc:AlternateContent>
-      </w:r>
-      <w:r>
-        <w:rPr>
-          <w:noProof/>
-        </w:rPr>
-        <mc:AlternateContent>
-          <mc:Choice Requires="wps">
-            <w:drawing>
-              <wp:anchor distT="45720" distB="45720" distL="114300" distR="114300" simplePos="0" relativeHeight="251753472" behindDoc="0" locked="0" layoutInCell="1" allowOverlap="1" wp14:anchorId="137EAFC0" wp14:editId="43BD26A0">
-                <wp:simplePos x="0" y="0"/>
-                <wp:positionH relativeFrom="column">
-                  <wp:posOffset>7974551</wp:posOffset>
-                </wp:positionH>
-                <wp:positionV relativeFrom="page">
-                  <wp:posOffset>6496023</wp:posOffset>
-                </wp:positionV>
-                <wp:extent cx="6599583" cy="1238250"/>
-                <wp:effectExtent l="0" t="0" r="0" b="0"/>
-                <wp:wrapSquare wrapText="bothSides"/>
-                <wp:docPr id="219" name="テキスト ボックス 219"/>
-                <wp:cNvGraphicFramePr>
-                  <a:graphicFrameLocks xmlns:a="http://schemas.openxmlformats.org/drawingml/2006/main"/>
-                </wp:cNvGraphicFramePr>
-                <a:graphic xmlns:a="http://schemas.openxmlformats.org/drawingml/2006/main">
-                  <a:graphicData uri="http://schemas.microsoft.com/office/word/2010/wordprocessingShape">
-                    <wps:wsp>
-                      <wps:cNvSpPr txBox="1">
-                        <a:spLocks noChangeArrowheads="1"/>
-                      </wps:cNvSpPr>
-                      <wps:spPr bwMode="auto">
-                        <a:xfrm>
-                          <a:off x="0" y="0"/>
-                          <a:ext cx="6599583" cy="1238250"/>
-                        </a:xfrm>
-                        <a:prstGeom prst="rect">
-                          <a:avLst/>
-                        </a:prstGeom>
-                        <a:noFill/>
-                        <a:ln w="9525">
-                          <a:noFill/>
-                          <a:miter lim="800000"/>
-                          <a:headEnd/>
-                          <a:tailEnd/>
-                        </a:ln>
-                      </wps:spPr>
-                      <wps:txbx>
-                        <w:txbxContent>
-                          <w:p>
-                            <w:pPr>
-                              <w:spacing w:after="0" w:line="460" w:lineRule="exact"/>
-                              <w:rPr>
-                                <w:rFonts w:asciiTheme="minorEastAsia" w:eastAsiaTheme="minorEastAsia" w:hAnsiTheme="minorEastAsia"/>
-                                <w:sz w:val="28"/>
-                                <w:szCs w:val="28"/>
-                              </w:rPr>
-                            </w:pPr>
-                            <w:r>
-                              <w:rPr>
-                                <w:rFonts w:asciiTheme="minorEastAsia" w:eastAsiaTheme="minorEastAsia" w:hAnsiTheme="minorEastAsia" w:hint="eastAsia"/>
-                                <w:sz w:val="28"/>
-                                <w:szCs w:val="28"/>
-                              </w:rPr>
-                              <w:t>ゲーム制作に力を入れました。私はメインプログラマーとしてゲーム全体の実装を担当しました。当初は実装したい機能を優先してしまい、開発終盤に必須機能が不足することが課題でした。そこで、必須機能から着手し、追加機能は完成後に実装するよう開発手順を見直しました。その結果、限られた</w:t>
-                            </w:r>
-                            <w:r>
-                              <w:rPr>
-                                <w:rFonts w:asciiTheme="minorEastAsia" w:eastAsiaTheme="minorEastAsia" w:hAnsiTheme="minorEastAsia" w:hint="eastAsia"/>
-                                <w:sz w:val="28"/>
-                                <w:szCs w:val="28"/>
-                              </w:rPr>
-                              <w:t>期間</w:t>
-                            </w:r>
-                            <w:r>
-                              <w:rPr>
-                                <w:rFonts w:asciiTheme="minorEastAsia" w:eastAsiaTheme="minorEastAsia" w:hAnsiTheme="minorEastAsia" w:hint="eastAsia"/>
-                                <w:sz w:val="28"/>
-                                <w:szCs w:val="28"/>
-                              </w:rPr>
-                              <w:t>でも優先順位を意識して開発を進められるようになり、ゲームコンテストでは期限までに作品を完成</w:t>
-                            </w:r>
-                            <w:proofErr w:type="gramStart"/>
-                            <w:r>
-                              <w:rPr>
-                                <w:rFonts w:asciiTheme="minorEastAsia" w:eastAsiaTheme="minorEastAsia" w:hAnsiTheme="minorEastAsia" w:hint="eastAsia"/>
-                                <w:sz w:val="28"/>
-                                <w:szCs w:val="28"/>
-                              </w:rPr>
-                              <w:t>させ</w:t>
-                            </w:r>
-                            <w:r>
-                              <w:rPr>
-                                <w:rFonts w:asciiTheme="minorEastAsia" w:eastAsiaTheme="minorEastAsia" w:hAnsiTheme="minorEastAsia" w:hint="eastAsia"/>
-                                <w:sz w:val="28"/>
-                                <w:szCs w:val="28"/>
-                              </w:rPr>
-                              <w:t>て</w:t>
-                            </w:r>
-                            <w:r>
-                              <w:rPr>
-                                <w:rFonts w:asciiTheme="minorEastAsia" w:eastAsiaTheme="minorEastAsia" w:hAnsiTheme="minorEastAsia" w:hint="eastAsia"/>
-                                <w:sz w:val="28"/>
-                                <w:szCs w:val="28"/>
-                              </w:rPr>
-                              <w:t>る</w:t>
-                            </w:r>
-                            <w:proofErr w:type="gramEnd"/>
-                            <w:r>
-                              <w:rPr>
-                                <w:rFonts w:asciiTheme="minorEastAsia" w:eastAsiaTheme="minorEastAsia" w:hAnsiTheme="minorEastAsia" w:hint="eastAsia"/>
-                                <w:sz w:val="28"/>
-                                <w:szCs w:val="28"/>
-                              </w:rPr>
-                              <w:t>ことができました。</w:t>
-                            </w:r>
-                            <w:r>
-                              <w:rPr>
-                                <w:rFonts w:asciiTheme="minorEastAsia" w:eastAsiaTheme="minorEastAsia" w:hAnsiTheme="minorEastAsia" w:hint="eastAsia"/>
-                                <w:sz w:val="28"/>
-                                <w:szCs w:val="28"/>
-                              </w:rPr>
-                              <w:t>この経験から、ゲーム開発は完成度だけではなく、限られた期間で優先順位を考えて開発を進める重要性を学びました。</w:t>
-                            </w:r>
-                          </w:p>
-                        </w:txbxContent>
-                      </wps:txbx>
-                      <wps:bodyPr rot="0" vert="horz" wrap="square" lIns="91440" tIns="36000" rIns="91440" bIns="0" anchor="t" anchorCtr="0">
-                        <a:noAutofit/>
-                      </wps:bodyPr>
-                    </wps:wsp>
-                  </a:graphicData>
-                </a:graphic>
-                <wp14:sizeRelH relativeFrom="margin">
-                  <wp14:pctWidth>0</wp14:pctWidth>
-                </wp14:sizeRelH>
-                <wp14:sizeRelV relativeFrom="margin">
-                  <wp14:pctHeight>0</wp14:pctHeight>
-                </wp14:sizeRelV>
-              </wp:anchor>
-            </w:drawing>
-          </mc:Choice>
-          <mc:Fallback>
-            <w:pict>
-              <v:shape w14:anchorId="137EAFC0" id="テキスト ボックス 219" o:spid="_x0000_s1070" type="#_x0000_t202" style="position:absolute;margin-left:627.9pt;margin-top:511.5pt;width:519.65pt;height:97.5pt;z-index:251753472;visibility:visible;mso-wrap-style:square;mso-width-percent:0;mso-height-percent:0;mso-wrap-distance-left:9pt;mso-wrap-distance-top:3.6pt;mso-wrap-distance-right:9pt;mso-wrap-distance-bottom:3.6pt;mso-position-horizontal:absolute;mso-position-horizontal-relative:text;mso-position-vertical:absolute;mso-position-vertical-relative:page;mso-width-percent:0;mso-height-percent:0;mso-width-relative:margin;mso-height-relative:margin;v-text-anchor:top" o:gfxdata="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" filled="f" stroked="f">
-                <v:textbox inset=",1mm,,0">
-                  <w:txbxContent>
-                    <w:p>
-                      <w:pPr>
-                        <w:spacing w:after="0" w:line="460" w:lineRule="exact"/>
-                        <w:rPr>
-                          <w:rFonts w:asciiTheme="minorEastAsia" w:eastAsiaTheme="minorEastAsia" w:hAnsiTheme="minorEastAsia"/>
-                          <w:sz w:val="28"/>
-                          <w:szCs w:val="28"/>
-                        </w:rPr>
-                      </w:pPr>
-                      <w:r>
-                        <w:rPr>
-                          <w:rFonts w:asciiTheme="minorEastAsia" w:eastAsiaTheme="minorEastAsia" w:hAnsiTheme="minorEastAsia" w:hint="eastAsia"/>
-                          <w:sz w:val="28"/>
-                          <w:szCs w:val="28"/>
-                        </w:rPr>
-                        <w:t>ゲーム制作に力を入れました。私はメインプログラマーとしてゲーム全体の実装を担当しました。当初は実装したい機能を優先してしまい、開発終盤に必須機能が不足することが課題でした。そこで、必須機能から着手し、追加機能は完成後に実装するよう開発手順を見直しました。その結果、限られた</w:t>
-                      </w:r>
-                      <w:r>
-                        <w:rPr>
-                          <w:rFonts w:asciiTheme="minorEastAsia" w:eastAsiaTheme="minorEastAsia" w:hAnsiTheme="minorEastAsia" w:hint="eastAsia"/>
-                          <w:sz w:val="28"/>
-                          <w:szCs w:val="28"/>
-                        </w:rPr>
-                        <w:t>期間</w:t>
-                      </w:r>
-                      <w:r>
-                        <w:rPr>
-                          <w:rFonts w:asciiTheme="minorEastAsia" w:eastAsiaTheme="minorEastAsia" w:hAnsiTheme="minorEastAsia" w:hint="eastAsia"/>
-                          <w:sz w:val="28"/>
-                          <w:szCs w:val="28"/>
-                        </w:rPr>
-                        <w:t>でも優先順位を意識して開発を進められるようになり、ゲームコンテストでは期限までに作品を完成</w:t>
-                      </w:r>
-                      <w:proofErr w:type="gramStart"/>
-                      <w:r>
-                        <w:rPr>
-                          <w:rFonts w:asciiTheme="minorEastAsia" w:eastAsiaTheme="minorEastAsia" w:hAnsiTheme="minorEastAsia" w:hint="eastAsia"/>
-                          <w:sz w:val="28"/>
-                          <w:szCs w:val="28"/>
-                        </w:rPr>
-                        <w:t>させ</w:t>
-                      </w:r>
-                      <w:r>
-                        <w:rPr>
-                          <w:rFonts w:asciiTheme="minorEastAsia" w:eastAsiaTheme="minorEastAsia" w:hAnsiTheme="minorEastAsia" w:hint="eastAsia"/>
-                          <w:sz w:val="28"/>
-                          <w:szCs w:val="28"/>
-                        </w:rPr>
-                        <w:t>て</w:t>
-                      </w:r>
-                      <w:r>
-                        <w:rPr>
-                          <w:rFonts w:asciiTheme="minorEastAsia" w:eastAsiaTheme="minorEastAsia" w:hAnsiTheme="minorEastAsia" w:hint="eastAsia"/>
-                          <w:sz w:val="28"/>
-                          <w:szCs w:val="28"/>
-                        </w:rPr>
-                        <w:t>る</w:t>
-                      </w:r>
-                      <w:proofErr w:type="gramEnd"/>
-                      <w:r>
-                        <w:rPr>
-                          <w:rFonts w:asciiTheme="minorEastAsia" w:eastAsiaTheme="minorEastAsia" w:hAnsiTheme="minorEastAsia" w:hint="eastAsia"/>
-                          <w:sz w:val="28"/>
-                          <w:szCs w:val="28"/>
-                        </w:rPr>
-                        <w:t>ことができました。</w:t>
-                      </w:r>
-                      <w:r>
-                        <w:rPr>
-                          <w:rFonts w:asciiTheme="minorEastAsia" w:eastAsiaTheme="minorEastAsia" w:hAnsiTheme="minorEastAsia" w:hint="eastAsia"/>
-                          <w:sz w:val="28"/>
-                          <w:szCs w:val="28"/>
-                        </w:rPr>
-                        <w:t>この経験から、ゲーム開発は完成度だけではなく、限られた期間で優先順位を考えて開発を進める重要性を学びました。</w:t>
-                      </w:r>
-                    </w:p>
-                  </w:txbxContent>
-                </v:textbox>
-                <w10:wrap type="square" anchory="page"/>
-              </v:shape>
-            </w:pict>
-          </mc:Fallback>
-        </mc:AlternateContent>
-      </w:r>
-      <w:r>
-        <w:rPr>
-          <w:noProof/>
-        </w:rPr>
-        <mc:AlternateContent>
-          <mc:Choice Requires="wps">
-            <w:drawing>
-              <wp:anchor distT="50165" distB="45720" distL="114300" distR="114300" simplePos="0" relativeHeight="251774976" behindDoc="0" locked="0" layoutInCell="1" allowOverlap="1" wp14:anchorId="2C8F6AEA" wp14:editId="4A7F953A">
-                <wp:simplePos x="0" y="0"/>
-                <wp:positionH relativeFrom="column">
-                  <wp:posOffset>6622445</wp:posOffset>
-                </wp:positionH>
-                <wp:positionV relativeFrom="page">
-                  <wp:posOffset>8148999</wp:posOffset>
-                </wp:positionV>
-                <wp:extent cx="1424763" cy="495300"/>
-                <wp:effectExtent l="0" t="0" r="0" b="0"/>
-                <wp:wrapSquare wrapText="bothSides"/>
-                <wp:docPr id="39" name="テキスト ボックス 2"/>
-                <wp:cNvGraphicFramePr>
-                  <a:graphicFrameLocks xmlns:a="http://schemas.openxmlformats.org/drawingml/2006/main"/>
-                </wp:cNvGraphicFramePr>
-                <a:graphic xmlns:a="http://schemas.openxmlformats.org/drawingml/2006/main">
-                  <a:graphicData uri="http://schemas.microsoft.com/office/word/2010/wordprocessingShape">
-                    <wps:wsp>
-                      <wps:cNvSpPr txBox="1">
-                        <a:spLocks noChangeArrowheads="1"/>
-                      </wps:cNvSpPr>
-                      <wps:spPr bwMode="auto">
-                        <a:xfrm>
-                          <a:off x="0" y="0"/>
-                          <a:ext cx="1424763" cy="495300"/>
-                        </a:xfrm>
-                        <a:prstGeom prst="rect">
-                          <a:avLst/>
-                        </a:prstGeom>
-                        <a:noFill/>
-                        <a:ln w="9525">
-                          <a:noFill/>
-                          <a:miter lim="800000"/>
-                          <a:headEnd/>
-                          <a:tailEnd/>
-                        </a:ln>
-                      </wps:spPr>
-                      <wps:txbx>
-                        <w:txbxContent>
-                          <w:p>
-                            <w:pPr>
-                              <w:rPr>
-                                <w:rFonts w:ascii="ＭＳ 明朝" w:eastAsia="ＭＳ 明朝" w:hAnsi="ＭＳ 明朝"/>
-                                <w:sz w:val="28"/>
-                                <w:szCs w:val="28"/>
-                              </w:rPr>
-                            </w:pPr>
-                            <w:r>
-                              <w:rPr>
-                                <w:rFonts w:ascii="ＭＳ 明朝" w:eastAsia="ＭＳ 明朝" w:hAnsi="ＭＳ 明朝" w:hint="eastAsia"/>
-                                <w:sz w:val="28"/>
-                                <w:szCs w:val="28"/>
-                              </w:rPr>
-                              <w:t>以上</w:t>
-                            </w:r>
-                          </w:p>
-                        </w:txbxContent>
-                      </wps:txbx>
-                      <wps:bodyPr rot="0" vert="horz" wrap="square" lIns="91440" tIns="36000" rIns="91440" bIns="0" anchor="t" anchorCtr="0">
-                        <a:noAutofit/>
-                      </wps:bodyPr>
-                    </wps:wsp>
-                  </a:graphicData>
-                </a:graphic>
-                <wp14:sizeRelH relativeFrom="margin">
-                  <wp14:pctWidth>0</wp14:pctWidth>
-                </wp14:sizeRelH>
-                <wp14:sizeRelV relativeFrom="margin">
-                  <wp14:pctHeight>0</wp14:pctHeight>
-                </wp14:sizeRelV>
-              </wp:anchor>
-            </w:drawing>
-          </mc:Choice>
-          <mc:Fallback>
-            <w:pict>
-              <v:shape w14:anchorId="2C8F6AEA" id="_x0000_s1071" type="#_x0000_t202" style="position:absolute;margin-left:521.45pt;margin-top:641.65pt;width:112.2pt;height:39pt;z-index:251774976;visibility:visible;mso-wrap-style:square;mso-width-percent:0;mso-height-percent:0;mso-wrap-distance-left:9pt;mso-wrap-distance-top:3.95pt;mso-wrap-distance-right:9pt;mso-wrap-distance-bottom:3.6pt;mso-position-horizontal:absolute;mso-position-horizontal-relative:text;mso-position-vertical:absolute;mso-position-vertical-relative:page;mso-width-percent:0;mso-height-percent:0;mso-width-relative:margin;mso-height-relative:margin;v-text-anchor:top" o:gfxdata="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" filled="f" stroked="f">
-                <v:textbox inset=",1mm,,0">
-                  <w:txbxContent>
-                    <w:p>
-                      <w:pPr>
-                        <w:rPr>
-                          <w:rFonts w:ascii="ＭＳ 明朝" w:eastAsia="ＭＳ 明朝" w:hAnsi="ＭＳ 明朝"/>
-                          <w:sz w:val="28"/>
-                          <w:szCs w:val="28"/>
-                        </w:rPr>
-                      </w:pPr>
-                      <w:r>
-                        <w:rPr>
-                          <w:rFonts w:ascii="ＭＳ 明朝" w:eastAsia="ＭＳ 明朝" w:hAnsi="ＭＳ 明朝" w:hint="eastAsia"/>
-                          <w:sz w:val="28"/>
-                          <w:szCs w:val="28"/>
-                        </w:rPr>
-                        <w:t>以上</w:t>
-                      </w:r>
-                    </w:p>
-                  </w:txbxContent>
-                </v:textbox>
-                <w10:wrap type="square" anchory="page"/>
               </v:shape>
             </w:pict>
           </mc:Fallback>
@@ -7656,7 +8690,7 @@
           </mc:Choice>
           <mc:Fallback>
             <w:pict>
-              <v:shape w14:anchorId="314E8A1C" id="_x0000_s1072" type="#_x0000_t202" style="position:absolute;margin-left:462.95pt;margin-top:218.05pt;width:111.35pt;height:21pt;z-index:251724800;visibility:visible;mso-wrap-style:square;mso-width-percent:0;mso-height-percent:0;mso-wrap-distance-left:9pt;mso-wrap-distance-top:3.6pt;mso-wrap-distance-right:9pt;mso-wrap-distance-bottom:3.6pt;mso-position-horizontal:absolute;mso-position-horizontal-relative:text;mso-position-vertical:absolute;mso-position-vertical-relative:page;mso-width-percent:0;mso-height-percent:0;mso-width-relative:margin;mso-height-relative:margin;v-text-anchor:top" o:gfxdata="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" filled="f" stroked="f">
+              <v:shape w14:anchorId="314E8A1C" id="_x0000_s1075" type="#_x0000_t202" style="position:absolute;margin-left:462.95pt;margin-top:218.05pt;width:111.35pt;height:21pt;z-index:251724800;visibility:visible;mso-wrap-style:square;mso-width-percent:0;mso-height-percent:0;mso-wrap-distance-left:9pt;mso-wrap-distance-top:3.6pt;mso-wrap-distance-right:9pt;mso-wrap-distance-bottom:3.6pt;mso-position-horizontal:absolute;mso-position-horizontal-relative:text;mso-position-vertical:absolute;mso-position-vertical-relative:page;mso-width-percent:0;mso-height-percent:0;mso-width-relative:margin;mso-height-relative:margin;v-text-anchor:top" o:gfxdata="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" filled="f" stroked="f">
                 <v:textbox inset="1mm,0,1mm,0">
                   <w:txbxContent>
                     <w:p>
@@ -7793,7 +8827,7 @@
           </mc:Choice>
           <mc:Fallback>
             <w:pict>
-              <v:shape w14:anchorId="58197320" id="_x0000_s1073" type="#_x0000_t202" style="position:absolute;margin-left:411.15pt;margin-top:159.6pt;width:158.25pt;height:24pt;z-index:251678720;visibility:visible;mso-wrap-style:square;mso-width-percent:0;mso-height-percent:0;mso-wrap-distance-left:9pt;mso-wrap-distance-top:3.6pt;mso-wrap-distance-right:9pt;mso-wrap-distance-bottom:3.6pt;mso-position-horizontal:absolute;mso-position-horizontal-relative:text;mso-position-vertical:absolute;mso-position-vertical-relative:page;mso-width-percent:0;mso-height-percent:0;mso-width-relative:margin;mso-height-relative:margin;v-text-anchor:top" o:gfxdata="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" filled="f" stroked="f">
+              <v:shape w14:anchorId="58197320" id="_x0000_s1076" type="#_x0000_t202" style="position:absolute;margin-left:411.15pt;margin-top:159.6pt;width:158.25pt;height:24pt;z-index:251678720;visibility:visible;mso-wrap-style:square;mso-width-percent:0;mso-height-percent:0;mso-wrap-distance-left:9pt;mso-wrap-distance-top:3.6pt;mso-wrap-distance-right:9pt;mso-wrap-distance-bottom:3.6pt;mso-position-horizontal:absolute;mso-position-horizontal-relative:text;mso-position-vertical:absolute;mso-position-vertical-relative:page;mso-width-percent:0;mso-height-percent:0;mso-width-relative:margin;mso-height-relative:margin;v-text-anchor:top" o:gfxdata="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" filled="f" stroked="f">
                 <v:textbox>
                   <w:txbxContent>
                     <w:p>
@@ -7967,7 +9001,7 @@
           </mc:Choice>
           <mc:Fallback>
             <w:pict>
-              <v:shape w14:anchorId="1FB97093" id="_x0000_s1074" type="#_x0000_t202" style="position:absolute;margin-left:153.75pt;margin-top:519pt;width:402.7pt;height:39.75pt;z-index:251710464;visibility:visible;mso-wrap-style:square;mso-width-percent:0;mso-height-percent:0;mso-wrap-distance-left:9pt;mso-wrap-distance-top:3.95pt;mso-wrap-distance-right:9pt;mso-wrap-distance-bottom:3.6pt;mso-position-horizontal:absolute;mso-position-horizontal-relative:text;mso-position-vertical:absolute;mso-position-vertical-relative:page;mso-width-percent:0;mso-height-percent:0;mso-width-relative:margin;mso-height-relative:margin;v-text-anchor:top" o:gfxdata="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" filled="f" stroked="f">
+              <v:shape w14:anchorId="1FB97093" id="_x0000_s1077" type="#_x0000_t202" style="position:absolute;margin-left:153.75pt;margin-top:519pt;width:402.7pt;height:39.75pt;z-index:251710464;visibility:visible;mso-wrap-style:square;mso-width-percent:0;mso-height-percent:0;mso-wrap-distance-left:9pt;mso-wrap-distance-top:3.95pt;mso-wrap-distance-right:9pt;mso-wrap-distance-bottom:3.6pt;mso-position-horizontal:absolute;mso-position-horizontal-relative:text;mso-position-vertical:absolute;mso-position-vertical-relative:page;mso-width-percent:0;mso-height-percent:0;mso-width-relative:margin;mso-height-relative:margin;v-text-anchor:top" o:gfxdata="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" filled="f" stroked="f">
                 <v:textbox inset=",1mm,,0">
                   <w:txbxContent>
                     <w:p>
@@ -8102,7 +9136,7 @@
           </mc:Choice>
           <mc:Fallback>
             <w:pict>
-              <v:shape w14:anchorId="3211F048" id="_x0000_s1075" type="#_x0000_t202" style="position:absolute;margin-left:158.35pt;margin-top:592.5pt;width:402.7pt;height:33pt;z-index:251696128;visibility:visible;mso-wrap-style:square;mso-width-percent:0;mso-height-percent:0;mso-wrap-distance-left:9pt;mso-wrap-distance-top:3.95pt;mso-wrap-distance-right:9pt;mso-wrap-distance-bottom:3.6pt;mso-position-horizontal:absolute;mso-position-horizontal-relative:text;mso-position-vertical:absolute;mso-position-vertical-relative:page;mso-width-percent:0;mso-height-percent:0;mso-width-relative:margin;mso-height-relative:margin;v-text-anchor:top" o:gfxdata="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" filled="f" stroked="f">
+              <v:shape w14:anchorId="3211F048" id="_x0000_s1078" type="#_x0000_t202" style="position:absolute;margin-left:158.35pt;margin-top:592.5pt;width:402.7pt;height:33pt;z-index:251696128;visibility:visible;mso-wrap-style:square;mso-width-percent:0;mso-height-percent:0;mso-wrap-distance-left:9pt;mso-wrap-distance-top:3.95pt;mso-wrap-distance-right:9pt;mso-wrap-distance-bottom:3.6pt;mso-position-horizontal:absolute;mso-position-horizontal-relative:text;mso-position-vertical:absolute;mso-position-vertical-relative:page;mso-width-percent:0;mso-height-percent:0;mso-width-relative:margin;mso-height-relative:margin;v-text-anchor:top" o:gfxdata="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" filled="f" stroked="f">
                 <v:textbox inset=",1mm,,0">
                   <w:txbxContent>
                     <w:p>
@@ -8239,7 +9273,7 @@
           </mc:Choice>
           <mc:Fallback>
             <w:pict>
-              <v:shape w14:anchorId="5ACD8D62" id="_x0000_s1076" type="#_x0000_t202" style="position:absolute;margin-left:68.25pt;margin-top:574.15pt;width:105.75pt;height:25.2pt;z-index:251741184;visibility:visible;mso-wrap-style:square;mso-width-percent:0;mso-height-percent:0;mso-wrap-distance-left:9pt;mso-wrap-distance-top:4.25pt;mso-wrap-distance-right:9pt;mso-wrap-distance-bottom:3.95pt;mso-position-horizontal:absolute;mso-position-horizontal-relative:text;mso-position-vertical:absolute;mso-position-vertical-relative:margin;mso-width-percent:0;mso-height-percent:0;mso-width-relative:margin;mso-height-relative:margin;v-text-anchor:top" o:gfxdata="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" filled="f" stroked="f">
+              <v:shape w14:anchorId="5ACD8D62" id="_x0000_s1079" type="#_x0000_t202" style="position:absolute;margin-left:68.25pt;margin-top:574.15pt;width:105.75pt;height:25.2pt;z-index:251741184;visibility:visible;mso-wrap-style:square;mso-width-percent:0;mso-height-percent:0;mso-wrap-distance-left:9pt;mso-wrap-distance-top:4.25pt;mso-wrap-distance-right:9pt;mso-wrap-distance-bottom:3.95pt;mso-position-horizontal:absolute;mso-position-horizontal-relative:text;mso-position-vertical:absolute;mso-position-vertical-relative:margin;mso-width-percent:0;mso-height-percent:0;mso-width-relative:margin;mso-height-relative:margin;v-text-anchor:top" o:gfxdata="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" filled="f" stroked="f">
                 <v:textbox inset="2mm,1mm,1mm,0">
                   <w:txbxContent>
                     <w:p>
@@ -8277,7 +9311,7 @@
         <mc:AlternateContent>
           <mc:Choice Requires="wps">
             <w:drawing>
-              <wp:anchor distT="45720" distB="45720" distL="114300" distR="114300" simplePos="0" relativeHeight="251759616" behindDoc="0" locked="0" layoutInCell="1" allowOverlap="1" wp14:anchorId="12DB059C" wp14:editId="39648DD6">
+              <wp:anchor distT="45720" distB="45720" distL="114300" distR="114300" simplePos="0" relativeHeight="251759616" behindDoc="0" locked="0" layoutInCell="1" allowOverlap="1" wp14:anchorId="12DB059C" wp14:editId="4FA2A4DA">
                 <wp:simplePos x="0" y="0"/>
                 <wp:positionH relativeFrom="column">
                   <wp:posOffset>9782175</wp:posOffset>
@@ -8345,528 +9379,12 @@
           </mc:Choice>
           <mc:Fallback>
             <w:pict>
-              <v:shape w14:anchorId="12DB059C" id="テキスト ボックス 223" o:spid="_x0000_s1077" type="#_x0000_t202" style="position:absolute;margin-left:770.25pt;margin-top:495.6pt;width:208.5pt;height:21.6pt;z-index:251759616;visibility:visible;mso-wrap-style:square;mso-width-percent:0;mso-height-percent:0;mso-wrap-distance-left:9pt;mso-wrap-distance-top:3.6pt;mso-wrap-distance-right:9pt;mso-wrap-distance-bottom:3.6pt;mso-position-horizontal:absolute;mso-position-horizontal-relative:text;mso-position-vertical:absolute;mso-position-vertical-relative:page;mso-width-percent:0;mso-height-percent:0;mso-width-relative:margin;mso-height-relative:margin;v-text-anchor:top" o:gfxdata="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" filled="f" stroked="f">
+              <v:shape w14:anchorId="12DB059C" id="テキスト ボックス 223" o:spid="_x0000_s1080" type="#_x0000_t202" style="position:absolute;margin-left:770.25pt;margin-top:495.6pt;width:208.5pt;height:21.6pt;z-index:251759616;visibility:visible;mso-wrap-style:square;mso-width-percent:0;mso-height-percent:0;mso-wrap-distance-left:9pt;mso-wrap-distance-top:3.6pt;mso-wrap-distance-right:9pt;mso-wrap-distance-bottom:3.6pt;mso-position-horizontal:absolute;mso-position-horizontal-relative:text;mso-position-vertical:absolute;mso-position-vertical-relative:page;mso-width-percent:0;mso-height-percent:0;mso-width-relative:margin;mso-height-relative:margin;v-text-anchor:top" o:gfxdata="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" filled="f" stroked="f">
                 <v:textbox inset=",1mm,,0">
                   <w:txbxContent>
                     <w:p>
                       <w:pPr>
                         <w:spacing w:after="0" w:line="300" w:lineRule="exact"/>
-                        <w:rPr>
-                          <w:rFonts w:eastAsiaTheme="minorEastAsia"/>
-                          <w:sz w:val="28"/>
-                          <w:szCs w:val="28"/>
-                        </w:rPr>
-                      </w:pPr>
-                    </w:p>
-                  </w:txbxContent>
-                </v:textbox>
-                <w10:wrap type="square" anchory="page"/>
-              </v:shape>
-            </w:pict>
-          </mc:Fallback>
-        </mc:AlternateContent>
-      </w:r>
-      <w:r>
-        <w:rPr>
-          <w:noProof/>
-        </w:rPr>
-        <mc:AlternateContent>
-          <mc:Choice Requires="wps">
-            <w:drawing>
-              <wp:anchor distT="45720" distB="45720" distL="114300" distR="114300" simplePos="0" relativeHeight="251751424" behindDoc="0" locked="0" layoutInCell="1" allowOverlap="1" wp14:anchorId="102F1910" wp14:editId="61A216F1">
-                <wp:simplePos x="0" y="0"/>
-                <wp:positionH relativeFrom="column">
-                  <wp:posOffset>7953375</wp:posOffset>
-                </wp:positionH>
-                <wp:positionV relativeFrom="page">
-                  <wp:posOffset>4425628</wp:posOffset>
-                </wp:positionV>
-                <wp:extent cx="6438900" cy="1847850"/>
-                <wp:effectExtent l="0" t="0" r="0" b="0"/>
-                <wp:wrapSquare wrapText="bothSides"/>
-                <wp:docPr id="216" name="テキスト ボックス 216"/>
-                <wp:cNvGraphicFramePr>
-                  <a:graphicFrameLocks xmlns:a="http://schemas.openxmlformats.org/drawingml/2006/main"/>
-                </wp:cNvGraphicFramePr>
-                <a:graphic xmlns:a="http://schemas.openxmlformats.org/drawingml/2006/main">
-                  <a:graphicData uri="http://schemas.microsoft.com/office/word/2010/wordprocessingShape">
-                    <wps:wsp>
-                      <wps:cNvSpPr txBox="1">
-                        <a:spLocks noChangeArrowheads="1"/>
-                      </wps:cNvSpPr>
-                      <wps:spPr bwMode="auto">
-                        <a:xfrm>
-                          <a:off x="0" y="0"/>
-                          <a:ext cx="6438900" cy="1847850"/>
-                        </a:xfrm>
-                        <a:prstGeom prst="rect">
-                          <a:avLst/>
-                        </a:prstGeom>
-                        <a:noFill/>
-                        <a:ln w="9525">
-                          <a:noFill/>
-                          <a:miter lim="800000"/>
-                          <a:headEnd/>
-                          <a:tailEnd/>
-                        </a:ln>
-                      </wps:spPr>
-                      <wps:txbx>
-                        <w:txbxContent>
-                          <w:p>
-                            <w:pPr>
-                              <w:spacing w:after="0" w:line="460" w:lineRule="exact"/>
-                              <w:rPr>
-                                <w:rFonts w:eastAsiaTheme="minorEastAsia"/>
-                                <w:sz w:val="28"/>
-                                <w:szCs w:val="28"/>
-                              </w:rPr>
-                            </w:pPr>
-                            <w:r>
-                              <w:rPr>
-                                <w:rFonts w:eastAsiaTheme="minorEastAsia" w:hint="eastAsia"/>
-                                <w:sz w:val="28"/>
-                                <w:szCs w:val="28"/>
-                              </w:rPr>
-                              <w:t>私の強みは、改善を繰り返して成長できる点です。この姿勢と力は</w:t>
-                            </w:r>
-                            <w:r>
-                              <w:rPr>
-                                <w:rFonts w:eastAsiaTheme="minorEastAsia" w:hint="eastAsia"/>
-                                <w:sz w:val="28"/>
-                                <w:szCs w:val="28"/>
-                              </w:rPr>
-                              <w:t>1</w:t>
-                            </w:r>
-                            <w:r>
-                              <w:rPr>
-                                <w:rFonts w:eastAsiaTheme="minorEastAsia"/>
-                                <w:sz w:val="28"/>
-                                <w:szCs w:val="28"/>
-                              </w:rPr>
-                              <w:t>1</w:t>
-                            </w:r>
-                            <w:r>
-                              <w:rPr>
-                                <w:rFonts w:eastAsiaTheme="minorEastAsia" w:hint="eastAsia"/>
-                                <w:sz w:val="28"/>
-                                <w:szCs w:val="28"/>
-                              </w:rPr>
-                              <w:t>年</w:t>
-                            </w:r>
-                            <w:r>
-                              <w:rPr>
-                                <w:rFonts w:eastAsiaTheme="minorEastAsia" w:hint="eastAsia"/>
-                                <w:sz w:val="28"/>
-                                <w:szCs w:val="28"/>
-                              </w:rPr>
-                              <w:t>間</w:t>
-                            </w:r>
-                            <w:r>
-                              <w:rPr>
-                                <w:rFonts w:eastAsiaTheme="minorEastAsia" w:hint="eastAsia"/>
-                                <w:sz w:val="28"/>
-                                <w:szCs w:val="28"/>
-                              </w:rPr>
-                              <w:t>続けたボクシングによって身に付きました。現在はゲーム制作においてこの強みを活かしています。</w:t>
-                            </w:r>
-                            <w:r>
-                              <w:rPr>
-                                <w:rFonts w:eastAsiaTheme="minorEastAsia" w:hint="eastAsia"/>
-                                <w:sz w:val="28"/>
-                                <w:szCs w:val="28"/>
-                              </w:rPr>
-                              <w:t>行き詰った時は友人と議論を重ねながら、</w:t>
-                            </w:r>
-                            <w:r>
-                              <w:rPr>
-                                <w:rFonts w:eastAsiaTheme="minorEastAsia" w:hint="eastAsia"/>
-                                <w:sz w:val="28"/>
-                                <w:szCs w:val="28"/>
-                              </w:rPr>
-                              <w:t>現状の自己課題</w:t>
-                            </w:r>
-                            <w:r>
-                              <w:rPr>
-                                <w:rFonts w:eastAsiaTheme="minorEastAsia" w:hint="eastAsia"/>
-                                <w:sz w:val="28"/>
-                                <w:szCs w:val="28"/>
-                              </w:rPr>
-                              <w:t>と</w:t>
-                            </w:r>
-                            <w:r>
-                              <w:rPr>
-                                <w:rFonts w:eastAsiaTheme="minorEastAsia" w:hint="eastAsia"/>
-                                <w:sz w:val="28"/>
-                                <w:szCs w:val="28"/>
-                              </w:rPr>
-                              <w:t>向き合って改善を繰り返</w:t>
-                            </w:r>
-                            <w:r>
-                              <w:rPr>
-                                <w:rFonts w:eastAsiaTheme="minorEastAsia" w:hint="eastAsia"/>
-                                <w:sz w:val="28"/>
-                                <w:szCs w:val="28"/>
-                              </w:rPr>
-                              <w:t>す</w:t>
-                            </w:r>
-                            <w:r>
-                              <w:rPr>
-                                <w:rFonts w:eastAsiaTheme="minorEastAsia" w:hint="eastAsia"/>
-                                <w:sz w:val="28"/>
-                                <w:szCs w:val="28"/>
-                              </w:rPr>
-                              <w:t>経験を積み</w:t>
-                            </w:r>
-                            <w:r>
-                              <w:rPr>
-                                <w:rFonts w:eastAsiaTheme="minorEastAsia" w:hint="eastAsia"/>
-                                <w:sz w:val="28"/>
-                                <w:szCs w:val="28"/>
-                              </w:rPr>
-                              <w:t>、</w:t>
-                            </w:r>
-                            <w:r>
-                              <w:rPr>
-                                <w:rFonts w:eastAsiaTheme="minorEastAsia" w:hint="eastAsia"/>
-                                <w:sz w:val="28"/>
-                                <w:szCs w:val="28"/>
-                              </w:rPr>
-                              <w:t>開発力</w:t>
-                            </w:r>
-                            <w:r>
-                              <w:rPr>
-                                <w:rFonts w:eastAsiaTheme="minorEastAsia" w:hint="eastAsia"/>
-                                <w:sz w:val="28"/>
-                                <w:szCs w:val="28"/>
-                              </w:rPr>
-                              <w:t>を</w:t>
-                            </w:r>
-                            <w:r>
-                              <w:rPr>
-                                <w:rFonts w:eastAsiaTheme="minorEastAsia" w:hint="eastAsia"/>
-                                <w:sz w:val="28"/>
-                                <w:szCs w:val="28"/>
-                              </w:rPr>
-                              <w:t>向上させてきました。この強みから生まれる吸収力で成長を続け</w:t>
-                            </w:r>
-                            <w:r>
-                              <w:rPr>
-                                <w:rFonts w:eastAsiaTheme="minorEastAsia" w:hint="eastAsia"/>
-                                <w:sz w:val="28"/>
-                                <w:szCs w:val="28"/>
-                              </w:rPr>
-                              <w:t>ながら</w:t>
-                            </w:r>
-                            <w:r>
-                              <w:rPr>
-                                <w:rFonts w:eastAsiaTheme="minorEastAsia" w:hint="eastAsia"/>
-                                <w:sz w:val="28"/>
-                                <w:szCs w:val="28"/>
-                              </w:rPr>
-                              <w:t>御社に貢献したいと考えてい</w:t>
-                            </w:r>
-                            <w:r>
-                              <w:rPr>
-                                <w:rFonts w:eastAsiaTheme="minorEastAsia" w:hint="eastAsia"/>
-                                <w:sz w:val="28"/>
-                                <w:szCs w:val="28"/>
-                              </w:rPr>
-                              <w:t>ま</w:t>
-                            </w:r>
-                            <w:r>
-                              <w:rPr>
-                                <w:rFonts w:eastAsiaTheme="minorEastAsia" w:hint="eastAsia"/>
-                                <w:sz w:val="28"/>
-                                <w:szCs w:val="28"/>
-                              </w:rPr>
-                              <w:t>す。</w:t>
-                            </w:r>
-                          </w:p>
-                          <w:p>
-                            <w:pPr>
-                              <w:spacing w:after="0" w:line="460" w:lineRule="exact"/>
-                              <w:rPr>
-                                <w:rFonts w:eastAsiaTheme="minorEastAsia"/>
-                                <w:sz w:val="28"/>
-                                <w:szCs w:val="28"/>
-                              </w:rPr>
-                            </w:pPr>
-                          </w:p>
-                          <w:p>
-                            <w:pPr>
-                              <w:spacing w:after="0" w:line="460" w:lineRule="exact"/>
-                              <w:rPr>
-                                <w:rFonts w:eastAsiaTheme="minorEastAsia"/>
-                                <w:sz w:val="28"/>
-                                <w:szCs w:val="28"/>
-                              </w:rPr>
-                            </w:pPr>
-                          </w:p>
-                          <w:p>
-                            <w:pPr>
-                              <w:spacing w:after="0" w:line="460" w:lineRule="exact"/>
-                              <w:rPr>
-                                <w:rFonts w:eastAsiaTheme="minorEastAsia"/>
-                                <w:sz w:val="28"/>
-                                <w:szCs w:val="28"/>
-                              </w:rPr>
-                            </w:pPr>
-                          </w:p>
-                          <w:p>
-                            <w:pPr>
-                              <w:spacing w:after="0" w:line="460" w:lineRule="exact"/>
-                              <w:rPr>
-                                <w:rFonts w:eastAsiaTheme="minorEastAsia"/>
-                                <w:sz w:val="28"/>
-                                <w:szCs w:val="28"/>
-                              </w:rPr>
-                            </w:pPr>
-                          </w:p>
-                          <w:p>
-                            <w:pPr>
-                              <w:spacing w:after="0" w:line="460" w:lineRule="exact"/>
-                              <w:rPr>
-                                <w:rFonts w:eastAsiaTheme="minorEastAsia"/>
-                                <w:sz w:val="28"/>
-                                <w:szCs w:val="28"/>
-                              </w:rPr>
-                            </w:pPr>
-                          </w:p>
-                        </w:txbxContent>
-                      </wps:txbx>
-                      <wps:bodyPr rot="0" vert="horz" wrap="square" lIns="91440" tIns="36000" rIns="91440" bIns="0" anchor="t" anchorCtr="0">
-                        <a:noAutofit/>
-                      </wps:bodyPr>
-                    </wps:wsp>
-                  </a:graphicData>
-                </a:graphic>
-                <wp14:sizeRelH relativeFrom="margin">
-                  <wp14:pctWidth>0</wp14:pctWidth>
-                </wp14:sizeRelH>
-                <wp14:sizeRelV relativeFrom="margin">
-                  <wp14:pctHeight>0</wp14:pctHeight>
-                </wp14:sizeRelV>
-              </wp:anchor>
-            </w:drawing>
-          </mc:Choice>
-          <mc:Fallback>
-            <w:pict>
-              <v:shape w14:anchorId="102F1910" id="テキスト ボックス 216" o:spid="_x0000_s1078" type="#_x0000_t202" style="position:absolute;margin-left:626.25pt;margin-top:348.45pt;width:507pt;height:145.5pt;z-index:251751424;visibility:visible;mso-wrap-style:square;mso-width-percent:0;mso-height-percent:0;mso-wrap-distance-left:9pt;mso-wrap-distance-top:3.6pt;mso-wrap-distance-right:9pt;mso-wrap-distance-bottom:3.6pt;mso-position-horizontal:absolute;mso-position-horizontal-relative:text;mso-position-vertical:absolute;mso-position-vertical-relative:page;mso-width-percent:0;mso-height-percent:0;mso-width-relative:margin;mso-height-relative:margin;v-text-anchor:top" o:gfxdata="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" filled="f" stroked="f">
-                <v:textbox inset=",1mm,,0">
-                  <w:txbxContent>
-                    <w:p>
-                      <w:pPr>
-                        <w:spacing w:after="0" w:line="460" w:lineRule="exact"/>
-                        <w:rPr>
-                          <w:rFonts w:eastAsiaTheme="minorEastAsia"/>
-                          <w:sz w:val="28"/>
-                          <w:szCs w:val="28"/>
-                        </w:rPr>
-                      </w:pPr>
-                      <w:r>
-                        <w:rPr>
-                          <w:rFonts w:eastAsiaTheme="minorEastAsia" w:hint="eastAsia"/>
-                          <w:sz w:val="28"/>
-                          <w:szCs w:val="28"/>
-                        </w:rPr>
-                        <w:t>私の強みは、改善を繰り返して成長できる点です。この姿勢と力は</w:t>
-                      </w:r>
-                      <w:r>
-                        <w:rPr>
-                          <w:rFonts w:eastAsiaTheme="minorEastAsia" w:hint="eastAsia"/>
-                          <w:sz w:val="28"/>
-                          <w:szCs w:val="28"/>
-                        </w:rPr>
-                        <w:t>1</w:t>
-                      </w:r>
-                      <w:r>
-                        <w:rPr>
-                          <w:rFonts w:eastAsiaTheme="minorEastAsia"/>
-                          <w:sz w:val="28"/>
-                          <w:szCs w:val="28"/>
-                        </w:rPr>
-                        <w:t>1</w:t>
-                      </w:r>
-                      <w:r>
-                        <w:rPr>
-                          <w:rFonts w:eastAsiaTheme="minorEastAsia" w:hint="eastAsia"/>
-                          <w:sz w:val="28"/>
-                          <w:szCs w:val="28"/>
-                        </w:rPr>
-                        <w:t>年</w:t>
-                      </w:r>
-                      <w:r>
-                        <w:rPr>
-                          <w:rFonts w:eastAsiaTheme="minorEastAsia" w:hint="eastAsia"/>
-                          <w:sz w:val="28"/>
-                          <w:szCs w:val="28"/>
-                        </w:rPr>
-                        <w:t>間</w:t>
-                      </w:r>
-                      <w:r>
-                        <w:rPr>
-                          <w:rFonts w:eastAsiaTheme="minorEastAsia" w:hint="eastAsia"/>
-                          <w:sz w:val="28"/>
-                          <w:szCs w:val="28"/>
-                        </w:rPr>
-                        <w:t>続けたボクシングによって身に付きました。現在はゲーム制作においてこの強みを活かしています。</w:t>
-                      </w:r>
-                      <w:r>
-                        <w:rPr>
-                          <w:rFonts w:eastAsiaTheme="minorEastAsia" w:hint="eastAsia"/>
-                          <w:sz w:val="28"/>
-                          <w:szCs w:val="28"/>
-                        </w:rPr>
-                        <w:t>行き詰った時は友人と議論を重ねながら、</w:t>
-                      </w:r>
-                      <w:r>
-                        <w:rPr>
-                          <w:rFonts w:eastAsiaTheme="minorEastAsia" w:hint="eastAsia"/>
-                          <w:sz w:val="28"/>
-                          <w:szCs w:val="28"/>
-                        </w:rPr>
-                        <w:t>現状の自己課題</w:t>
-                      </w:r>
-                      <w:r>
-                        <w:rPr>
-                          <w:rFonts w:eastAsiaTheme="minorEastAsia" w:hint="eastAsia"/>
-                          <w:sz w:val="28"/>
-                          <w:szCs w:val="28"/>
-                        </w:rPr>
-                        <w:t>と</w:t>
-                      </w:r>
-                      <w:r>
-                        <w:rPr>
-                          <w:rFonts w:eastAsiaTheme="minorEastAsia" w:hint="eastAsia"/>
-                          <w:sz w:val="28"/>
-                          <w:szCs w:val="28"/>
-                        </w:rPr>
-                        <w:t>向き合って改善を繰り返</w:t>
-                      </w:r>
-                      <w:r>
-                        <w:rPr>
-                          <w:rFonts w:eastAsiaTheme="minorEastAsia" w:hint="eastAsia"/>
-                          <w:sz w:val="28"/>
-                          <w:szCs w:val="28"/>
-                        </w:rPr>
-                        <w:t>す</w:t>
-                      </w:r>
-                      <w:r>
-                        <w:rPr>
-                          <w:rFonts w:eastAsiaTheme="minorEastAsia" w:hint="eastAsia"/>
-                          <w:sz w:val="28"/>
-                          <w:szCs w:val="28"/>
-                        </w:rPr>
-                        <w:t>経験を積み</w:t>
-                      </w:r>
-                      <w:r>
-                        <w:rPr>
-                          <w:rFonts w:eastAsiaTheme="minorEastAsia" w:hint="eastAsia"/>
-                          <w:sz w:val="28"/>
-                          <w:szCs w:val="28"/>
-                        </w:rPr>
-                        <w:t>、</w:t>
-                      </w:r>
-                      <w:r>
-                        <w:rPr>
-                          <w:rFonts w:eastAsiaTheme="minorEastAsia" w:hint="eastAsia"/>
-                          <w:sz w:val="28"/>
-                          <w:szCs w:val="28"/>
-                        </w:rPr>
-                        <w:t>開発力</w:t>
-                      </w:r>
-                      <w:r>
-                        <w:rPr>
-                          <w:rFonts w:eastAsiaTheme="minorEastAsia" w:hint="eastAsia"/>
-                          <w:sz w:val="28"/>
-                          <w:szCs w:val="28"/>
-                        </w:rPr>
-                        <w:t>を</w:t>
-                      </w:r>
-                      <w:r>
-                        <w:rPr>
-                          <w:rFonts w:eastAsiaTheme="minorEastAsia" w:hint="eastAsia"/>
-                          <w:sz w:val="28"/>
-                          <w:szCs w:val="28"/>
-                        </w:rPr>
-                        <w:t>向上させてきました。この強みから生まれる吸収力で成長を続け</w:t>
-                      </w:r>
-                      <w:r>
-                        <w:rPr>
-                          <w:rFonts w:eastAsiaTheme="minorEastAsia" w:hint="eastAsia"/>
-                          <w:sz w:val="28"/>
-                          <w:szCs w:val="28"/>
-                        </w:rPr>
-                        <w:t>ながら</w:t>
-                      </w:r>
-                      <w:r>
-                        <w:rPr>
-                          <w:rFonts w:eastAsiaTheme="minorEastAsia" w:hint="eastAsia"/>
-                          <w:sz w:val="28"/>
-                          <w:szCs w:val="28"/>
-                        </w:rPr>
-                        <w:t>御社に貢献したいと考えてい</w:t>
-                      </w:r>
-                      <w:r>
-                        <w:rPr>
-                          <w:rFonts w:eastAsiaTheme="minorEastAsia" w:hint="eastAsia"/>
-                          <w:sz w:val="28"/>
-                          <w:szCs w:val="28"/>
-                        </w:rPr>
-                        <w:t>ま</w:t>
-                      </w:r>
-                      <w:r>
-                        <w:rPr>
-                          <w:rFonts w:eastAsiaTheme="minorEastAsia" w:hint="eastAsia"/>
-                          <w:sz w:val="28"/>
-                          <w:szCs w:val="28"/>
-                        </w:rPr>
-                        <w:t>す。</w:t>
-                      </w:r>
-                    </w:p>
-                    <w:p>
-                      <w:pPr>
-                        <w:spacing w:after="0" w:line="460" w:lineRule="exact"/>
-                        <w:rPr>
-                          <w:rFonts w:eastAsiaTheme="minorEastAsia"/>
-                          <w:sz w:val="28"/>
-                          <w:szCs w:val="28"/>
-                        </w:rPr>
-                      </w:pPr>
-                    </w:p>
-                    <w:p>
-                      <w:pPr>
-                        <w:spacing w:after="0" w:line="460" w:lineRule="exact"/>
-                        <w:rPr>
-                          <w:rFonts w:eastAsiaTheme="minorEastAsia"/>
-                          <w:sz w:val="28"/>
-                          <w:szCs w:val="28"/>
-                        </w:rPr>
-                      </w:pPr>
-                    </w:p>
-                    <w:p>
-                      <w:pPr>
-                        <w:spacing w:after="0" w:line="460" w:lineRule="exact"/>
-                        <w:rPr>
-                          <w:rFonts w:eastAsiaTheme="minorEastAsia"/>
-                          <w:sz w:val="28"/>
-                          <w:szCs w:val="28"/>
-                        </w:rPr>
-                      </w:pPr>
-                    </w:p>
-                    <w:p>
-                      <w:pPr>
-                        <w:spacing w:after="0" w:line="460" w:lineRule="exact"/>
-                        <w:rPr>
-                          <w:rFonts w:eastAsiaTheme="minorEastAsia"/>
-                          <w:sz w:val="28"/>
-                          <w:szCs w:val="28"/>
-                        </w:rPr>
-                      </w:pPr>
-                    </w:p>
-                    <w:p>
-                      <w:pPr>
-                        <w:spacing w:after="0" w:line="460" w:lineRule="exact"/>
                         <w:rPr>
                           <w:rFonts w:eastAsiaTheme="minorEastAsia"/>
                           <w:sz w:val="28"/>
@@ -8969,7 +9487,7 @@
           </mc:Choice>
           <mc:Fallback>
             <w:pict>
-              <v:shape w14:anchorId="4FFB9012" id="_x0000_s1079" type="#_x0000_t202" style="position:absolute;margin-left:314.25pt;margin-top:30.75pt;width:39pt;height:33pt;z-index:251665408;visibility:visible;mso-wrap-style:square;mso-width-percent:0;mso-height-percent:0;mso-wrap-distance-left:9pt;mso-wrap-distance-top:3.6pt;mso-wrap-distance-right:9pt;mso-wrap-distance-bottom:3.6pt;mso-position-horizontal:absolute;mso-position-horizontal-relative:text;mso-position-vertical:absolute;mso-position-vertical-relative:page;mso-width-percent:0;mso-height-percent:0;mso-width-relative:margin;mso-height-relative:margin;v-text-anchor:top" o:gfxdata="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" filled="f" stroked="f">
+              <v:shape w14:anchorId="4FFB9012" id="_x0000_s1081" type="#_x0000_t202" style="position:absolute;margin-left:314.25pt;margin-top:30.75pt;width:39pt;height:33pt;z-index:251665408;visibility:visible;mso-wrap-style:square;mso-width-percent:0;mso-height-percent:0;mso-wrap-distance-left:9pt;mso-wrap-distance-top:3.6pt;mso-wrap-distance-right:9pt;mso-wrap-distance-bottom:3.6pt;mso-position-horizontal:absolute;mso-position-horizontal-relative:text;mso-position-vertical:absolute;mso-position-vertical-relative:page;mso-width-percent:0;mso-height-percent:0;mso-width-relative:margin;mso-height-relative:margin;v-text-anchor:top" o:gfxdata="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" filled="f" stroked="f">
                 <v:textbox inset="1mm,,1mm">
                   <w:txbxContent>
                     <w:p>
@@ -9090,7 +9608,7 @@
           </mc:Choice>
           <mc:Fallback>
             <w:pict>
-              <v:shape w14:anchorId="3423C97F" id="_x0000_s1080" type="#_x0000_t202" style="position:absolute;margin-left:359.25pt;margin-top:30.75pt;width:28.5pt;height:33pt;z-index:251666432;visibility:visible;mso-wrap-style:square;mso-width-percent:0;mso-height-percent:0;mso-wrap-distance-left:9pt;mso-wrap-distance-top:3.6pt;mso-wrap-distance-right:9pt;mso-wrap-distance-bottom:3.6pt;mso-position-horizontal:absolute;mso-position-horizontal-relative:text;mso-position-vertical:absolute;mso-position-vertical-relative:page;mso-width-percent:0;mso-height-percent:0;mso-width-relative:margin;mso-height-relative:margin;v-text-anchor:top" o:gfxdata="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" filled="f" stroked="f">
+              <v:shape w14:anchorId="3423C97F" id="_x0000_s1082" type="#_x0000_t202" style="position:absolute;margin-left:359.25pt;margin-top:30.75pt;width:28.5pt;height:33pt;z-index:251666432;visibility:visible;mso-wrap-style:square;mso-width-percent:0;mso-height-percent:0;mso-wrap-distance-left:9pt;mso-wrap-distance-top:3.6pt;mso-wrap-distance-right:9pt;mso-wrap-distance-bottom:3.6pt;mso-position-horizontal:absolute;mso-position-horizontal-relative:text;mso-position-vertical:absolute;mso-position-vertical-relative:page;mso-width-percent:0;mso-height-percent:0;mso-width-relative:margin;mso-height-relative:margin;v-text-anchor:top" o:gfxdata="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" filled="f" stroked="f">
                 <v:textbox inset="1mm,,1mm">
                   <w:txbxContent>
                     <w:p>
@@ -9131,7 +9649,7 @@
         <mc:AlternateContent>
           <mc:Choice Requires="wps">
             <w:drawing>
-              <wp:anchor distT="45720" distB="45720" distL="114300" distR="114300" simplePos="0" relativeHeight="251664384" behindDoc="0" locked="0" layoutInCell="1" allowOverlap="1" wp14:anchorId="047418F2" wp14:editId="357A559C">
+              <wp:anchor distT="45720" distB="45720" distL="114300" distR="114300" simplePos="0" relativeHeight="251664384" behindDoc="0" locked="0" layoutInCell="1" allowOverlap="1" wp14:anchorId="047418F2" wp14:editId="770EB519">
                 <wp:simplePos x="0" y="0"/>
                 <wp:positionH relativeFrom="column">
                   <wp:posOffset>3467100</wp:posOffset>
@@ -9219,7 +9737,7 @@
           </mc:Choice>
           <mc:Fallback>
             <w:pict>
-              <v:shape w14:anchorId="047418F2" id="_x0000_s1081" type="#_x0000_t202" style="position:absolute;margin-left:273pt;margin-top:30.75pt;width:47.25pt;height:33pt;z-index:251664384;visibility:visible;mso-wrap-style:square;mso-width-percent:0;mso-height-percent:0;mso-wrap-distance-left:9pt;mso-wrap-distance-top:3.6pt;mso-wrap-distance-right:9pt;mso-wrap-distance-bottom:3.6pt;mso-position-horizontal:absolute;mso-position-horizontal-relative:text;mso-position-vertical:absolute;mso-position-vertical-relative:page;mso-width-percent:0;mso-height-percent:0;mso-width-relative:margin;mso-height-relative:margin;v-text-anchor:top" o:gfxdata="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" filled="f" stroked="f">
+              <v:shape w14:anchorId="047418F2" id="_x0000_s1083" type="#_x0000_t202" style="position:absolute;margin-left:273pt;margin-top:30.75pt;width:47.25pt;height:33pt;z-index:251664384;visibility:visible;mso-wrap-style:square;mso-width-percent:0;mso-height-percent:0;mso-wrap-distance-left:9pt;mso-wrap-distance-top:3.6pt;mso-wrap-distance-right:9pt;mso-wrap-distance-bottom:3.6pt;mso-position-horizontal:absolute;mso-position-horizontal-relative:text;mso-position-vertical:absolute;mso-position-vertical-relative:page;mso-width-percent:0;mso-height-percent:0;mso-width-relative:margin;mso-height-relative:margin;v-text-anchor:top" o:gfxdata="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" filled="f" stroked="f">
                 <v:textbox inset="1mm,,1mm">
                   <w:txbxContent>
                     <w:p>
@@ -9249,546 +9767,6 @@
                         <w:rPr>
                           <w:rFonts w:asciiTheme="minorEastAsia" w:eastAsiaTheme="minorEastAsia" w:hAnsiTheme="minorEastAsia"/>
                           <w:spacing w:val="60"/>
-                        </w:rPr>
-                      </w:pPr>
-                    </w:p>
-                  </w:txbxContent>
-                </v:textbox>
-                <w10:wrap type="square" anchory="page"/>
-              </v:shape>
-            </w:pict>
-          </mc:Fallback>
-        </mc:AlternateContent>
-      </w:r>
-      <w:r>
-        <w:rPr>
-          <w:noProof/>
-        </w:rPr>
-        <mc:AlternateContent>
-          <mc:Choice Requires="wps">
-            <w:drawing>
-              <wp:anchor distT="45720" distB="45720" distL="114300" distR="114300" simplePos="0" relativeHeight="251757568" behindDoc="0" locked="0" layoutInCell="1" allowOverlap="1" wp14:anchorId="6D011E2B" wp14:editId="31330230">
-                <wp:simplePos x="0" y="0"/>
-                <wp:positionH relativeFrom="column">
-                  <wp:posOffset>7953375</wp:posOffset>
-                </wp:positionH>
-                <wp:positionV relativeFrom="page">
-                  <wp:posOffset>9191625</wp:posOffset>
-                </wp:positionV>
-                <wp:extent cx="6438900" cy="942975"/>
-                <wp:effectExtent l="0" t="0" r="0" b="9525"/>
-                <wp:wrapSquare wrapText="bothSides"/>
-                <wp:docPr id="222" name="テキスト ボックス 222"/>
-                <wp:cNvGraphicFramePr>
-                  <a:graphicFrameLocks xmlns:a="http://schemas.openxmlformats.org/drawingml/2006/main"/>
-                </wp:cNvGraphicFramePr>
-                <a:graphic xmlns:a="http://schemas.openxmlformats.org/drawingml/2006/main">
-                  <a:graphicData uri="http://schemas.microsoft.com/office/word/2010/wordprocessingShape">
-                    <wps:wsp>
-                      <wps:cNvSpPr txBox="1">
-                        <a:spLocks noChangeArrowheads="1"/>
-                      </wps:cNvSpPr>
-                      <wps:spPr bwMode="auto">
-                        <a:xfrm>
-                          <a:off x="0" y="0"/>
-                          <a:ext cx="6438900" cy="942975"/>
-                        </a:xfrm>
-                        <a:prstGeom prst="rect">
-                          <a:avLst/>
-                        </a:prstGeom>
-                        <a:noFill/>
-                        <a:ln w="9525">
-                          <a:noFill/>
-                          <a:miter lim="800000"/>
-                          <a:headEnd/>
-                          <a:tailEnd/>
-                        </a:ln>
-                      </wps:spPr>
-                      <wps:txbx>
-                        <w:txbxContent>
-                          <w:p>
-                            <w:pPr>
-                              <w:spacing w:after="0" w:line="460" w:lineRule="exact"/>
-                              <w:rPr>
-                                <w:rFonts w:eastAsiaTheme="minorEastAsia"/>
-                                <w:sz w:val="28"/>
-                                <w:szCs w:val="28"/>
-                              </w:rPr>
-                            </w:pPr>
-                            <w:r>
-                              <w:rPr>
-                                <w:rFonts w:eastAsiaTheme="minorEastAsia" w:hint="eastAsia"/>
-                                <w:sz w:val="28"/>
-                                <w:szCs w:val="28"/>
-                              </w:rPr>
-                              <w:t>ゲームコンテストに向けてチームを組み、日々制作に励んでおります。</w:t>
-                            </w:r>
-                          </w:p>
-                          <w:p>
-                            <w:pPr>
-                              <w:spacing w:after="0" w:line="460" w:lineRule="exact"/>
-                              <w:rPr>
-                                <w:rFonts w:eastAsiaTheme="minorEastAsia"/>
-                                <w:sz w:val="28"/>
-                                <w:szCs w:val="28"/>
-                              </w:rPr>
-                            </w:pPr>
-                          </w:p>
-                          <w:p>
-                            <w:pPr>
-                              <w:spacing w:after="0" w:line="460" w:lineRule="exact"/>
-                              <w:rPr>
-                                <w:rFonts w:eastAsiaTheme="minorEastAsia"/>
-                                <w:sz w:val="28"/>
-                                <w:szCs w:val="28"/>
-                              </w:rPr>
-                            </w:pPr>
-                          </w:p>
-                          <w:p>
-                            <w:pPr>
-                              <w:spacing w:after="0" w:line="460" w:lineRule="exact"/>
-                              <w:rPr>
-                                <w:rFonts w:eastAsiaTheme="minorEastAsia"/>
-                                <w:sz w:val="28"/>
-                                <w:szCs w:val="28"/>
-                              </w:rPr>
-                            </w:pPr>
-                          </w:p>
-                          <w:p>
-                            <w:pPr>
-                              <w:spacing w:after="0" w:line="460" w:lineRule="exact"/>
-                              <w:rPr>
-                                <w:rFonts w:eastAsiaTheme="minorEastAsia"/>
-                                <w:sz w:val="28"/>
-                                <w:szCs w:val="28"/>
-                              </w:rPr>
-                            </w:pPr>
-                          </w:p>
-                        </w:txbxContent>
-                      </wps:txbx>
-                      <wps:bodyPr rot="0" vert="horz" wrap="square" lIns="91440" tIns="36000" rIns="91440" bIns="0" anchor="t" anchorCtr="0">
-                        <a:noAutofit/>
-                      </wps:bodyPr>
-                    </wps:wsp>
-                  </a:graphicData>
-                </a:graphic>
-                <wp14:sizeRelH relativeFrom="margin">
-                  <wp14:pctWidth>0</wp14:pctWidth>
-                </wp14:sizeRelH>
-                <wp14:sizeRelV relativeFrom="margin">
-                  <wp14:pctHeight>0</wp14:pctHeight>
-                </wp14:sizeRelV>
-              </wp:anchor>
-            </w:drawing>
-          </mc:Choice>
-          <mc:Fallback>
-            <w:pict>
-              <v:shape w14:anchorId="6D011E2B" id="テキスト ボックス 222" o:spid="_x0000_s1082" type="#_x0000_t202" style="position:absolute;margin-left:626.25pt;margin-top:723.75pt;width:507pt;height:74.25pt;z-index:251757568;visibility:visible;mso-wrap-style:square;mso-width-percent:0;mso-height-percent:0;mso-wrap-distance-left:9pt;mso-wrap-distance-top:3.6pt;mso-wrap-distance-right:9pt;mso-wrap-distance-bottom:3.6pt;mso-position-horizontal:absolute;mso-position-horizontal-relative:text;mso-position-vertical:absolute;mso-position-vertical-relative:page;mso-width-percent:0;mso-height-percent:0;mso-width-relative:margin;mso-height-relative:margin;v-text-anchor:top" o:gfxdata="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" filled="f" stroked="f">
-                <v:textbox inset=",1mm,,0">
-                  <w:txbxContent>
-                    <w:p>
-                      <w:pPr>
-                        <w:spacing w:after="0" w:line="460" w:lineRule="exact"/>
-                        <w:rPr>
-                          <w:rFonts w:eastAsiaTheme="minorEastAsia"/>
-                          <w:sz w:val="28"/>
-                          <w:szCs w:val="28"/>
-                        </w:rPr>
-                      </w:pPr>
-                      <w:r>
-                        <w:rPr>
-                          <w:rFonts w:eastAsiaTheme="minorEastAsia" w:hint="eastAsia"/>
-                          <w:sz w:val="28"/>
-                          <w:szCs w:val="28"/>
-                        </w:rPr>
-                        <w:t>ゲームコンテストに向けてチームを組み、日々制作に励んでおります。</w:t>
-                      </w:r>
-                    </w:p>
-                    <w:p>
-                      <w:pPr>
-                        <w:spacing w:after="0" w:line="460" w:lineRule="exact"/>
-                        <w:rPr>
-                          <w:rFonts w:eastAsiaTheme="minorEastAsia"/>
-                          <w:sz w:val="28"/>
-                          <w:szCs w:val="28"/>
-                        </w:rPr>
-                      </w:pPr>
-                    </w:p>
-                    <w:p>
-                      <w:pPr>
-                        <w:spacing w:after="0" w:line="460" w:lineRule="exact"/>
-                        <w:rPr>
-                          <w:rFonts w:eastAsiaTheme="minorEastAsia"/>
-                          <w:sz w:val="28"/>
-                          <w:szCs w:val="28"/>
-                        </w:rPr>
-                      </w:pPr>
-                    </w:p>
-                    <w:p>
-                      <w:pPr>
-                        <w:spacing w:after="0" w:line="460" w:lineRule="exact"/>
-                        <w:rPr>
-                          <w:rFonts w:eastAsiaTheme="minorEastAsia"/>
-                          <w:sz w:val="28"/>
-                          <w:szCs w:val="28"/>
-                        </w:rPr>
-                      </w:pPr>
-                    </w:p>
-                    <w:p>
-                      <w:pPr>
-                        <w:spacing w:after="0" w:line="460" w:lineRule="exact"/>
-                        <w:rPr>
-                          <w:rFonts w:eastAsiaTheme="minorEastAsia"/>
-                          <w:sz w:val="28"/>
-                          <w:szCs w:val="28"/>
-                        </w:rPr>
-                      </w:pPr>
-                    </w:p>
-                  </w:txbxContent>
-                </v:textbox>
-                <w10:wrap type="square" anchory="page"/>
-              </v:shape>
-            </w:pict>
-          </mc:Fallback>
-        </mc:AlternateContent>
-      </w:r>
-      <w:r>
-        <w:rPr>
-          <w:noProof/>
-        </w:rPr>
-        <mc:AlternateContent>
-          <mc:Choice Requires="wps">
-            <w:drawing>
-              <wp:anchor distT="45720" distB="45720" distL="114300" distR="114300" simplePos="0" relativeHeight="251755520" behindDoc="0" locked="0" layoutInCell="1" allowOverlap="1" wp14:anchorId="1EC40E81" wp14:editId="0CE7B971">
-                <wp:simplePos x="0" y="0"/>
-                <wp:positionH relativeFrom="column">
-                  <wp:posOffset>7953375</wp:posOffset>
-                </wp:positionH>
-                <wp:positionV relativeFrom="page">
-                  <wp:posOffset>8001000</wp:posOffset>
-                </wp:positionV>
-                <wp:extent cx="6438900" cy="962025"/>
-                <wp:effectExtent l="0" t="0" r="0" b="9525"/>
-                <wp:wrapSquare wrapText="bothSides"/>
-                <wp:docPr id="221" name="テキスト ボックス 221"/>
-                <wp:cNvGraphicFramePr>
-                  <a:graphicFrameLocks xmlns:a="http://schemas.openxmlformats.org/drawingml/2006/main"/>
-                </wp:cNvGraphicFramePr>
-                <a:graphic xmlns:a="http://schemas.openxmlformats.org/drawingml/2006/main">
-                  <a:graphicData uri="http://schemas.microsoft.com/office/word/2010/wordprocessingShape">
-                    <wps:wsp>
-                      <wps:cNvSpPr txBox="1">
-                        <a:spLocks noChangeArrowheads="1"/>
-                      </wps:cNvSpPr>
-                      <wps:spPr bwMode="auto">
-                        <a:xfrm>
-                          <a:off x="0" y="0"/>
-                          <a:ext cx="6438900" cy="962025"/>
-                        </a:xfrm>
-                        <a:prstGeom prst="rect">
-                          <a:avLst/>
-                        </a:prstGeom>
-                        <a:noFill/>
-                        <a:ln w="9525">
-                          <a:noFill/>
-                          <a:miter lim="800000"/>
-                          <a:headEnd/>
-                          <a:tailEnd/>
-                        </a:ln>
-                      </wps:spPr>
-                      <wps:txbx>
-                        <w:txbxContent>
-                          <w:p>
-                            <w:pPr>
-                              <w:spacing w:after="0" w:line="460" w:lineRule="exact"/>
-                              <w:rPr>
-                                <w:rFonts w:eastAsiaTheme="minorEastAsia"/>
-                                <w:sz w:val="28"/>
-                                <w:szCs w:val="28"/>
-                              </w:rPr>
-                            </w:pPr>
-                            <w:r>
-                              <w:rPr>
-                                <w:rFonts w:eastAsiaTheme="minorEastAsia" w:hint="eastAsia"/>
-                                <w:sz w:val="28"/>
-                                <w:szCs w:val="28"/>
-                              </w:rPr>
-                              <w:t>映画</w:t>
-                            </w:r>
-                            <w:r>
-                              <w:rPr>
-                                <w:rFonts w:eastAsiaTheme="minorEastAsia" w:hint="eastAsia"/>
-                                <w:sz w:val="28"/>
-                                <w:szCs w:val="28"/>
-                              </w:rPr>
-                              <w:t>・</w:t>
-                            </w:r>
-                            <w:r>
-                              <w:rPr>
-                                <w:rFonts w:eastAsiaTheme="minorEastAsia" w:hint="eastAsia"/>
-                                <w:sz w:val="28"/>
-                                <w:szCs w:val="28"/>
-                              </w:rPr>
-                              <w:t>ゲーム</w:t>
-                            </w:r>
-                            <w:r>
-                              <w:rPr>
-                                <w:rFonts w:eastAsiaTheme="minorEastAsia" w:hint="eastAsia"/>
-                                <w:sz w:val="28"/>
-                                <w:szCs w:val="28"/>
-                              </w:rPr>
-                              <w:t>・アニメ</w:t>
-                            </w:r>
-                            <w:r>
-                              <w:rPr>
-                                <w:rFonts w:eastAsiaTheme="minorEastAsia" w:hint="eastAsia"/>
-                                <w:sz w:val="28"/>
-                                <w:szCs w:val="28"/>
-                              </w:rPr>
-                              <w:t>などのエンタメコンテンツ</w:t>
-                            </w:r>
-                            <w:r>
-                              <w:rPr>
-                                <w:rFonts w:eastAsiaTheme="minorEastAsia" w:hint="eastAsia"/>
-                                <w:sz w:val="28"/>
-                                <w:szCs w:val="28"/>
-                              </w:rPr>
-                              <w:t>全般</w:t>
-                            </w:r>
-                            <w:r>
-                              <w:rPr>
-                                <w:rFonts w:eastAsiaTheme="minorEastAsia" w:hint="eastAsia"/>
-                                <w:sz w:val="28"/>
-                                <w:szCs w:val="28"/>
-                              </w:rPr>
-                              <w:t>が趣味です。</w:t>
-                            </w:r>
-                          </w:p>
-                          <w:p>
-                            <w:pPr>
-                              <w:spacing w:after="0" w:line="460" w:lineRule="exact"/>
-                              <w:rPr>
-                                <w:rFonts w:eastAsiaTheme="minorEastAsia"/>
-                                <w:sz w:val="28"/>
-                                <w:szCs w:val="28"/>
-                              </w:rPr>
-                            </w:pPr>
-                            <w:r>
-                              <w:rPr>
-                                <w:rFonts w:eastAsiaTheme="minorEastAsia" w:hint="eastAsia"/>
-                                <w:sz w:val="28"/>
-                                <w:szCs w:val="28"/>
-                              </w:rPr>
-                              <w:t>ランニングも</w:t>
-                            </w:r>
-                            <w:r>
-                              <w:rPr>
-                                <w:rFonts w:eastAsiaTheme="minorEastAsia" w:hint="eastAsia"/>
-                                <w:sz w:val="28"/>
-                                <w:szCs w:val="28"/>
-                              </w:rPr>
-                              <w:t>1</w:t>
-                            </w:r>
-                            <w:r>
-                              <w:rPr>
-                                <w:rFonts w:eastAsiaTheme="minorEastAsia" w:hint="eastAsia"/>
-                                <w:sz w:val="28"/>
-                                <w:szCs w:val="28"/>
-                              </w:rPr>
-                              <w:t>日</w:t>
-                            </w:r>
-                            <w:r>
-                              <w:rPr>
-                                <w:rFonts w:eastAsiaTheme="minorEastAsia" w:hint="eastAsia"/>
-                                <w:sz w:val="28"/>
-                                <w:szCs w:val="28"/>
-                              </w:rPr>
-                              <w:t>1</w:t>
-                            </w:r>
-                            <w:r>
-                              <w:rPr>
-                                <w:rFonts w:eastAsiaTheme="minorEastAsia" w:hint="eastAsia"/>
-                                <w:sz w:val="28"/>
-                                <w:szCs w:val="28"/>
-                              </w:rPr>
-                              <w:t>時間程しており、体力には自信があります。</w:t>
-                            </w:r>
-                          </w:p>
-                          <w:p>
-                            <w:pPr>
-                              <w:spacing w:after="0" w:line="460" w:lineRule="exact"/>
-                              <w:rPr>
-                                <w:rFonts w:eastAsiaTheme="minorEastAsia"/>
-                                <w:sz w:val="28"/>
-                                <w:szCs w:val="28"/>
-                              </w:rPr>
-                            </w:pPr>
-                          </w:p>
-                          <w:p>
-                            <w:pPr>
-                              <w:spacing w:after="0" w:line="460" w:lineRule="exact"/>
-                              <w:rPr>
-                                <w:rFonts w:eastAsiaTheme="minorEastAsia"/>
-                                <w:sz w:val="28"/>
-                                <w:szCs w:val="28"/>
-                              </w:rPr>
-                            </w:pPr>
-                          </w:p>
-                        </w:txbxContent>
-                      </wps:txbx>
-                      <wps:bodyPr rot="0" vert="horz" wrap="square" lIns="91440" tIns="36000" rIns="91440" bIns="0" anchor="t" anchorCtr="0">
-                        <a:noAutofit/>
-                      </wps:bodyPr>
-                    </wps:wsp>
-                  </a:graphicData>
-                </a:graphic>
-                <wp14:sizeRelH relativeFrom="margin">
-                  <wp14:pctWidth>0</wp14:pctWidth>
-                </wp14:sizeRelH>
-                <wp14:sizeRelV relativeFrom="margin">
-                  <wp14:pctHeight>0</wp14:pctHeight>
-                </wp14:sizeRelV>
-              </wp:anchor>
-            </w:drawing>
-          </mc:Choice>
-          <mc:Fallback>
-            <w:pict>
-              <v:shape w14:anchorId="1EC40E81" id="テキスト ボックス 221" o:spid="_x0000_s1083" type="#_x0000_t202" style="position:absolute;margin-left:626.25pt;margin-top:630pt;width:507pt;height:75.75pt;z-index:251755520;visibility:visible;mso-wrap-style:square;mso-width-percent:0;mso-height-percent:0;mso-wrap-distance-left:9pt;mso-wrap-distance-top:3.6pt;mso-wrap-distance-right:9pt;mso-wrap-distance-bottom:3.6pt;mso-position-horizontal:absolute;mso-position-horizontal-relative:text;mso-position-vertical:absolute;mso-position-vertical-relative:page;mso-width-percent:0;mso-height-percent:0;mso-width-relative:margin;mso-height-relative:margin;v-text-anchor:top" o:gfxdata="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" filled="f" stroked="f">
-                <v:textbox inset=",1mm,,0">
-                  <w:txbxContent>
-                    <w:p>
-                      <w:pPr>
-                        <w:spacing w:after="0" w:line="460" w:lineRule="exact"/>
-                        <w:rPr>
-                          <w:rFonts w:eastAsiaTheme="minorEastAsia"/>
-                          <w:sz w:val="28"/>
-                          <w:szCs w:val="28"/>
-                        </w:rPr>
-                      </w:pPr>
-                      <w:r>
-                        <w:rPr>
-                          <w:rFonts w:eastAsiaTheme="minorEastAsia" w:hint="eastAsia"/>
-                          <w:sz w:val="28"/>
-                          <w:szCs w:val="28"/>
-                        </w:rPr>
-                        <w:t>映画</w:t>
-                      </w:r>
-                      <w:r>
-                        <w:rPr>
-                          <w:rFonts w:eastAsiaTheme="minorEastAsia" w:hint="eastAsia"/>
-                          <w:sz w:val="28"/>
-                          <w:szCs w:val="28"/>
-                        </w:rPr>
-                        <w:t>・</w:t>
-                      </w:r>
-                      <w:r>
-                        <w:rPr>
-                          <w:rFonts w:eastAsiaTheme="minorEastAsia" w:hint="eastAsia"/>
-                          <w:sz w:val="28"/>
-                          <w:szCs w:val="28"/>
-                        </w:rPr>
-                        <w:t>ゲーム</w:t>
-                      </w:r>
-                      <w:r>
-                        <w:rPr>
-                          <w:rFonts w:eastAsiaTheme="minorEastAsia" w:hint="eastAsia"/>
-                          <w:sz w:val="28"/>
-                          <w:szCs w:val="28"/>
-                        </w:rPr>
-                        <w:t>・アニメ</w:t>
-                      </w:r>
-                      <w:r>
-                        <w:rPr>
-                          <w:rFonts w:eastAsiaTheme="minorEastAsia" w:hint="eastAsia"/>
-                          <w:sz w:val="28"/>
-                          <w:szCs w:val="28"/>
-                        </w:rPr>
-                        <w:t>などのエンタメコンテンツ</w:t>
-                      </w:r>
-                      <w:r>
-                        <w:rPr>
-                          <w:rFonts w:eastAsiaTheme="minorEastAsia" w:hint="eastAsia"/>
-                          <w:sz w:val="28"/>
-                          <w:szCs w:val="28"/>
-                        </w:rPr>
-                        <w:t>全般</w:t>
-                      </w:r>
-                      <w:r>
-                        <w:rPr>
-                          <w:rFonts w:eastAsiaTheme="minorEastAsia" w:hint="eastAsia"/>
-                          <w:sz w:val="28"/>
-                          <w:szCs w:val="28"/>
-                        </w:rPr>
-                        <w:t>が趣味です。</w:t>
-                      </w:r>
-                    </w:p>
-                    <w:p>
-                      <w:pPr>
-                        <w:spacing w:after="0" w:line="460" w:lineRule="exact"/>
-                        <w:rPr>
-                          <w:rFonts w:eastAsiaTheme="minorEastAsia"/>
-                          <w:sz w:val="28"/>
-                          <w:szCs w:val="28"/>
-                        </w:rPr>
-                      </w:pPr>
-                      <w:r>
-                        <w:rPr>
-                          <w:rFonts w:eastAsiaTheme="minorEastAsia" w:hint="eastAsia"/>
-                          <w:sz w:val="28"/>
-                          <w:szCs w:val="28"/>
-                        </w:rPr>
-                        <w:t>ランニングも</w:t>
-                      </w:r>
-                      <w:r>
-                        <w:rPr>
-                          <w:rFonts w:eastAsiaTheme="minorEastAsia" w:hint="eastAsia"/>
-                          <w:sz w:val="28"/>
-                          <w:szCs w:val="28"/>
-                        </w:rPr>
-                        <w:t>1</w:t>
-                      </w:r>
-                      <w:r>
-                        <w:rPr>
-                          <w:rFonts w:eastAsiaTheme="minorEastAsia" w:hint="eastAsia"/>
-                          <w:sz w:val="28"/>
-                          <w:szCs w:val="28"/>
-                        </w:rPr>
-                        <w:t>日</w:t>
-                      </w:r>
-                      <w:r>
-                        <w:rPr>
-                          <w:rFonts w:eastAsiaTheme="minorEastAsia" w:hint="eastAsia"/>
-                          <w:sz w:val="28"/>
-                          <w:szCs w:val="28"/>
-                        </w:rPr>
-                        <w:t>1</w:t>
-                      </w:r>
-                      <w:r>
-                        <w:rPr>
-                          <w:rFonts w:eastAsiaTheme="minorEastAsia" w:hint="eastAsia"/>
-                          <w:sz w:val="28"/>
-                          <w:szCs w:val="28"/>
-                        </w:rPr>
-                        <w:t>時間程しており、体力には自信があります。</w:t>
-                      </w:r>
-                    </w:p>
-                    <w:p>
-                      <w:pPr>
-                        <w:spacing w:after="0" w:line="460" w:lineRule="exact"/>
-                        <w:rPr>
-                          <w:rFonts w:eastAsiaTheme="minorEastAsia"/>
-                          <w:sz w:val="28"/>
-                          <w:szCs w:val="28"/>
-                        </w:rPr>
-                      </w:pPr>
-                    </w:p>
-                    <w:p>
-                      <w:pPr>
-                        <w:spacing w:after="0" w:line="460" w:lineRule="exact"/>
-                        <w:rPr>
-                          <w:rFonts w:eastAsiaTheme="minorEastAsia"/>
-                          <w:sz w:val="28"/>
-                          <w:szCs w:val="28"/>
                         </w:rPr>
                       </w:pPr>
                     </w:p>
@@ -9905,7 +9883,7 @@
           </mc:Choice>
           <mc:Fallback>
             <w:pict>
-              <v:shape w14:anchorId="06E3C8F6" id="テキスト ボックス 214" o:spid="_x0000_s1084" type="#_x0000_t202" style="position:absolute;margin-left:626.25pt;margin-top:206.25pt;width:507pt;height:123pt;z-index:251749376;visibility:visible;mso-wrap-style:square;mso-width-percent:0;mso-height-percent:0;mso-wrap-distance-left:9pt;mso-wrap-distance-top:3.6pt;mso-wrap-distance-right:9pt;mso-wrap-distance-bottom:3.6pt;mso-position-horizontal:absolute;mso-position-horizontal-relative:text;mso-position-vertical:absolute;mso-position-vertical-relative:page;mso-width-percent:0;mso-height-percent:0;mso-width-relative:margin;mso-height-relative:margin;v-text-anchor:top" o:gfxdata="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" filled="f" stroked="f">
+              <v:shape w14:anchorId="06E3C8F6" id="テキスト ボックス 214" o:spid="_x0000_s1084" type="#_x0000_t202" style="position:absolute;margin-left:626.25pt;margin-top:206.25pt;width:507pt;height:123pt;z-index:251749376;visibility:visible;mso-wrap-style:square;mso-width-percent:0;mso-height-percent:0;mso-wrap-distance-left:9pt;mso-wrap-distance-top:3.6pt;mso-wrap-distance-right:9pt;mso-wrap-distance-bottom:3.6pt;mso-position-horizontal:absolute;mso-position-horizontal-relative:text;mso-position-vertical:absolute;mso-position-vertical-relative:page;mso-width-percent:0;mso-height-percent:0;mso-width-relative:margin;mso-height-relative:margin;v-text-anchor:top" o:gfxdata="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" filled="f" stroked="f">
                 <v:textbox inset=",1mm,,0">
                   <w:txbxContent>
                     <w:p>
@@ -10050,7 +10028,7 @@
           </mc:Choice>
           <mc:Fallback>
             <w:pict>
-              <v:shape w14:anchorId="0386490A" id="_x0000_s1085" type="#_x0000_t202" style="position:absolute;margin-left:161.25pt;margin-top:329.25pt;width:402.7pt;height:22.5pt;z-index:251698176;visibility:visible;mso-wrap-style:square;mso-width-percent:0;mso-height-percent:0;mso-wrap-distance-left:9pt;mso-wrap-distance-top:3.95pt;mso-wrap-distance-right:9pt;mso-wrap-distance-bottom:3.6pt;mso-position-horizontal:absolute;mso-position-horizontal-relative:text;mso-position-vertical:absolute;mso-position-vertical-relative:page;mso-width-percent:0;mso-height-percent:0;mso-width-relative:margin;mso-height-relative:margin;v-text-anchor:top" o:gfxdata="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" filled="f" stroked="f">
+              <v:shape w14:anchorId="0386490A" id="_x0000_s1085" type="#_x0000_t202" style="position:absolute;margin-left:161.25pt;margin-top:329.25pt;width:402.7pt;height:22.5pt;z-index:251698176;visibility:visible;mso-wrap-style:square;mso-width-percent:0;mso-height-percent:0;mso-wrap-distance-left:9pt;mso-wrap-distance-top:3.95pt;mso-wrap-distance-right:9pt;mso-wrap-distance-bottom:3.6pt;mso-position-horizontal:absolute;mso-position-horizontal-relative:text;mso-position-vertical:absolute;mso-position-vertical-relative:page;mso-width-percent:0;mso-height-percent:0;mso-width-relative:margin;mso-height-relative:margin;v-text-anchor:top" o:gfxdata="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" filled="f" stroked="f">
                 <v:textbox inset=",1mm,,0">
                   <w:txbxContent>
                     <w:p>
@@ -10188,7 +10166,7 @@
           </mc:Choice>
           <mc:Fallback>
             <w:pict>
-              <v:shape w14:anchorId="5D1D81CB" id="_x0000_s1086" type="#_x0000_t202" style="position:absolute;margin-left:119.8pt;margin-top:67.75pt;width:294.75pt;height:72.45pt;z-index:251660288;visibility:visible;mso-wrap-style:square;mso-width-percent:0;mso-height-percent:0;mso-wrap-distance-left:9pt;mso-wrap-distance-top:3.6pt;mso-wrap-distance-right:9pt;mso-wrap-distance-bottom:3.6pt;mso-position-horizontal:absolute;mso-position-horizontal-relative:text;mso-position-vertical:absolute;mso-position-vertical-relative:page;mso-width-percent:0;mso-height-percent:0;mso-width-relative:margin;mso-height-relative:margin;v-text-anchor:top" o:gfxdata="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" filled="f" stroked="f">
+              <v:shape w14:anchorId="5D1D81CB" id="_x0000_s1086" type="#_x0000_t202" style="position:absolute;margin-left:119.8pt;margin-top:67.75pt;width:294.75pt;height:72.45pt;z-index:251660288;visibility:visible;mso-wrap-style:square;mso-width-percent:0;mso-height-percent:0;mso-wrap-distance-left:9pt;mso-wrap-distance-top:3.6pt;mso-wrap-distance-right:9pt;mso-wrap-distance-bottom:3.6pt;mso-position-horizontal:absolute;mso-position-horizontal-relative:text;mso-position-vertical:absolute;mso-position-vertical-relative:page;mso-width-percent:0;mso-height-percent:0;mso-width-relative:margin;mso-height-relative:margin;v-text-anchor:top" o:gfxdata="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" filled="f" stroked="f">
                 <v:textbox>
                   <w:txbxContent>
                     <w:p>
@@ -10316,7 +10294,7 @@
           </mc:Choice>
           <mc:Fallback>
             <w:pict>
-              <v:shape w14:anchorId="0B21736A" id="_x0000_s1087" type="#_x0000_t202" style="position:absolute;margin-left:89.9pt;margin-top:120.7pt;width:36pt;height:20.25pt;z-index:251662336;visibility:visible;mso-wrap-style:square;mso-width-percent:0;mso-height-percent:0;mso-wrap-distance-left:9pt;mso-wrap-distance-top:3.6pt;mso-wrap-distance-right:9pt;mso-wrap-distance-bottom:3.6pt;mso-position-horizontal:absolute;mso-position-horizontal-relative:text;mso-position-vertical:absolute;mso-position-vertical-relative:page;mso-width-percent:0;mso-height-percent:0;mso-width-relative:margin;mso-height-relative:margin;v-text-anchor:top" o:gfxdata="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" filled="f" stroked="f">
+              <v:shape w14:anchorId="0B21736A" id="_x0000_s1087" type="#_x0000_t202" style="position:absolute;margin-left:89.9pt;margin-top:120.7pt;width:36pt;height:20.25pt;z-index:251662336;visibility:visible;mso-wrap-style:square;mso-width-percent:0;mso-height-percent:0;mso-wrap-distance-left:9pt;mso-wrap-distance-top:3.6pt;mso-wrap-distance-right:9pt;mso-wrap-distance-bottom:3.6pt;mso-position-horizontal:absolute;mso-position-horizontal-relative:text;mso-position-vertical:absolute;mso-position-vertical-relative:page;mso-width-percent:0;mso-height-percent:0;mso-width-relative:margin;mso-height-relative:margin;v-text-anchor:top" o:gfxdata="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" filled="f" stroked="f">
                 <v:textbox>
                   <w:txbxContent>
                     <w:p>
@@ -10364,7 +10342,7 @@
 </file>
 
 <file path=word/endnotes.xml><?xml version="1.0" encoding="utf-8"?>
-<w:endnotes xmlns:wpc="http://schemas.microsoft.com/office/word/2010/wordprocessingCanvas" xmlns:cx="http://schemas.microsoft.com/office/drawing/2014/chartex" xmlns:cx1="http://schemas.microsoft.com/office/drawing/2015/9/8/chartex" xmlns:cx2="http://schemas.microsoft.com/office/drawing/2015/10/21/chartex" xmlns:cx3="http://schemas.microsoft.com/office/drawing/2016/5/9/chartex" xmlns:cx4="http://schemas.microsoft.com/office/drawing/2016/5/10/chartex" xmlns:cx5="http://schemas.microsoft.com/office/drawing/2016/5/11/chartex" xmlns:cx6="http://schemas.microsoft.com/office/drawing/2016/5/12/chartex" xmlns:cx7="http://schemas.microsoft.com/office/drawing/2016/5/13/chartex" xmlns:cx8="http://schemas.microsoft.com/office/drawing/2016/5/14/chartex" xmlns:mc="http://schemas.openxmlformats.org/markup-compatibility/2006" xmlns:aink="http://schemas.microsoft.com/office/drawing/2016/ink" xmlns:am3d="http://schemas.microsoft.com/office/drawing/2017/model3d" xmlns:o="urn:schemas-microsoft-com:office:office" xmlns:r="http://schemas.openxmlformats.org/officeDocument/2006/relationships" xmlns:m="http://schemas.openxmlformats.org/officeDocument/2006/math" xmlns:v="urn:schemas-microsoft-com:vml" xmlns:wp14="http://schemas.microsoft.com/office/word/2010/wordprocessingDrawing" xmlns:wp="http://schemas.openxmlformats.org/drawingml/2006/wordprocessingDrawing" xmlns:w10="urn:schemas-microsoft-com:office:word" xmlns:w="http://schemas.openxmlformats.org/wordprocessingml/2006/main" xmlns:w14="http://schemas.microsoft.com/office/word/2010/wordml" xmlns:w15="http://schemas.microsoft.com/office/word/2012/wordml" xmlns:w16cex="http://schemas.microsoft.com/office/word/2018/wordml/cex" xmlns:w16cid="http://schemas.microsoft.com/office/word/2016/wordml/cid" xmlns:w16="http://schemas.microsoft.com/office/word/2018/wordml" xmlns:w16sdtdh="http://schemas.microsoft.com/office/word/2020/wordml/sdtdatahash" xmlns:w16se="http://schemas.microsoft.com/office/word/2015/wordml/symex" xmlns:wpg="http://schemas.microsoft.com/office/word/2010/wordprocessingGroup" xmlns:wpi="http://schemas.microsoft.com/office/word/2010/wordprocessingInk" xmlns:wne="http://schemas.microsoft.com/office/word/2006/wordml" xmlns:wps="http://schemas.microsoft.com/office/word/2010/wordprocessingShape" mc:Ignorable="w14 w15 w16se w16cid w16 w16cex w16sdtdh wp14">
+<w:endnotes xmlns:wpc="http://schemas.microsoft.com/office/word/2010/wordprocessingCanvas" xmlns:cx="http://schemas.microsoft.com/office/drawing/2014/chartex" xmlns:cx1="http://schemas.microsoft.com/office/drawing/2015/9/8/chartex" xmlns:cx2="http://schemas.microsoft.com/office/drawing/2015/10/21/chartex" xmlns:cx3="http://schemas.microsoft.com/office/drawing/2016/5/9/chartex" xmlns:cx4="http://schemas.microsoft.com/office/drawing/2016/5/10/chartex" xmlns:cx5="http://schemas.microsoft.com/office/drawing/2016/5/11/chartex" xmlns:cx6="http://schemas.microsoft.com/office/drawing/2016/5/12/chartex" xmlns:cx7="http://schemas.microsoft.com/office/drawing/2016/5/13/chartex" xmlns:cx8="http://schemas.microsoft.com/office/drawing/2016/5/14/chartex" xmlns:mc="http://schemas.openxmlformats.org/markup-compatibility/2006" xmlns:aink="http://schemas.microsoft.com/office/drawing/2016/ink" xmlns:am3d="http://schemas.microsoft.com/office/drawing/2017/model3d" xmlns:o="urn:schemas-microsoft-com:office:office" xmlns:oel="http://schemas.microsoft.com/office/2019/extlst" xmlns:r="http://schemas.openxmlformats.org/officeDocument/2006/relationships" xmlns:m="http://schemas.openxmlformats.org/officeDocument/2006/math" xmlns:v="urn:schemas-microsoft-com:vml" xmlns:wp14="http://schemas.microsoft.com/office/word/2010/wordprocessingDrawing" xmlns:wp="http://schemas.openxmlformats.org/drawingml/2006/wordprocessingDrawing" xmlns:w10="urn:schemas-microsoft-com:office:word" xmlns:w="http://schemas.openxmlformats.org/wordprocessingml/2006/main" xmlns:w14="http://schemas.microsoft.com/office/word/2010/wordml" xmlns:w15="http://schemas.microsoft.com/office/word/2012/wordml" xmlns:w16cei="http://schemas.microsoft.com/office/word/2026/wordml/cei" xmlns:w16cex="http://schemas.microsoft.com/office/word/2018/wordml/cex" xmlns:w16cid="http://schemas.microsoft.com/office/word/2016/wordml/cid" xmlns:w16="http://schemas.microsoft.com/office/word/2018/wordml" xmlns:w16du="http://schemas.microsoft.com/office/word/2023/wordml/word16du" xmlns:w16sdtdh="http://schemas.microsoft.com/office/word/2020/wordml/sdtdatahash" xmlns:w16sdtfl="http://schemas.microsoft.com/office/word/2024/wordml/sdtformatlock" xmlns:w16se="http://schemas.microsoft.com/office/word/2015/wordml/symex" xmlns:wpg="http://schemas.microsoft.com/office/word/2010/wordprocessingGroup" xmlns:wpi="http://schemas.microsoft.com/office/word/2010/wordprocessingInk" xmlns:wne="http://schemas.microsoft.com/office/word/2006/wordml" xmlns:wps="http://schemas.microsoft.com/office/word/2010/wordprocessingShape" mc:Ignorable="w14 w15 w16se w16cid w16 w16cex w16sdtdh w16sdtfl w16du wp14">
   <w:endnote w:type="separator" w:id="-1">
     <w:p>
       <w:pPr>
@@ -10389,7 +10367,7 @@
 </file>
 
 <file path=word/footnotes.xml><?xml version="1.0" encoding="utf-8"?>
-<w:footnotes xmlns:wpc="http://schemas.microsoft.com/office/word/2010/wordprocessingCanvas" xmlns:cx="http://schemas.microsoft.com/office/drawing/2014/chartex" xmlns:cx1="http://schemas.microsoft.com/office/drawing/2015/9/8/chartex" xmlns:cx2="http://schemas.microsoft.com/office/drawing/2015/10/21/chartex" xmlns:cx3="http://schemas.microsoft.com/office/drawing/2016/5/9/chartex" xmlns:cx4="http://schemas.microsoft.com/office/drawing/2016/5/10/chartex" xmlns:cx5="http://schemas.microsoft.com/office/drawing/2016/5/11/chartex" xmlns:cx6="http://schemas.microsoft.com/office/drawing/2016/5/12/chartex" xmlns:cx7="http://schemas.microsoft.com/office/drawing/2016/5/13/chartex" xmlns:cx8="http://schemas.microsoft.com/office/drawing/2016/5/14/chartex" xmlns:mc="http://schemas.openxmlformats.org/markup-compatibility/2006" xmlns:aink="http://schemas.microsoft.com/office/drawing/2016/ink" xmlns:am3d="http://schemas.microsoft.com/office/drawing/2017/model3d" xmlns:o="urn:schemas-microsoft-com:office:office" xmlns:r="http://schemas.openxmlformats.org/officeDocument/2006/relationships" xmlns:m="http://schemas.openxmlformats.org/officeDocument/2006/math" xmlns:v="urn:schemas-microsoft-com:vml" xmlns:wp14="http://schemas.microsoft.com/office/word/2010/wordprocessingDrawing" xmlns:wp="http://schemas.openxmlformats.org/drawingml/2006/wordprocessingDrawing" xmlns:w10="urn:schemas-microsoft-com:office:word" xmlns:w="http://schemas.openxmlformats.org/wordprocessingml/2006/main" xmlns:w14="http://schemas.microsoft.com/office/word/2010/wordml" xmlns:w15="http://schemas.microsoft.com/office/word/2012/wordml" xmlns:w16cex="http://schemas.microsoft.com/office/word/2018/wordml/cex" xmlns:w16cid="http://schemas.microsoft.com/office/word/2016/wordml/cid" xmlns:w16="http://schemas.microsoft.com/office/word/2018/wordml" xmlns:w16sdtdh="http://schemas.microsoft.com/office/word/2020/wordml/sdtdatahash" xmlns:w16se="http://schemas.microsoft.com/office/word/2015/wordml/symex" xmlns:wpg="http://schemas.microsoft.com/office/word/2010/wordprocessingGroup" xmlns:wpi="http://schemas.microsoft.com/office/word/2010/wordprocessingInk" xmlns:wne="http://schemas.microsoft.com/office/word/2006/wordml" xmlns:wps="http://schemas.microsoft.com/office/word/2010/wordprocessingShape" mc:Ignorable="w14 w15 w16se w16cid w16 w16cex w16sdtdh wp14">
+<w:footnotes xmlns:wpc="http://schemas.microsoft.com/office/word/2010/wordprocessingCanvas" xmlns:cx="http://schemas.microsoft.com/office/drawing/2014/chartex" xmlns:cx1="http://schemas.microsoft.com/office/drawing/2015/9/8/chartex" xmlns:cx2="http://schemas.microsoft.com/office/drawing/2015/10/21/chartex" xmlns:cx3="http://schemas.microsoft.com/office/drawing/2016/5/9/chartex" xmlns:cx4="http://schemas.microsoft.com/office/drawing/2016/5/10/chartex" xmlns:cx5="http://schemas.microsoft.com/office/drawing/2016/5/11/chartex" xmlns:cx6="http://schemas.microsoft.com/office/drawing/2016/5/12/chartex" xmlns:cx7="http://schemas.microsoft.com/office/drawing/2016/5/13/chartex" xmlns:cx8="http://schemas.microsoft.com/office/drawing/2016/5/14/chartex" xmlns:mc="http://schemas.openxmlformats.org/markup-compatibility/2006" xmlns:aink="http://schemas.microsoft.com/office/drawing/2016/ink" xmlns:am3d="http://schemas.microsoft.com/office/drawing/2017/model3d" xmlns:o="urn:schemas-microsoft-com:office:office" xmlns:oel="http://schemas.microsoft.com/office/2019/extlst" xmlns:r="http://schemas.openxmlformats.org/officeDocument/2006/relationships" xmlns:m="http://schemas.openxmlformats.org/officeDocument/2006/math" xmlns:v="urn:schemas-microsoft-com:vml" xmlns:wp14="http://schemas.microsoft.com/office/word/2010/wordprocessingDrawing" xmlns:wp="http://schemas.openxmlformats.org/drawingml/2006/wordprocessingDrawing" xmlns:w10="urn:schemas-microsoft-com:office:word" xmlns:w="http://schemas.openxmlformats.org/wordprocessingml/2006/main" xmlns:w14="http://schemas.microsoft.com/office/word/2010/wordml" xmlns:w15="http://schemas.microsoft.com/office/word/2012/wordml" xmlns:w16cei="http://schemas.microsoft.com/office/word/2026/wordml/cei" xmlns:w16cex="http://schemas.microsoft.com/office/word/2018/wordml/cex" xmlns:w16cid="http://schemas.microsoft.com/office/word/2016/wordml/cid" xmlns:w16="http://schemas.microsoft.com/office/word/2018/wordml" xmlns:w16du="http://schemas.microsoft.com/office/word/2023/wordml/word16du" xmlns:w16sdtdh="http://schemas.microsoft.com/office/word/2020/wordml/sdtdatahash" xmlns:w16sdtfl="http://schemas.microsoft.com/office/word/2024/wordml/sdtformatlock" xmlns:w16se="http://schemas.microsoft.com/office/word/2015/wordml/symex" xmlns:wpg="http://schemas.microsoft.com/office/word/2010/wordprocessingGroup" xmlns:wpi="http://schemas.microsoft.com/office/word/2010/wordprocessingInk" xmlns:wne="http://schemas.microsoft.com/office/word/2006/wordml" xmlns:wps="http://schemas.microsoft.com/office/word/2010/wordprocessingShape" mc:Ignorable="w14 w15 w16se w16cid w16 w16cex w16sdtdh w16sdtfl w16du wp14">
   <w:footnote w:type="separator" w:id="-1">
     <w:p>
       <w:pPr>
@@ -10414,7 +10392,7 @@
 </file>
 
 <file path=word/styles.xml><?xml version="1.0" encoding="utf-8"?>
-<w:styles xmlns:mc="http://schemas.openxmlformats.org/markup-compatibility/2006" xmlns:r="http://schemas.openxmlformats.org/officeDocument/2006/relationships" xmlns:w="http://schemas.openxmlformats.org/wordprocessingml/2006/main" xmlns:w14="http://schemas.microsoft.com/office/word/2010/wordml" xmlns:w15="http://schemas.microsoft.com/office/word/2012/wordml" xmlns:w16cex="http://schemas.microsoft.com/office/word/2018/wordml/cex" xmlns:w16cid="http://schemas.microsoft.com/office/word/2016/wordml/cid" xmlns:w16="http://schemas.microsoft.com/office/word/2018/wordml" xmlns:w16sdtdh="http://schemas.microsoft.com/office/word/2020/wordml/sdtdatahash" xmlns:w16se="http://schemas.microsoft.com/office/word/2015/wordml/symex" mc:Ignorable="w14 w15 w16se w16cid w16 w16cex w16sdtdh">
+<w:styles xmlns:mc="http://schemas.openxmlformats.org/markup-compatibility/2006" xmlns:r="http://schemas.openxmlformats.org/officeDocument/2006/relationships" xmlns:w="http://schemas.openxmlformats.org/wordprocessingml/2006/main" xmlns:w14="http://schemas.microsoft.com/office/word/2010/wordml" xmlns:w15="http://schemas.microsoft.com/office/word/2012/wordml" xmlns:w16cex="http://schemas.microsoft.com/office/word/2018/wordml/cex" xmlns:w16cid="http://schemas.microsoft.com/office/word/2016/wordml/cid" xmlns:w16="http://schemas.microsoft.com/office/word/2018/wordml" xmlns:w16du="http://schemas.microsoft.com/office/word/2023/wordml/word16du" xmlns:w16sdtdh="http://schemas.microsoft.com/office/word/2020/wordml/sdtdatahash" xmlns:w16sdtfl="http://schemas.microsoft.com/office/word/2024/wordml/sdtformatlock" xmlns:w16se="http://schemas.microsoft.com/office/word/2015/wordml/symex" mc:Ignorable="w14 w15 w16se w16cid w16 w16cex w16sdtdh w16sdtfl w16du">
   <w:docDefaults>
     <w:rPrDefault>
       <w:rPr>
@@ -10821,7 +10799,6 @@
   <w:style w:type="character" w:default="1" w:styleId="a0">
     <w:name w:val="Default Paragraph Font"/>
     <w:uiPriority w:val="1"/>
-    <w:semiHidden/>
     <w:unhideWhenUsed/>
   </w:style>
   <w:style w:type="table" w:default="1" w:styleId="a1">
@@ -10915,6 +10892,19 @@
       <w:color w:val="000000"/>
       <w:sz w:val="28"/>
       <w:szCs w:val="28"/>
+    </w:rPr>
+  </w:style>
+  <w:style w:type="paragraph" w:styleId="Web">
+    <w:name w:val="Normal (Web)"/>
+    <w:basedOn w:val="a"/>
+    <w:uiPriority w:val="99"/>
+    <w:semiHidden/>
+    <w:unhideWhenUsed/>
+    <w:rsid w:val="00B37344"/>
+    <w:rPr>
+      <w:rFonts w:ascii="Times New Roman" w:hAnsi="Times New Roman" w:cs="Times New Roman"/>
+      <w:sz w:val="24"/>
+      <w:szCs w:val="24"/>
     </w:rPr>
   </w:style>
 </w:styles>
@@ -11225,6 +11215,16 @@
 </file>
 
 <file path=customXml/item2.xml><?xml version="1.0" encoding="utf-8"?>
+<b:Sources xmlns:b="http://schemas.openxmlformats.org/officeDocument/2006/bibliography" xmlns="http://schemas.openxmlformats.org/officeDocument/2006/bibliography" SelectedStyle="\APASixthEditionOfficeOnline.xsl" StyleName="APA" Version="6"/>
+</file>
+
+<file path=customXml/item3.xml><?xml version="1.0" encoding="utf-8"?>
+<p:properties xmlns:p="http://schemas.microsoft.com/office/2006/metadata/properties" xmlns:xsi="http://www.w3.org/2001/XMLSchema-instance" xmlns:pc="http://schemas.microsoft.com/office/infopath/2007/PartnerControls">
+  <documentManagement/>
+</p:properties>
+</file>
+
+<file path=customXml/item4.xml><?xml version="1.0" encoding="utf-8"?>
 <ct:contentTypeSchema xmlns:ct="http://schemas.microsoft.com/office/2006/metadata/contentType" xmlns:ma="http://schemas.microsoft.com/office/2006/metadata/properties/metaAttributes" ct:_="" ma:_="" ma:contentTypeName="ドキュメント" ma:contentTypeID="0x010100EC33F6912B0E024BA115D493ECEA24E1" ma:contentTypeVersion="6" ma:contentTypeDescription="新しいドキュメントを作成します。" ma:contentTypeScope="" ma:versionID="8d9e851b59e7a30c392df7e93a4aa126">
   <xsd:schema xmlns:xsd="http://www.w3.org/2001/XMLSchema" xmlns:xs="http://www.w3.org/2001/XMLSchema" xmlns:p="http://schemas.microsoft.com/office/2006/metadata/properties" xmlns:ns2="e7243d3f-1ff7-4e76-a7ef-207d22bf1758" targetNamespace="http://schemas.microsoft.com/office/2006/metadata/properties" ma:root="true" ma:fieldsID="4926f44469196563cca10061f15f1ff6" ns2:_="">
     <xsd:import namespace="e7243d3f-1ff7-4e76-a7ef-207d22bf1758"/>
@@ -11380,16 +11380,6 @@
 </ct:contentTypeSchema>
 </file>
 
-<file path=customXml/item3.xml><?xml version="1.0" encoding="utf-8"?>
-<p:properties xmlns:p="http://schemas.microsoft.com/office/2006/metadata/properties" xmlns:xsi="http://www.w3.org/2001/XMLSchema-instance" xmlns:pc="http://schemas.microsoft.com/office/infopath/2007/PartnerControls">
-  <documentManagement/>
-</p:properties>
-</file>
-
-<file path=customXml/item4.xml><?xml version="1.0" encoding="utf-8"?>
-<b:Sources xmlns:b="http://schemas.openxmlformats.org/officeDocument/2006/bibliography" xmlns="http://schemas.openxmlformats.org/officeDocument/2006/bibliography" SelectedStyle="\APASixthEditionOfficeOnline.xsl" StyleName="APA" Version="6"/>
-</file>
-
 <file path=customXml/itemProps1.xml><?xml version="1.0" encoding="utf-8"?>
 <ds:datastoreItem xmlns:ds="http://schemas.openxmlformats.org/officeDocument/2006/customXml" ds:itemID="{52AA1B57-68EC-418D-AEF5-1CC25D1F68DD}">
   <ds:schemaRefs>
@@ -11399,6 +11389,23 @@
 </file>
 
 <file path=customXml/itemProps2.xml><?xml version="1.0" encoding="utf-8"?>
+<ds:datastoreItem xmlns:ds="http://schemas.openxmlformats.org/officeDocument/2006/customXml" ds:itemID="{981E5AFB-2D85-426C-83FA-D98DC6464BE6}">
+  <ds:schemaRefs>
+    <ds:schemaRef ds:uri="http://schemas.openxmlformats.org/officeDocument/2006/bibliography"/>
+  </ds:schemaRefs>
+</ds:datastoreItem>
+</file>
+
+<file path=customXml/itemProps3.xml><?xml version="1.0" encoding="utf-8"?>
+<ds:datastoreItem xmlns:ds="http://schemas.openxmlformats.org/officeDocument/2006/customXml" ds:itemID="{5698CD1B-334F-4615-9D8A-386FA9A6653B}">
+  <ds:schemaRefs>
+    <ds:schemaRef ds:uri="http://schemas.microsoft.com/office/2006/metadata/properties"/>
+    <ds:schemaRef ds:uri="http://schemas.microsoft.com/office/infopath/2007/PartnerControls"/>
+  </ds:schemaRefs>
+</ds:datastoreItem>
+</file>
+
+<file path=customXml/itemProps4.xml><?xml version="1.0" encoding="utf-8"?>
 <ds:datastoreItem xmlns:ds="http://schemas.openxmlformats.org/officeDocument/2006/customXml" ds:itemID="{BC796512-8111-4B64-9AA2-6D1EA7D6B207}">
   <ds:schemaRefs>
     <ds:schemaRef ds:uri="http://schemas.microsoft.com/office/2006/metadata/contentType"/>
@@ -11414,21 +11421,4 @@
     <ds:schemaRef ds:uri="http://schemas.microsoft.com/internal/obd"/>
   </ds:schemaRefs>
 </ds:datastoreItem>
-</file>
-
-<file path=customXml/itemProps3.xml><?xml version="1.0" encoding="utf-8"?>
-<ds:datastoreItem xmlns:ds="http://schemas.openxmlformats.org/officeDocument/2006/customXml" ds:itemID="{5698CD1B-334F-4615-9D8A-386FA9A6653B}">
-  <ds:schemaRefs>
-    <ds:schemaRef ds:uri="http://schemas.microsoft.com/office/2006/metadata/properties"/>
-    <ds:schemaRef ds:uri="http://schemas.microsoft.com/office/infopath/2007/PartnerControls"/>
-  </ds:schemaRefs>
-</ds:datastoreItem>
-</file>
-
-<file path=customXml/itemProps4.xml><?xml version="1.0" encoding="utf-8"?>
-<ds:datastoreItem xmlns:ds="http://schemas.openxmlformats.org/officeDocument/2006/customXml" ds:itemID="{981E5AFB-2D85-426C-83FA-D98DC6464BE6}">
-  <ds:schemaRefs>
-    <ds:schemaRef ds:uri="http://schemas.openxmlformats.org/officeDocument/2006/bibliography"/>
-  </ds:schemaRefs>
-</ds:datastoreItem>
 </file>